--- a/HW01/AI_Forms/[AI-05] - FIT@HCMUS - AI Privacy Checklist_En - HW01.docx
+++ b/HW01/AI_Forms/[AI-05] - FIT@HCMUS - AI Privacy Checklist_En - HW01.docx
@@ -567,6 +567,13 @@
             <w:pPr>
               <w:cnfStyle w:val="100000000000" w:firstRow="1" w:lastRow="0" w:firstColumn="0" w:lastColumn="0" w:oddVBand="0" w:evenVBand="0" w:oddHBand="0" w:evenHBand="0" w:firstRowFirstColumn="0" w:firstRowLastColumn="0" w:lastRowFirstColumn="0" w:lastRowLastColumn="0"/>
             </w:pPr>
+            <w:r>
+              <w:rPr>
+                <w:rFonts w:ascii="Arial" w:hAnsi="Arial"/>
+                <w:sz w:val="21"/>
+              </w:rPr>
+              <w:t>Huỳnh Thái Toàn</w:t>
+            </w:r>
           </w:p>
         </w:tc>
       </w:tr>
@@ -598,6 +605,13 @@
             <w:pPr>
               <w:cnfStyle w:val="000000100000" w:firstRow="0" w:lastRow="0" w:firstColumn="0" w:lastColumn="0" w:oddVBand="0" w:evenVBand="0" w:oddHBand="1" w:evenHBand="0" w:firstRowFirstColumn="0" w:firstRowLastColumn="0" w:lastRowFirstColumn="0" w:lastRowLastColumn="0"/>
             </w:pPr>
+            <w:r>
+              <w:rPr>
+                <w:rFonts w:ascii="Arial" w:hAnsi="Arial"/>
+                <w:sz w:val="21"/>
+              </w:rPr>
+              <w:t>23120175</w:t>
+            </w:r>
           </w:p>
         </w:tc>
       </w:tr>
@@ -629,6 +643,13 @@
             <w:pPr>
               <w:cnfStyle w:val="000000010000" w:firstRow="0" w:lastRow="0" w:firstColumn="0" w:lastColumn="0" w:oddVBand="0" w:evenVBand="0" w:oddHBand="0" w:evenHBand="1" w:firstRowFirstColumn="0" w:firstRowLastColumn="0" w:lastRowFirstColumn="0" w:lastRowLastColumn="0"/>
             </w:pPr>
+            <w:r>
+              <w:rPr>
+                <w:rFonts w:ascii="Arial" w:hAnsi="Arial"/>
+                <w:sz w:val="21"/>
+              </w:rPr>
+              <w:t>CQ2023/31</w:t>
+            </w:r>
           </w:p>
         </w:tc>
       </w:tr>
@@ -743,6 +764,13 @@
             <w:pPr>
               <w:cnfStyle w:val="000000100000" w:firstRow="0" w:lastRow="0" w:firstColumn="0" w:lastColumn="0" w:oddVBand="0" w:evenVBand="0" w:oddHBand="1" w:evenHBand="0" w:firstRowFirstColumn="0" w:firstRowLastColumn="0" w:lastRowFirstColumn="0" w:lastRowLastColumn="0"/>
             </w:pPr>
+            <w:r>
+              <w:rPr>
+                <w:rFonts w:ascii="Arial" w:hAnsi="Arial"/>
+                <w:sz w:val="21"/>
+              </w:rPr>
+              <w:t>26/09/2026</w:t>
+            </w:r>
           </w:p>
         </w:tc>
       </w:tr>

--- a/HW01/AI_Forms/[AI-05] - FIT@HCMUS - AI Privacy Checklist_En - HW01.docx
+++ b/HW01/AI_Forms/[AI-05] - FIT@HCMUS - AI Privacy Checklist_En - HW01.docx
@@ -358,7 +358,7 @@
           <w:color w:val="555555"/>
           <w:sz w:val="18"/>
         </w:rPr>
-        <w:t>Evidence / note: AI-02 / Appendix A1; artifacts #1 (mindmap) and #2 (Codex draft) are still pending.</w:t>
+        <w:t>Evidence / note: AI-02 / Appendix A1; artifact #2 (Codex draft) is still pending.</w:t>
       </w:r>
     </w:p>
     <w:p>

--- a/HW01/AI_Forms/[AI-05] - FIT@HCMUS - AI Privacy Checklist_En - HW01.docx
+++ b/HW01/AI_Forms/[AI-05] - FIT@HCMUS - AI Privacy Checklist_En - HW01.docx
@@ -733,6 +733,13 @@
             <w:pPr>
               <w:cnfStyle w:val="000000010000" w:firstRow="0" w:lastRow="0" w:firstColumn="0" w:lastColumn="0" w:oddVBand="0" w:evenVBand="0" w:oddHBand="0" w:evenHBand="1" w:firstRowFirstColumn="0" w:firstRowLastColumn="0" w:lastRowFirstColumn="0" w:lastRowLastColumn="0"/>
             </w:pPr>
+            <w:r>
+              <w:rPr>
+                <w:rFonts w:ascii="Arial" w:hAnsi="Arial"/>
+                <w:sz w:val="21"/>
+              </w:rPr>
+              <w:t>MSc. Trần Thị Bích Hạnh</w:t>
+            </w:r>
           </w:p>
         </w:tc>
       </w:tr>

--- a/HW01/AI_Forms/[AI-05] - FIT@HCMUS - AI Privacy Checklist_En - HW01.docx
+++ b/HW01/AI_Forms/[AI-05] - FIT@HCMUS - AI Privacy Checklist_En - HW01.docx
@@ -161,7 +161,7 @@
           <w:color w:val="555555"/>
           <w:sz w:val="18"/>
         </w:rPr>
-        <w:t>Evidence / note: ChatGPT and Cursor are logged; the Codex session of 23/09/2026 still has to be added.</w:t>
+        <w:t>Evidence / note: ChatGPT and R1-M01 are logged. Cursor session prompts and Codex planning prompts are omitted from the submitted log by student decision.</w:t>
       </w:r>
     </w:p>
     <w:p>
@@ -322,7 +322,7 @@
           <w:color w:val="555555"/>
           <w:sz w:val="18"/>
         </w:rPr>
-        <w:t>Evidence / note: Complete for ChatGPT and Cursor; the R3-T01 time is self-reported (no screenshot) and the Codex prompts are missing.</w:t>
+        <w:t>Evidence / note: ChatGPT and R1-M01 are logged. Cursor session prompts and Codex planning prompts are omitted by student decision. The R3-T01 time is self-reported (no screenshot).</w:t>
       </w:r>
     </w:p>
     <w:p>
@@ -358,7 +358,7 @@
           <w:color w:val="555555"/>
           <w:sz w:val="18"/>
         </w:rPr>
-        <w:t>Evidence / note: AI-02 / Appendix A1; artifact #2 (Codex draft) is still pending.</w:t>
+        <w:t>Evidence / note: AI-02 / Appendix A1.</w:t>
       </w:r>
     </w:p>
     <w:p>

--- a/HW01/AI_Forms/[AI-05] - FIT@HCMUS - AI Privacy Checklist_En - HW01.docx
+++ b/HW01/AI_Forms/[AI-05] - FIT@HCMUS - AI Privacy Checklist_En - HW01.docx
@@ -1,919 +1,976 @@
 
 <file path=word/document.xml><?xml version="1.0" encoding="utf-8"?>
-<w:document xmlns:wpc="http://schemas.microsoft.com/office/word/2010/wordprocessingCanvas" xmlns:cx="http://schemas.microsoft.com/office/drawing/2014/chartex" xmlns:cx1="http://schemas.microsoft.com/office/drawing/2015/9/8/chartex" xmlns:cx2="http://schemas.microsoft.com/office/drawing/2015/10/21/chartex" xmlns:cx3="http://schemas.microsoft.com/office/drawing/2016/5/9/chartex" xmlns:cx4="http://schemas.microsoft.com/office/drawing/2016/5/10/chartex" xmlns:cx5="http://schemas.microsoft.com/office/drawing/2016/5/11/chartex" xmlns:cx6="http://schemas.microsoft.com/office/drawing/2016/5/12/chartex" xmlns:cx7="http://schemas.microsoft.com/office/drawing/2016/5/13/chartex" xmlns:cx8="http://schemas.microsoft.com/office/drawing/2016/5/14/chartex" xmlns:mc="http://schemas.openxmlformats.org/markup-compatibility/2006" xmlns:aink="http://schemas.microsoft.com/office/drawing/2016/ink" xmlns:am3d="http://schemas.microsoft.com/office/drawing/2017/model3d" xmlns:o="urn:schemas-microsoft-com:office:office" xmlns:oel="http://schemas.microsoft.com/office/2019/extlst" xmlns:r="http://schemas.openxmlformats.org/officeDocument/2006/relationships" xmlns:m="http://schemas.openxmlformats.org/officeDocument/2006/math" xmlns:v="urn:schemas-microsoft-com:vml" xmlns:wp14="http://schemas.microsoft.com/office/word/2010/wordprocessingDrawing" xmlns:wp="http://schemas.openxmlformats.org/drawingml/2006/wordprocessingDrawing" xmlns:w10="urn:schemas-microsoft-com:office:word" xmlns:w="http://schemas.openxmlformats.org/wordprocessingml/2006/main" xmlns:w14="http://schemas.microsoft.com/office/word/2010/wordml" xmlns:w15="http://schemas.microsoft.com/office/word/2012/wordml" xmlns:w16cex="http://schemas.microsoft.com/office/word/2018/wordml/cex" xmlns:w16cid="http://schemas.microsoft.com/office/word/2016/wordml/cid" xmlns:w16="http://schemas.microsoft.com/office/word/2018/wordml" xmlns:w16du="http://schemas.microsoft.com/office/word/2023/wordml/word16du" xmlns:w16sdtdh="http://schemas.microsoft.com/office/word/2020/wordml/sdtdatahash" xmlns:w16sdtfl="http://schemas.microsoft.com/office/word/2024/wordml/sdtformatlock" xmlns:w16se="http://schemas.microsoft.com/office/word/2015/wordml/symex" xmlns:wpg="http://schemas.microsoft.com/office/word/2010/wordprocessingGroup" xmlns:wpi="http://schemas.microsoft.com/office/word/2010/wordprocessingInk" xmlns:wne="http://schemas.microsoft.com/office/word/2006/wordml" xmlns:wps="http://schemas.microsoft.com/office/word/2010/wordprocessingShape" mc:Ignorable="w14 w15 w16se w16cid w16 w16cex w16sdtdh w16sdtfl w16du wp14">
-  <w:body>
-    <w:p>
-      <w:pPr>
-        <w:jc w:val="center"/>
-      </w:pPr>
-      <w:r>
-        <w:rPr>
-          <w:rFonts w:ascii="Arial" w:hAnsi="Arial"/>
-          <w:b/>
-        </w:rPr>
-        <w:t>Faculty of Information Technology (FIT) – Ho Chi Minh City University of Science (HCMUS)</w:t>
-      </w:r>
-    </w:p>
-    <w:p>
-      <w:pPr>
-        <w:jc w:val="center"/>
-      </w:pPr>
-      <w:r>
-        <w:rPr>
-          <w:rFonts w:ascii="Arial" w:hAnsi="Arial"/>
-          <w:b/>
-        </w:rPr>
-        <w:t>CS423 / CSC1</w:t>
-      </w:r>
-      <w:r>
-        <w:rPr>
-          <w:rFonts w:ascii="Arial" w:hAnsi="Arial"/>
-          <w:b/>
-        </w:rPr>
-        <w:t>3</w:t>
-      </w:r>
-      <w:r>
-        <w:rPr>
-          <w:rFonts w:ascii="Arial" w:hAnsi="Arial"/>
-          <w:b/>
-        </w:rPr>
-        <w:t>003 – Software Testing (AI-augmented · 2026)</w:t>
-      </w:r>
-    </w:p>
-    <w:p>
-      <w:pPr>
-        <w:jc w:val="center"/>
-      </w:pPr>
-      <w:r>
-        <w:rPr>
-          <w:rFonts w:ascii="Arial" w:hAnsi="Arial"/>
-          <w:b/>
-          <w:color w:val="C00000"/>
-          <w:sz w:val="20"/>
-        </w:rPr>
-        <w:t>AI POLICY · TEMPLATES — 2026 v1.0</w:t>
-      </w:r>
-    </w:p>
-    <w:p>
-      <w:pPr>
-        <w:pStyle w:val="Heading1"/>
-      </w:pPr>
-      <w:r>
-        <w:rPr>
-          <w:rFonts w:ascii="Arial" w:hAnsi="Arial"/>
-        </w:rPr>
-        <w:t>Privacy &amp; Responsible AI Use Checklist</w:t>
-      </w:r>
-    </w:p>
-    <w:p>
-      <w:r>
-        <w:rPr>
-          <w:rFonts w:ascii="Arial" w:hAnsi="Arial"/>
-          <w:i/>
-        </w:rPr>
-        <w:t>Run through this checklist before submitting any AI-assisted work.</w:t>
-      </w:r>
-    </w:p>
-    <w:p>
-      <w:r>
-        <w:rPr>
-          <w:rFonts w:ascii="Arial" w:hAnsi="Arial"/>
-          <w:i/>
-          <w:color w:val="707070"/>
-          <w:sz w:val="18"/>
-        </w:rPr>
-        <w:t xml:space="preserve">Adapted from Med Kharbach, PhD (2026) — AI Use Policy Templates for Higher Education. CC BY-NC-SA 4.0. This adaptation is prepared for FIT@HCMUS – CS423 / </w:t>
-      </w:r>
-      <w:r>
-        <w:rPr>
-          <w:rFonts w:ascii="Arial" w:hAnsi="Arial"/>
-          <w:i/>
-          <w:color w:val="707070"/>
-          <w:sz w:val="18"/>
-        </w:rPr>
-        <w:t>CSC13003</w:t>
-      </w:r>
-      <w:r>
-        <w:rPr>
-          <w:rFonts w:ascii="Arial" w:hAnsi="Arial"/>
-          <w:i/>
-          <w:color w:val="707070"/>
-          <w:sz w:val="18"/>
-        </w:rPr>
-        <w:t xml:space="preserve"> Software Testing course.</w:t>
-      </w:r>
-    </w:p>
-    <w:p>
-      <w:pPr>
-        <w:pStyle w:val="Heading2"/>
-      </w:pPr>
-      <w:r>
-        <w:rPr>
-          <w:rFonts w:ascii="Arial" w:hAnsi="Arial"/>
-        </w:rPr>
-        <w:t>1. Before I use AI</w:t>
-      </w:r>
-    </w:p>
-    <w:p>
-      <w:pPr>
-        <w:pStyle w:val="ListBullet"/>
-      </w:pPr>
-      <w:r>
-        <w:rPr>
-          <w:rFonts w:ascii="Arial" w:hAnsi="Arial"/>
-        </w:rPr>
-        <w:t>[ ] I confirmed the AI Use Category assigned to this assignment.</w:t>
-      </w:r>
-    </w:p>
-    <w:p>
-      <w:pPr>
-        <w:ind w:left="720"/>
-      </w:pPr>
-      <w:r>
-        <w:rPr>
-          <w:rFonts w:ascii="Arial" w:hAnsi="Arial"/>
-          <w:i/>
-          <w:color w:val="555555"/>
-          <w:sz w:val="18"/>
-        </w:rPr>
-        <w:t>Evidence / note: Category 4 – AI-Assisted Production (AI-01 §4).</w:t>
-      </w:r>
-    </w:p>
-    <w:p>
-      <w:pPr>
-        <w:pStyle w:val="ListBullet"/>
-      </w:pPr>
-      <w:r>
-        <w:rPr>
-          <w:rFonts w:ascii="Arial" w:hAnsi="Arial"/>
-        </w:rPr>
-        <w:t>[ ] I have declared which AI tool(s) I will use in my prompt log.</w:t>
-      </w:r>
-    </w:p>
-    <w:p>
-      <w:pPr>
-        <w:ind w:left="720"/>
-      </w:pPr>
-      <w:r>
-        <w:rPr>
-          <w:rFonts w:ascii="Arial" w:hAnsi="Arial"/>
-          <w:i/>
-          <w:color w:val="555555"/>
-          <w:sz w:val="18"/>
-        </w:rPr>
-        <w:t>Evidence / note: ChatGPT and R1-M01 are logged. Cursor session prompts and Codex planning prompts are omitted from the submitted log by student decision.</w:t>
-      </w:r>
-    </w:p>
-    <w:p>
-      <w:pPr>
-        <w:pStyle w:val="ListBullet"/>
-      </w:pPr>
-      <w:r>
-        <w:rPr>
-          <w:rFonts w:ascii="Arial" w:hAnsi="Arial"/>
-        </w:rPr>
-        <w:t>[ ] I have read the AI Use Agreement for this course.</w:t>
-      </w:r>
-    </w:p>
-    <w:p>
-      <w:pPr>
-        <w:ind w:left="720"/>
-      </w:pPr>
-      <w:r>
-        <w:rPr>
-          <w:rFonts w:ascii="Arial" w:hAnsi="Arial"/>
-          <w:i/>
-          <w:color w:val="555555"/>
-          <w:sz w:val="18"/>
-        </w:rPr>
-        <w:t>Evidence / note: AI-01.</w:t>
-      </w:r>
-    </w:p>
-    <w:p>
-      <w:pPr>
-        <w:pStyle w:val="ListBullet"/>
-      </w:pPr>
-      <w:r>
-        <w:rPr>
-          <w:rFonts w:ascii="Arial" w:hAnsi="Arial"/>
-        </w:rPr>
-        <w:t>[ ] I understand which artifacts MUST NOT be AI-generated.</w:t>
-      </w:r>
-    </w:p>
-    <w:p>
-      <w:pPr>
-        <w:ind w:left="720"/>
-      </w:pPr>
-      <w:r>
-        <w:rPr>
-          <w:rFonts w:ascii="Arial" w:hAnsi="Arial"/>
-          <w:i/>
-          <w:color w:val="555555"/>
-          <w:sz w:val="18"/>
-        </w:rPr>
-        <w:t>Evidence / note: Device photo with student ID, narrated videos, job-posting screenshots with login name, prompt log timestamps.</w:t>
-      </w:r>
-    </w:p>
-    <w:p>
-      <w:pPr>
-        <w:pStyle w:val="Heading2"/>
-      </w:pPr>
-      <w:r>
-        <w:rPr>
-          <w:rFonts w:ascii="Arial" w:hAnsi="Arial"/>
-        </w:rPr>
-        <w:t>2. While I am using AI</w:t>
-      </w:r>
-    </w:p>
-    <w:p>
-      <w:pPr>
-        <w:pStyle w:val="ListBullet"/>
-      </w:pPr>
-      <w:r>
-        <w:rPr>
-          <w:rFonts w:ascii="Arial" w:hAnsi="Arial"/>
-        </w:rPr>
-        <w:t>[ ] I did not enter personal data of classmates, customers, or patients.</w:t>
-      </w:r>
-    </w:p>
-    <w:p>
-      <w:pPr>
-        <w:ind w:left="720"/>
-      </w:pPr>
-      <w:r>
-        <w:rPr>
-          <w:rFonts w:ascii="Arial" w:hAnsi="Arial"/>
-          <w:i/>
-          <w:color w:val="555555"/>
-          <w:sz w:val="18"/>
-        </w:rPr>
-        <w:t>Evidence / note: No such data appears in the prompt log.</w:t>
-      </w:r>
-    </w:p>
-    <w:p>
-      <w:pPr>
-        <w:pStyle w:val="ListBullet"/>
-      </w:pPr>
-      <w:r>
-        <w:rPr>
-          <w:rFonts w:ascii="Arial" w:hAnsi="Arial"/>
-        </w:rPr>
-        <w:t>[ ] I did not paste copyrighted reading materials wholesale into the AI.</w:t>
-      </w:r>
-    </w:p>
-    <w:p>
-      <w:pPr>
-        <w:ind w:left="720"/>
-      </w:pPr>
-      <w:r>
-        <w:rPr>
-          <w:rFonts w:ascii="Arial" w:hAnsi="Arial"/>
-          <w:i/>
-          <w:color w:val="555555"/>
-          <w:sz w:val="18"/>
-        </w:rPr>
-        <w:t>Evidence / note: The assignment PDF and AI templates were opened by the Cursor and Codex agents to extract requirements – decide whether this counts.</w:t>
-      </w:r>
-    </w:p>
-    <w:p>
-      <w:pPr>
-        <w:pStyle w:val="ListBullet"/>
-      </w:pPr>
-      <w:r>
-        <w:rPr>
-          <w:rFonts w:ascii="Arial" w:hAnsi="Arial"/>
-        </w:rPr>
-        <w:t>[ ] I did not paste proprietary employer or open-source license-restricted code.</w:t>
-      </w:r>
-    </w:p>
-    <w:p>
-      <w:pPr>
-        <w:ind w:left="720"/>
-      </w:pPr>
-      <w:r>
-        <w:rPr>
-          <w:rFonts w:ascii="Arial" w:hAnsi="Arial"/>
-          <w:i/>
-          <w:color w:val="555555"/>
-          <w:sz w:val="18"/>
-        </w:rPr>
-        <w:t>Evidence / note: No code was pasted.</w:t>
-      </w:r>
-    </w:p>
-    <w:p>
-      <w:pPr>
-        <w:pStyle w:val="ListBullet"/>
-      </w:pPr>
-      <w:r>
-        <w:rPr>
-          <w:rFonts w:ascii="Arial" w:hAnsi="Arial"/>
-        </w:rPr>
-        <w:t>[ ] I logged each prompt + AI response into prompt_log.md with timestamp.</w:t>
-      </w:r>
-    </w:p>
-    <w:p>
-      <w:pPr>
-        <w:ind w:left="720"/>
-      </w:pPr>
-      <w:r>
-        <w:rPr>
-          <w:rFonts w:ascii="Arial" w:hAnsi="Arial"/>
-          <w:i/>
-          <w:color w:val="555555"/>
-          <w:sz w:val="18"/>
-        </w:rPr>
-        <w:t>Evidence / note: ChatGPT and R1-M01 are logged. Cursor session prompts and Codex planning prompts are omitted by student decision. The R3-T01 time is self-reported (no screenshot).</w:t>
-      </w:r>
-    </w:p>
-    <w:p>
-      <w:pPr>
-        <w:pStyle w:val="Heading2"/>
-      </w:pPr>
-      <w:r>
-        <w:rPr>
-          <w:rFonts w:ascii="Arial" w:hAnsi="Arial"/>
-        </w:rPr>
-        <w:t>3. Before I submit my work</w:t>
-      </w:r>
-    </w:p>
-    <w:p>
-      <w:pPr>
-        <w:pStyle w:val="ListBullet"/>
-      </w:pPr>
-      <w:r>
-        <w:rPr>
-          <w:rFonts w:ascii="Arial" w:hAnsi="Arial"/>
-        </w:rPr>
-        <w:t>[ ] All AI-generated artifacts are tagged in the AI Audit Report.</w:t>
-      </w:r>
-    </w:p>
-    <w:p>
-      <w:pPr>
-        <w:ind w:left="720"/>
-      </w:pPr>
-      <w:r>
-        <w:rPr>
-          <w:rFonts w:ascii="Arial" w:hAnsi="Arial"/>
-          <w:i/>
-          <w:color w:val="555555"/>
-          <w:sz w:val="18"/>
-        </w:rPr>
-        <w:t>Evidence / note: AI-02 / Appendix A1.</w:t>
-      </w:r>
-    </w:p>
-    <w:p>
-      <w:pPr>
-        <w:pStyle w:val="ListBullet"/>
-      </w:pPr>
-      <w:r>
-        <w:rPr>
-          <w:rFonts w:ascii="Arial" w:hAnsi="Arial"/>
-        </w:rPr>
-        <w:t>[ ] All citations from AI have been verified (sources actually exist).</w:t>
-      </w:r>
-    </w:p>
-    <w:p>
-      <w:pPr>
-        <w:ind w:left="720"/>
-      </w:pPr>
-      <w:r>
-        <w:rPr>
-          <w:rFonts w:ascii="Arial" w:hAnsi="Arial"/>
-          <w:i/>
-          <w:color w:val="555555"/>
-          <w:sz w:val="18"/>
-        </w:rPr>
-        <w:t>Evidence / note: Report section 2.4; the unverifiable citation markers in R3-T02 were not used.</w:t>
-      </w:r>
-    </w:p>
-    <w:p>
-      <w:pPr>
-        <w:pStyle w:val="ListBullet"/>
-      </w:pPr>
-      <w:r>
-        <w:rPr>
-          <w:rFonts w:ascii="Arial" w:hAnsi="Arial"/>
-        </w:rPr>
-        <w:t>[ ] All AI-generated code has been executed and tested.</w:t>
-      </w:r>
-    </w:p>
-    <w:p>
-      <w:pPr>
-        <w:ind w:left="720"/>
-      </w:pPr>
-      <w:r>
-        <w:rPr>
-          <w:rFonts w:ascii="Arial" w:hAnsi="Arial"/>
-          <w:i/>
-          <w:color w:val="555555"/>
-          <w:sz w:val="18"/>
-        </w:rPr>
-        <w:t>Evidence / note: Not applicable – no code in HW01.</w:t>
-      </w:r>
-    </w:p>
-    <w:p>
-      <w:pPr>
-        <w:pStyle w:val="ListBullet"/>
-      </w:pPr>
-      <w:r>
-        <w:rPr>
-          <w:rFonts w:ascii="Arial" w:hAnsi="Arial"/>
-        </w:rPr>
-        <w:t>[ ] My 200–300-word AI Critique is included in the report.</w:t>
-      </w:r>
-    </w:p>
-    <w:p>
-      <w:pPr>
-        <w:ind w:left="720"/>
-      </w:pPr>
-      <w:r>
-        <w:rPr>
-          <w:rFonts w:ascii="Arial" w:hAnsi="Arial"/>
-          <w:i/>
-          <w:color w:val="555555"/>
-          <w:sz w:val="18"/>
-        </w:rPr>
-        <w:t>Evidence / note: "AI Critique" section of the report, 273 words.</w:t>
-      </w:r>
-    </w:p>
-    <w:p>
-      <w:pPr>
-        <w:pStyle w:val="ListBullet"/>
-      </w:pPr>
-      <w:r>
-        <w:rPr>
-          <w:rFonts w:ascii="Arial" w:hAnsi="Arial"/>
-        </w:rPr>
-        <w:t>[ ] The Mandatory Disclosure paragraph is at the end of my report.</w:t>
-      </w:r>
-    </w:p>
-    <w:p>
-      <w:pPr>
-        <w:ind w:left="720"/>
-      </w:pPr>
-      <w:r>
-        <w:rPr>
-          <w:rFonts w:ascii="Arial" w:hAnsi="Arial"/>
-          <w:i/>
-          <w:color w:val="555555"/>
-          <w:sz w:val="18"/>
-        </w:rPr>
-        <w:t>Evidence / note: "Mandatory Disclosure" section of the report, before the appendices.</w:t>
-      </w:r>
-    </w:p>
-    <w:p>
-      <w:pPr>
-        <w:pStyle w:val="ListBullet"/>
-      </w:pPr>
-      <w:r>
-        <w:rPr>
-          <w:rFonts w:ascii="Arial" w:hAnsi="Arial"/>
-        </w:rPr>
-        <w:t>[ ] I attached the AI Use Disclosure Form.</w:t>
-      </w:r>
-    </w:p>
-    <w:p>
-      <w:pPr>
-        <w:ind w:left="720"/>
-      </w:pPr>
-      <w:r>
-        <w:rPr>
-          <w:rFonts w:ascii="Arial" w:hAnsi="Arial"/>
-          <w:i/>
-          <w:color w:val="555555"/>
-          <w:sz w:val="18"/>
-        </w:rPr>
-        <w:t>Evidence / note: AI-03 (this folder).</w:t>
-      </w:r>
-    </w:p>
-    <w:p>
-      <w:pPr>
-        <w:pStyle w:val="ListBullet"/>
-      </w:pPr>
-      <w:r>
-        <w:rPr>
-          <w:rFonts w:ascii="Arial" w:hAnsi="Arial"/>
-        </w:rPr>
-        <w:t>[ ] I am ready for a 5–7-min random oral defense the week after submission.</w:t>
-      </w:r>
-    </w:p>
-    <w:p>
-      <w:pPr>
-        <w:pStyle w:val="Heading2"/>
-      </w:pPr>
-      <w:r>
-        <w:rPr>
-          <w:rFonts w:ascii="Arial" w:hAnsi="Arial"/>
-        </w:rPr>
-        <w:t>4. Final Statement</w:t>
-      </w:r>
-    </w:p>
-    <w:p>
-      <w:r>
-        <w:rPr>
-          <w:rFonts w:ascii="Arial" w:hAnsi="Arial"/>
-          <w:i/>
-        </w:rPr>
-        <w:t>Final responsibility for the accuracy, originality, and integrity of this submission rests with me. Any undisclosed AI use is treated as academic misconduct.</w:t>
-      </w:r>
-    </w:p>
-    <w:p>
-      <w:pPr>
-        <w:pStyle w:val="Heading2"/>
-      </w:pPr>
-      <w:r>
-        <w:rPr>
-          <w:rFonts w:ascii="Arial" w:hAnsi="Arial"/>
-        </w:rPr>
-        <w:t>Signature</w:t>
-      </w:r>
-    </w:p>
-    <w:tbl>
-      <w:tblPr>
-        <w:tblStyle w:val="LightGrid-Accent1"/>
-        <w:tblW w:w="0" w:type="auto"/>
-        <w:tblLayout w:type="fixed"/>
-        <w:tblLook w:val="04A0" w:firstRow="1" w:lastRow="0" w:firstColumn="1" w:lastColumn="0" w:noHBand="0" w:noVBand="1"/>
-      </w:tblPr>
-      <w:tblGrid>
-        <w:gridCol w:w="3118"/>
-        <w:gridCol w:w="6520"/>
-      </w:tblGrid>
-      <w:tr>
-        <w:trPr>
-          <w:cnfStyle w:val="100000000000" w:firstRow="1" w:lastRow="0" w:firstColumn="0" w:lastColumn="0" w:oddVBand="0" w:evenVBand="0" w:oddHBand="0" w:evenHBand="0" w:firstRowFirstColumn="0" w:firstRowLastColumn="0" w:lastRowFirstColumn="0" w:lastRowLastColumn="0"/>
-        </w:trPr>
-        <w:tc>
-          <w:tcPr>
-            <w:cnfStyle w:val="001000000000" w:firstRow="0" w:lastRow="0" w:firstColumn="1" w:lastColumn="0" w:oddVBand="0" w:evenVBand="0" w:oddHBand="0" w:evenHBand="0" w:firstRowFirstColumn="0" w:firstRowLastColumn="0" w:lastRowFirstColumn="0" w:lastRowLastColumn="0"/>
-            <w:tcW w:w="3118" w:type="dxa"/>
-            <w:shd w:val="clear" w:color="auto" w:fill="D9E1F2"/>
-          </w:tcPr>
-          <w:p>
-            <w:r>
-              <w:rPr>
-                <w:rFonts w:ascii="Arial" w:hAnsi="Arial"/>
-                <w:sz w:val="21"/>
-              </w:rPr>
-              <w:t>Student name (printed):</w:t>
-            </w:r>
-          </w:p>
-        </w:tc>
-        <w:tc>
-          <w:tcPr>
-            <w:tcW w:w="6520" w:type="dxa"/>
-          </w:tcPr>
-          <w:p>
-            <w:pPr>
-              <w:cnfStyle w:val="100000000000" w:firstRow="1" w:lastRow="0" w:firstColumn="0" w:lastColumn="0" w:oddVBand="0" w:evenVBand="0" w:oddHBand="0" w:evenHBand="0" w:firstRowFirstColumn="0" w:firstRowLastColumn="0" w:lastRowFirstColumn="0" w:lastRowLastColumn="0"/>
-            </w:pPr>
-            <w:r>
-              <w:rPr>
-                <w:rFonts w:ascii="Arial" w:hAnsi="Arial"/>
-                <w:sz w:val="21"/>
-              </w:rPr>
-              <w:t>Huỳnh Thái Toàn</w:t>
-            </w:r>
-          </w:p>
-        </w:tc>
-      </w:tr>
-      <w:tr>
-        <w:trPr>
-          <w:cnfStyle w:val="000000100000" w:firstRow="0" w:lastRow="0" w:firstColumn="0" w:lastColumn="0" w:oddVBand="0" w:evenVBand="0" w:oddHBand="1" w:evenHBand="0" w:firstRowFirstColumn="0" w:firstRowLastColumn="0" w:lastRowFirstColumn="0" w:lastRowLastColumn="0"/>
-        </w:trPr>
-        <w:tc>
-          <w:tcPr>
-            <w:cnfStyle w:val="001000000000" w:firstRow="0" w:lastRow="0" w:firstColumn="1" w:lastColumn="0" w:oddVBand="0" w:evenVBand="0" w:oddHBand="0" w:evenHBand="0" w:firstRowFirstColumn="0" w:firstRowLastColumn="0" w:lastRowFirstColumn="0" w:lastRowLastColumn="0"/>
-            <w:tcW w:w="3118" w:type="dxa"/>
-            <w:shd w:val="clear" w:color="auto" w:fill="D9E1F2"/>
-          </w:tcPr>
-          <w:p>
-            <w:r>
-              <w:rPr>
-                <w:rFonts w:ascii="Arial" w:hAnsi="Arial"/>
-                <w:sz w:val="21"/>
-              </w:rPr>
-              <w:t>Student ID:</w:t>
-            </w:r>
-          </w:p>
-        </w:tc>
-        <w:tc>
-          <w:tcPr>
-            <w:tcW w:w="6520" w:type="dxa"/>
-          </w:tcPr>
-          <w:p>
-            <w:pPr>
-              <w:cnfStyle w:val="000000100000" w:firstRow="0" w:lastRow="0" w:firstColumn="0" w:lastColumn="0" w:oddVBand="0" w:evenVBand="0" w:oddHBand="1" w:evenHBand="0" w:firstRowFirstColumn="0" w:firstRowLastColumn="0" w:lastRowFirstColumn="0" w:lastRowLastColumn="0"/>
-            </w:pPr>
-            <w:r>
-              <w:rPr>
-                <w:rFonts w:ascii="Arial" w:hAnsi="Arial"/>
-                <w:sz w:val="21"/>
-              </w:rPr>
-              <w:t>23120175</w:t>
-            </w:r>
-          </w:p>
-        </w:tc>
-      </w:tr>
-      <w:tr>
-        <w:trPr>
-          <w:cnfStyle w:val="000000010000" w:firstRow="0" w:lastRow="0" w:firstColumn="0" w:lastColumn="0" w:oddVBand="0" w:evenVBand="0" w:oddHBand="0" w:evenHBand="1" w:firstRowFirstColumn="0" w:firstRowLastColumn="0" w:lastRowFirstColumn="0" w:lastRowLastColumn="0"/>
-        </w:trPr>
-        <w:tc>
-          <w:tcPr>
-            <w:cnfStyle w:val="001000000000" w:firstRow="0" w:lastRow="0" w:firstColumn="1" w:lastColumn="0" w:oddVBand="0" w:evenVBand="0" w:oddHBand="0" w:evenHBand="0" w:firstRowFirstColumn="0" w:firstRowLastColumn="0" w:lastRowFirstColumn="0" w:lastRowLastColumn="0"/>
-            <w:tcW w:w="3118" w:type="dxa"/>
-            <w:shd w:val="clear" w:color="auto" w:fill="D9E1F2"/>
-          </w:tcPr>
-          <w:p>
-            <w:r>
-              <w:rPr>
-                <w:rFonts w:ascii="Arial" w:hAnsi="Arial"/>
-                <w:sz w:val="21"/>
-              </w:rPr>
-              <w:t>Class / Cohort:</w:t>
-            </w:r>
-          </w:p>
-        </w:tc>
-        <w:tc>
-          <w:tcPr>
-            <w:tcW w:w="6520" w:type="dxa"/>
-          </w:tcPr>
-          <w:p>
-            <w:pPr>
-              <w:cnfStyle w:val="000000010000" w:firstRow="0" w:lastRow="0" w:firstColumn="0" w:lastColumn="0" w:oddVBand="0" w:evenVBand="0" w:oddHBand="0" w:evenHBand="1" w:firstRowFirstColumn="0" w:firstRowLastColumn="0" w:lastRowFirstColumn="0" w:lastRowLastColumn="0"/>
-            </w:pPr>
-            <w:r>
-              <w:rPr>
-                <w:rFonts w:ascii="Arial" w:hAnsi="Arial"/>
-                <w:sz w:val="21"/>
-              </w:rPr>
-              <w:t>CQ2023/31</w:t>
-            </w:r>
-          </w:p>
-        </w:tc>
-      </w:tr>
-      <w:tr>
-        <w:trPr>
-          <w:cnfStyle w:val="000000100000" w:firstRow="0" w:lastRow="0" w:firstColumn="0" w:lastColumn="0" w:oddVBand="0" w:evenVBand="0" w:oddHBand="1" w:evenHBand="0" w:firstRowFirstColumn="0" w:firstRowLastColumn="0" w:lastRowFirstColumn="0" w:lastRowLastColumn="0"/>
-        </w:trPr>
-        <w:tc>
-          <w:tcPr>
-            <w:cnfStyle w:val="001000000000" w:firstRow="0" w:lastRow="0" w:firstColumn="1" w:lastColumn="0" w:oddVBand="0" w:evenVBand="0" w:oddHBand="0" w:evenHBand="0" w:firstRowFirstColumn="0" w:firstRowLastColumn="0" w:lastRowFirstColumn="0" w:lastRowLastColumn="0"/>
-            <w:tcW w:w="3118" w:type="dxa"/>
-            <w:shd w:val="clear" w:color="auto" w:fill="D9E1F2"/>
-          </w:tcPr>
-          <w:p>
-            <w:r>
-              <w:rPr>
-                <w:rFonts w:ascii="Arial" w:hAnsi="Arial"/>
-                <w:sz w:val="21"/>
-              </w:rPr>
-              <w:t>Course:</w:t>
-            </w:r>
-          </w:p>
-        </w:tc>
-        <w:tc>
-          <w:tcPr>
-            <w:tcW w:w="6520" w:type="dxa"/>
-          </w:tcPr>
-          <w:p>
-            <w:pPr>
-              <w:cnfStyle w:val="000000100000" w:firstRow="0" w:lastRow="0" w:firstColumn="0" w:lastColumn="0" w:oddVBand="0" w:evenVBand="0" w:oddHBand="1" w:evenHBand="0" w:firstRowFirstColumn="0" w:firstRowLastColumn="0" w:lastRowFirstColumn="0" w:lastRowLastColumn="0"/>
-            </w:pPr>
-            <w:r>
-              <w:rPr>
-                <w:rFonts w:ascii="Arial" w:hAnsi="Arial"/>
-                <w:sz w:val="21"/>
-              </w:rPr>
-              <w:t xml:space="preserve">CS423 / </w:t>
-            </w:r>
-            <w:r>
-              <w:rPr>
-                <w:rFonts w:ascii="Arial" w:hAnsi="Arial"/>
-                <w:sz w:val="21"/>
-              </w:rPr>
-              <w:t>CSC13003</w:t>
-            </w:r>
-            <w:r>
-              <w:rPr>
-                <w:rFonts w:ascii="Arial" w:hAnsi="Arial"/>
-                <w:sz w:val="21"/>
-              </w:rPr>
-              <w:t xml:space="preserve"> – Software Testing</w:t>
-            </w:r>
-          </w:p>
-        </w:tc>
-      </w:tr>
-      <w:tr>
-        <w:trPr>
-          <w:cnfStyle w:val="000000010000" w:firstRow="0" w:lastRow="0" w:firstColumn="0" w:lastColumn="0" w:oddVBand="0" w:evenVBand="0" w:oddHBand="0" w:evenHBand="1" w:firstRowFirstColumn="0" w:firstRowLastColumn="0" w:lastRowFirstColumn="0" w:lastRowLastColumn="0"/>
-        </w:trPr>
-        <w:tc>
-          <w:tcPr>
-            <w:cnfStyle w:val="001000000000" w:firstRow="0" w:lastRow="0" w:firstColumn="1" w:lastColumn="0" w:oddVBand="0" w:evenVBand="0" w:oddHBand="0" w:evenHBand="0" w:firstRowFirstColumn="0" w:firstRowLastColumn="0" w:lastRowFirstColumn="0" w:lastRowLastColumn="0"/>
-            <w:tcW w:w="3118" w:type="dxa"/>
-            <w:shd w:val="clear" w:color="auto" w:fill="D9E1F2"/>
-          </w:tcPr>
-          <w:p>
-            <w:r>
-              <w:rPr>
-                <w:rFonts w:ascii="Arial" w:hAnsi="Arial"/>
-                <w:sz w:val="21"/>
-              </w:rPr>
-              <w:t>Instructor:</w:t>
-            </w:r>
-          </w:p>
-        </w:tc>
-        <w:tc>
-          <w:tcPr>
-            <w:tcW w:w="6520" w:type="dxa"/>
-          </w:tcPr>
-          <w:p>
-            <w:pPr>
-              <w:cnfStyle w:val="000000010000" w:firstRow="0" w:lastRow="0" w:firstColumn="0" w:lastColumn="0" w:oddVBand="0" w:evenVBand="0" w:oddHBand="0" w:evenHBand="1" w:firstRowFirstColumn="0" w:firstRowLastColumn="0" w:lastRowFirstColumn="0" w:lastRowLastColumn="0"/>
-            </w:pPr>
-            <w:r>
-              <w:rPr>
-                <w:rFonts w:ascii="Arial" w:hAnsi="Arial"/>
-                <w:sz w:val="21"/>
-              </w:rPr>
-              <w:t>MSc. Trần Thị Bích Hạnh</w:t>
-            </w:r>
-          </w:p>
-        </w:tc>
-      </w:tr>
-      <w:tr>
-        <w:trPr>
-          <w:cnfStyle w:val="000000100000" w:firstRow="0" w:lastRow="0" w:firstColumn="0" w:lastColumn="0" w:oddVBand="0" w:evenVBand="0" w:oddHBand="1" w:evenHBand="0" w:firstRowFirstColumn="0" w:firstRowLastColumn="0" w:lastRowFirstColumn="0" w:lastRowLastColumn="0"/>
-        </w:trPr>
-        <w:tc>
-          <w:tcPr>
-            <w:cnfStyle w:val="001000000000" w:firstRow="0" w:lastRow="0" w:firstColumn="1" w:lastColumn="0" w:oddVBand="0" w:evenVBand="0" w:oddHBand="0" w:evenHBand="0" w:firstRowFirstColumn="0" w:firstRowLastColumn="0" w:lastRowFirstColumn="0" w:lastRowLastColumn="0"/>
-            <w:tcW w:w="3118" w:type="dxa"/>
-            <w:shd w:val="clear" w:color="auto" w:fill="D9E1F2"/>
-          </w:tcPr>
-          <w:p>
-            <w:r>
-              <w:rPr>
-                <w:rFonts w:ascii="Arial" w:hAnsi="Arial"/>
-                <w:sz w:val="21"/>
-              </w:rPr>
-              <w:t>Date:</w:t>
-            </w:r>
-          </w:p>
-        </w:tc>
-        <w:tc>
-          <w:tcPr>
-            <w:tcW w:w="6520" w:type="dxa"/>
-          </w:tcPr>
-          <w:p>
-            <w:pPr>
-              <w:cnfStyle w:val="000000100000" w:firstRow="0" w:lastRow="0" w:firstColumn="0" w:lastColumn="0" w:oddVBand="0" w:evenVBand="0" w:oddHBand="1" w:evenHBand="0" w:firstRowFirstColumn="0" w:firstRowLastColumn="0" w:lastRowFirstColumn="0" w:lastRowLastColumn="0"/>
-            </w:pPr>
-            <w:r>
-              <w:rPr>
-                <w:rFonts w:ascii="Arial" w:hAnsi="Arial"/>
-                <w:sz w:val="21"/>
-              </w:rPr>
-              <w:t>26/09/2026</w:t>
-            </w:r>
-          </w:p>
-        </w:tc>
-      </w:tr>
-      <w:tr>
-        <w:trPr>
-          <w:cnfStyle w:val="000000010000" w:firstRow="0" w:lastRow="0" w:firstColumn="0" w:lastColumn="0" w:oddVBand="0" w:evenVBand="0" w:oddHBand="0" w:evenHBand="1" w:firstRowFirstColumn="0" w:firstRowLastColumn="0" w:lastRowFirstColumn="0" w:lastRowLastColumn="0"/>
-        </w:trPr>
-        <w:tc>
-          <w:tcPr>
-            <w:cnfStyle w:val="001000000000" w:firstRow="0" w:lastRow="0" w:firstColumn="1" w:lastColumn="0" w:oddVBand="0" w:evenVBand="0" w:oddHBand="0" w:evenHBand="0" w:firstRowFirstColumn="0" w:firstRowLastColumn="0" w:lastRowFirstColumn="0" w:lastRowLastColumn="0"/>
-            <w:tcW w:w="3118" w:type="dxa"/>
-            <w:shd w:val="clear" w:color="auto" w:fill="D9E1F2"/>
-          </w:tcPr>
-          <w:p>
-            <w:r>
-              <w:rPr>
-                <w:rFonts w:ascii="Arial" w:hAnsi="Arial"/>
-                <w:sz w:val="21"/>
-              </w:rPr>
-              <w:lastRenderedPageBreak/>
-              <w:t>Signature:</w:t>
-            </w:r>
-          </w:p>
-        </w:tc>
-        <w:tc>
-          <w:tcPr>
-            <w:tcW w:w="6520" w:type="dxa"/>
-          </w:tcPr>
-          <w:p>
-            <w:pPr>
-              <w:cnfStyle w:val="000000010000" w:firstRow="0" w:lastRow="0" w:firstColumn="0" w:lastColumn="0" w:oddVBand="0" w:evenVBand="0" w:oddHBand="0" w:evenHBand="1" w:firstRowFirstColumn="0" w:firstRowLastColumn="0" w:lastRowFirstColumn="0" w:lastRowLastColumn="0"/>
-            </w:pPr>
-          </w:p>
-        </w:tc>
-      </w:tr>
-    </w:tbl>
-    <w:p>
-      <w:pPr>
-        <w:pStyle w:val="Heading2"/>
-      </w:pPr>
-      <w:r>
-        <w:rPr>
-          <w:rFonts w:ascii="Arial" w:hAnsi="Arial"/>
-        </w:rPr>
-        <w:t>References</w:t>
-      </w:r>
-    </w:p>
-    <w:p>
-      <w:pPr>
-        <w:pStyle w:val="ListBullet"/>
-      </w:pPr>
-      <w:r>
-        <w:rPr>
-          <w:rFonts w:ascii="Arial" w:hAnsi="Arial"/>
-        </w:rPr>
-        <w:t>Kharbach, M. (2026). AI Use Policy Templates for Higher Education. CC BY-NC-SA 4.0.</w:t>
-      </w:r>
-    </w:p>
-    <w:p>
-      <w:pPr>
-        <w:pStyle w:val="ListBullet"/>
-      </w:pPr>
-      <w:r>
-        <w:rPr>
-          <w:rFonts w:ascii="Arial" w:hAnsi="Arial"/>
-        </w:rPr>
-        <w:t>ISTQB Foundation Level Syllabus (latest version).</w:t>
-      </w:r>
-    </w:p>
-    <w:p>
-      <w:pPr>
-        <w:pStyle w:val="ListBullet"/>
-      </w:pPr>
-      <w:r>
-        <w:rPr>
-          <w:rFonts w:ascii="Arial" w:hAnsi="Arial"/>
-        </w:rPr>
-        <w:t>Hardman, P. (2025). A Post-AI Learning Taxonomy.</w:t>
-      </w:r>
-    </w:p>
-    <w:p>
-      <w:pPr>
-        <w:pStyle w:val="ListBullet"/>
-      </w:pPr>
-      <w:r>
-        <w:rPr>
-          <w:rFonts w:ascii="Arial" w:hAnsi="Arial"/>
-        </w:rPr>
-        <w:t>Fuster Rabella, M. (2025). OECD Education Working Paper No. 338.</w:t>
-      </w:r>
-    </w:p>
-    <w:p>
-      <w:pPr>
-        <w:pStyle w:val="ListBullet"/>
-      </w:pPr>
-      <w:r>
-        <w:rPr>
-          <w:rFonts w:ascii="Arial" w:hAnsi="Arial"/>
-        </w:rPr>
-        <w:t>Perkins, M., Roe, J., &amp; Furze, L. (2025). AI Assessment Scale.</w:t>
-      </w:r>
-    </w:p>
-    <w:p>
-      <w:pPr>
-        <w:pStyle w:val="ListBullet"/>
-      </w:pPr>
-      <w:r>
-        <w:rPr>
-          <w:rFonts w:ascii="Arial" w:hAnsi="Arial"/>
-        </w:rPr>
-        <w:t>Anthropic (2025). Building reliable AI test agents — engineering blog.</w:t>
-      </w:r>
-    </w:p>
-    <w:p>
-      <w:pPr>
-        <w:pStyle w:val="ListBullet"/>
-      </w:pPr>
-      <w:r>
-        <w:rPr>
-          <w:rFonts w:ascii="Arial" w:hAnsi="Arial"/>
-        </w:rPr>
-        <w:t>DeepEval &amp; Promptfoo documentation — testing frameworks for LLM systems.</w:t>
-      </w:r>
-    </w:p>
-    <w:sectPr>
-      <w:pgSz w:w="12240" w:h="15840"/>
-      <w:pgMar w:top="1440" w:right="1800" w:bottom="1440" w:left="1800" w:header="720" w:footer="720" w:gutter="0"/>
-      <w:cols w:space="720"/>
-      <w:docGrid w:linePitch="360"/>
-    </w:sectPr>
-  </w:body>
-</w:document>
+<ns0:document xmlns:ns0="http://schemas.openxmlformats.org/wordprocessingml/2006/main" xmlns:ns1="http://schemas.openxmlformats.org/markup-compatibility/2006" xmlns:ns2="http://schemas.microsoft.com/office/word/2010/wordml" xmlns:ns3="http://schemas.openxmlformats.org/drawingml/2006/wordprocessingDrawing" xmlns:ns4="http://schemas.microsoft.com/office/word/2010/wordprocessingDrawing" xmlns:ns5="http://schemas.openxmlformats.org/drawingml/2006/main" xmlns:ns6="http://schemas.openxmlformats.org/drawingml/2006/picture" xmlns:ns7="http://schemas.openxmlformats.org/officeDocument/2006/relationships" xmlns:ns8="http://schemas.microsoft.com/office/drawing/2010/main" ns1:Ignorable="w14 w15 w16se w16cid w16 w16cex w16sdtdh w16sdtfl w16du wp14">
+  <ns0:body>
+    <ns0:p ns2:paraId="6D98F51E" ns2:textId="77777777" ns0:rsidR="0051390C" ns0:rsidRDefault="00000000">
+      <ns0:pPr>
+        <ns0:jc ns0:val="center"/>
+      </ns0:pPr>
+      <ns0:r>
+        <ns0:rPr>
+          <ns0:rFonts ns0:ascii="Arial" ns0:hAnsi="Arial"/>
+          <ns0:b/>
+        </ns0:rPr>
+        <ns0:t>Faculty of Information Technology (FIT) – Ho Chi Minh City University of Science (HCMUS)</ns0:t>
+      </ns0:r>
+    </ns0:p>
+    <ns0:p ns2:paraId="20006248" ns2:textId="2864E1A8" ns0:rsidR="0051390C" ns0:rsidRDefault="00000000">
+      <ns0:pPr>
+        <ns0:jc ns0:val="center"/>
+      </ns0:pPr>
+      <ns0:r>
+        <ns0:rPr>
+          <ns0:rFonts ns0:ascii="Arial" ns0:hAnsi="Arial"/>
+          <ns0:b/>
+        </ns0:rPr>
+        <ns0:t>CS423 / CSC1</ns0:t>
+      </ns0:r>
+      <ns0:r ns0:rsidR="00B76EAB">
+        <ns0:rPr>
+          <ns0:rFonts ns0:ascii="Arial" ns0:hAnsi="Arial"/>
+          <ns0:b/>
+        </ns0:rPr>
+        <ns0:t>3</ns0:t>
+      </ns0:r>
+      <ns0:r>
+        <ns0:rPr>
+          <ns0:rFonts ns0:ascii="Arial" ns0:hAnsi="Arial"/>
+          <ns0:b/>
+        </ns0:rPr>
+        <ns0:t>003 – Software Testing (AI-augmented · 2026)</ns0:t>
+      </ns0:r>
+    </ns0:p>
+    <ns0:p ns2:paraId="49C72AAA" ns2:textId="77777777" ns0:rsidR="0051390C" ns0:rsidRDefault="00000000">
+      <ns0:pPr>
+        <ns0:jc ns0:val="center"/>
+      </ns0:pPr>
+      <ns0:r>
+        <ns0:rPr>
+          <ns0:rFonts ns0:ascii="Arial" ns0:hAnsi="Arial"/>
+          <ns0:b/>
+          <ns0:color ns0:val="C00000"/>
+          <ns0:sz ns0:val="20"/>
+        </ns0:rPr>
+        <ns0:t>AI POLICY · TEMPLATES — 2026 v1.0</ns0:t>
+      </ns0:r>
+    </ns0:p>
+    <ns0:p ns2:paraId="78BC92AC" ns2:textId="77777777" ns0:rsidR="0051390C" ns0:rsidRDefault="00000000">
+      <ns0:pPr>
+        <ns0:pStyle ns0:val="Heading1"/>
+      </ns0:pPr>
+      <ns0:r>
+        <ns0:rPr>
+          <ns0:rFonts ns0:ascii="Arial" ns0:hAnsi="Arial"/>
+        </ns0:rPr>
+        <ns0:t>Privacy &amp; Responsible AI Use Checklist</ns0:t>
+      </ns0:r>
+    </ns0:p>
+    <ns0:p ns2:paraId="7553C54B" ns2:textId="77777777" ns0:rsidR="0051390C" ns0:rsidRDefault="00000000">
+      <ns0:r>
+        <ns0:rPr>
+          <ns0:rFonts ns0:ascii="Arial" ns0:hAnsi="Arial"/>
+          <ns0:i/>
+        </ns0:rPr>
+        <ns0:t>Run through this checklist before submitting any AI-assisted work.</ns0:t>
+      </ns0:r>
+    </ns0:p>
+    <ns0:p ns2:paraId="29C4D558" ns2:textId="300E60F2" ns0:rsidR="0051390C" ns0:rsidRDefault="00000000">
+      <ns0:r>
+        <ns0:rPr>
+          <ns0:rFonts ns0:ascii="Arial" ns0:hAnsi="Arial"/>
+          <ns0:i/>
+          <ns0:color ns0:val="707070"/>
+          <ns0:sz ns0:val="18"/>
+        </ns0:rPr>
+        <ns0:t xml:space="preserve">Adapted from Med Kharbach, PhD (2026) — AI Use Policy Templates for Higher Education. CC BY-NC-SA 4.0. This adaptation is prepared for FIT@HCMUS – CS423 / </ns0:t>
+      </ns0:r>
+      <ns0:r ns0:rsidR="00B76EAB">
+        <ns0:rPr>
+          <ns0:rFonts ns0:ascii="Arial" ns0:hAnsi="Arial"/>
+          <ns0:i/>
+          <ns0:color ns0:val="707070"/>
+          <ns0:sz ns0:val="18"/>
+        </ns0:rPr>
+        <ns0:t>CSC13003</ns0:t>
+      </ns0:r>
+      <ns0:r>
+        <ns0:rPr>
+          <ns0:rFonts ns0:ascii="Arial" ns0:hAnsi="Arial"/>
+          <ns0:i/>
+          <ns0:color ns0:val="707070"/>
+          <ns0:sz ns0:val="18"/>
+        </ns0:rPr>
+        <ns0:t xml:space="preserve"> Software Testing course.</ns0:t>
+      </ns0:r>
+    </ns0:p>
+    <ns0:p ns2:paraId="7F39579F" ns2:textId="77777777" ns0:rsidR="0051390C" ns0:rsidRDefault="00000000">
+      <ns0:pPr>
+        <ns0:pStyle ns0:val="Heading2"/>
+      </ns0:pPr>
+      <ns0:r>
+        <ns0:rPr>
+          <ns0:rFonts ns0:ascii="Arial" ns0:hAnsi="Arial"/>
+        </ns0:rPr>
+        <ns0:t>1. Before I use AI</ns0:t>
+      </ns0:r>
+    </ns0:p>
+    <ns0:p ns2:paraId="55E379FA" ns2:textId="77777777" ns0:rsidR="0051390C" ns0:rsidRDefault="00000000">
+      <ns0:pPr>
+        <ns0:pStyle ns0:val="ListBullet"/>
+      </ns0:pPr>
+      <ns0:r>
+        <ns0:rPr>
+          <ns0:rFonts ns0:ascii="Arial" ns0:hAnsi="Arial"/>
+        </ns0:rPr>
+        <ns0:t>[x] I confirmed the AI Use Category assigned to this assignment.</ns0:t>
+      </ns0:r>
+    </ns0:p>
+    <ns0:p ns2:paraId="0147FE7B" ns2:textId="77777777" ns0:rsidR="0051390C" ns0:rsidRDefault="00000000">
+      <ns0:pPr>
+        <ns0:ind ns0:left="720"/>
+      </ns0:pPr>
+      <ns0:r>
+        <ns0:rPr>
+          <ns0:rFonts ns0:ascii="Arial" ns0:hAnsi="Arial"/>
+          <ns0:i/>
+          <ns0:color ns0:val="555555"/>
+          <ns0:sz ns0:val="18"/>
+        </ns0:rPr>
+        <ns0:t>Evidence / note: Category 4 – AI-Assisted Production (AI-01 §4).</ns0:t>
+      </ns0:r>
+    </ns0:p>
+    <ns0:p ns2:paraId="12CB588B" ns2:textId="77777777" ns0:rsidR="0051390C" ns0:rsidRDefault="00000000">
+      <ns0:pPr>
+        <ns0:pStyle ns0:val="ListBullet"/>
+      </ns0:pPr>
+      <ns0:r>
+        <ns0:rPr>
+          <ns0:rFonts ns0:ascii="Arial" ns0:hAnsi="Arial"/>
+        </ns0:rPr>
+        <ns0:t>[x] I have declared which AI tool(s) I will use in my prompt log.</ns0:t>
+      </ns0:r>
+    </ns0:p>
+    <ns0:p ns2:paraId="41FA579A" ns2:textId="77777777" ns0:rsidR="0051390C" ns0:rsidRDefault="00000000">
+      <ns0:pPr>
+        <ns0:ind ns0:left="720"/>
+      </ns0:pPr>
+      <ns0:r>
+        <ns0:rPr>
+          <ns0:rFonts ns0:ascii="Arial" ns0:hAnsi="Arial"/>
+          <ns0:i/>
+          <ns0:color ns0:val="555555"/>
+          <ns0:sz ns0:val="18"/>
+        </ns0:rPr>
+        <ns0:t>Evidence / note: ChatGPT, Cursor Agent, Composer and Codex are named in AI-03 and in the report. Every prompt is in prompt_log.md.</ns0:t>
+      </ns0:r>
+    </ns0:p>
+    <ns0:p ns2:paraId="1E10957B" ns2:textId="77777777" ns0:rsidR="0051390C" ns0:rsidRDefault="00000000">
+      <ns0:pPr>
+        <ns0:pStyle ns0:val="ListBullet"/>
+      </ns0:pPr>
+      <ns0:r>
+        <ns0:rPr>
+          <ns0:rFonts ns0:ascii="Arial" ns0:hAnsi="Arial"/>
+        </ns0:rPr>
+        <ns0:t>[x] I have read the AI Use Agreement for this course.</ns0:t>
+      </ns0:r>
+    </ns0:p>
+    <ns0:p ns2:paraId="3BFF7B26" ns2:textId="77777777" ns0:rsidR="0051390C" ns0:rsidRDefault="00000000">
+      <ns0:pPr>
+        <ns0:ind ns0:left="720"/>
+      </ns0:pPr>
+      <ns0:r>
+        <ns0:rPr>
+          <ns0:rFonts ns0:ascii="Arial" ns0:hAnsi="Arial"/>
+          <ns0:i/>
+          <ns0:color ns0:val="555555"/>
+          <ns0:sz ns0:val="18"/>
+        </ns0:rPr>
+        <ns0:t>Evidence / note: AI-01.</ns0:t>
+      </ns0:r>
+    </ns0:p>
+    <ns0:p ns2:paraId="7D434002" ns2:textId="77777777" ns0:rsidR="0051390C" ns0:rsidRDefault="00000000">
+      <ns0:pPr>
+        <ns0:pStyle ns0:val="ListBullet"/>
+      </ns0:pPr>
+      <ns0:r>
+        <ns0:rPr>
+          <ns0:rFonts ns0:ascii="Arial" ns0:hAnsi="Arial"/>
+        </ns0:rPr>
+        <ns0:t>[x] I understand which artifacts MUST NOT be AI-generated.</ns0:t>
+      </ns0:r>
+    </ns0:p>
+    <ns0:p ns2:paraId="53243BB1" ns2:textId="77777777" ns0:rsidR="0051390C" ns0:rsidRDefault="00000000">
+      <ns0:pPr>
+        <ns0:ind ns0:left="720"/>
+      </ns0:pPr>
+      <ns0:r>
+        <ns0:rPr>
+          <ns0:rFonts ns0:ascii="Arial" ns0:hAnsi="Arial"/>
+          <ns0:i/>
+          <ns0:color ns0:val="555555"/>
+          <ns0:sz ns0:val="18"/>
+        </ns0:rPr>
+        <ns0:t>Evidence / note: Device photo with student ID, narrated videos, job-posting screenshots with login name, prompt log timestamps.</ns0:t>
+      </ns0:r>
+    </ns0:p>
+    <ns0:p ns2:paraId="17FB9300" ns2:textId="77777777" ns0:rsidR="0051390C" ns0:rsidRDefault="00000000">
+      <ns0:pPr>
+        <ns0:pStyle ns0:val="Heading2"/>
+      </ns0:pPr>
+      <ns0:r>
+        <ns0:rPr>
+          <ns0:rFonts ns0:ascii="Arial" ns0:hAnsi="Arial"/>
+        </ns0:rPr>
+        <ns0:t>2. While I am using AI</ns0:t>
+      </ns0:r>
+    </ns0:p>
+    <ns0:p ns2:paraId="29432DA9" ns2:textId="77777777" ns0:rsidR="0051390C" ns0:rsidRDefault="00000000">
+      <ns0:pPr>
+        <ns0:pStyle ns0:val="ListBullet"/>
+      </ns0:pPr>
+      <ns0:r>
+        <ns0:rPr>
+          <ns0:rFonts ns0:ascii="Arial" ns0:hAnsi="Arial"/>
+        </ns0:rPr>
+        <ns0:t>[x] I did not enter personal data of classmates, customers, or patients.</ns0:t>
+      </ns0:r>
+    </ns0:p>
+    <ns0:p ns2:paraId="3012DBCE" ns2:textId="77777777" ns0:rsidR="0051390C" ns0:rsidRDefault="00000000">
+      <ns0:pPr>
+        <ns0:ind ns0:left="720"/>
+      </ns0:pPr>
+      <ns0:r>
+        <ns0:rPr>
+          <ns0:rFonts ns0:ascii="Arial" ns0:hAnsi="Arial"/>
+          <ns0:i/>
+          <ns0:color ns0:val="555555"/>
+          <ns0:sz ns0:val="18"/>
+        </ns0:rPr>
+        <ns0:t>Evidence / note: No such data appears in the prompt log.</ns0:t>
+      </ns0:r>
+    </ns0:p>
+    <ns0:p ns2:paraId="113B6AE3" ns2:textId="77777777" ns0:rsidR="0051390C" ns0:rsidRDefault="00000000">
+      <ns0:pPr>
+        <ns0:pStyle ns0:val="ListBullet"/>
+      </ns0:pPr>
+      <ns0:r>
+        <ns0:rPr>
+          <ns0:rFonts ns0:ascii="Arial" ns0:hAnsi="Arial"/>
+        </ns0:rPr>
+        <ns0:t>[x] I did not paste copyrighted reading materials wholesale into the AI.</ns0:t>
+      </ns0:r>
+    </ns0:p>
+    <ns0:p ns2:paraId="5E8733E4" ns2:textId="77777777" ns0:rsidR="0051390C" ns0:rsidRDefault="00000000">
+      <ns0:pPr>
+        <ns0:ind ns0:left="720"/>
+      </ns0:pPr>
+      <ns0:r>
+        <ns0:rPr>
+          <ns0:rFonts ns0:ascii="Arial" ns0:hAnsi="Arial"/>
+          <ns0:i/>
+          <ns0:color ns0:val="555555"/>
+          <ns0:sz ns0:val="18"/>
+        </ns0:rPr>
+        <ns0:t>Evidence / note: The assignment specification and blank AI templates were read to follow the homework instructions. Course readings and the ISTQB syllabus were not pasted in full.</ns0:t>
+      </ns0:r>
+    </ns0:p>
+    <ns0:p ns2:paraId="2F804CAD" ns2:textId="77777777" ns0:rsidR="0051390C" ns0:rsidRDefault="00000000">
+      <ns0:pPr>
+        <ns0:pStyle ns0:val="ListBullet"/>
+      </ns0:pPr>
+      <ns0:r>
+        <ns0:rPr>
+          <ns0:rFonts ns0:ascii="Arial" ns0:hAnsi="Arial"/>
+        </ns0:rPr>
+        <ns0:t>[x] I did not paste proprietary employer or open-source license-restricted code.</ns0:t>
+      </ns0:r>
+    </ns0:p>
+    <ns0:p ns2:paraId="03DEABAA" ns2:textId="77777777" ns0:rsidR="0051390C" ns0:rsidRDefault="00000000">
+      <ns0:pPr>
+        <ns0:ind ns0:left="720"/>
+      </ns0:pPr>
+      <ns0:r>
+        <ns0:rPr>
+          <ns0:rFonts ns0:ascii="Arial" ns0:hAnsi="Arial"/>
+          <ns0:i/>
+          <ns0:color ns0:val="555555"/>
+          <ns0:sz ns0:val="18"/>
+        </ns0:rPr>
+        <ns0:t>Evidence / note: No code was pasted.</ns0:t>
+      </ns0:r>
+    </ns0:p>
+    <ns0:p ns2:paraId="680A43E4" ns2:textId="77777777" ns0:rsidR="0051390C" ns0:rsidRDefault="00000000">
+      <ns0:pPr>
+        <ns0:pStyle ns0:val="ListBullet"/>
+      </ns0:pPr>
+      <ns0:r>
+        <ns0:rPr>
+          <ns0:rFonts ns0:ascii="Arial" ns0:hAnsi="Arial"/>
+        </ns0:rPr>
+        <ns0:t>[x] I logged each prompt + AI response into prompt_log.md with timestamp.</ns0:t>
+      </ns0:r>
+    </ns0:p>
+    <ns0:p ns2:paraId="106C5993" ns2:textId="77777777" ns0:rsidR="0051390C" ns0:rsidRDefault="00000000">
+      <ns0:pPr>
+        <ns0:ind ns0:left="720"/>
+      </ns0:pPr>
+      <ns0:r>
+        <ns0:rPr>
+          <ns0:rFonts ns0:ascii="Arial" ns0:hAnsi="Arial"/>
+          <ns0:i/>
+          <ns0:color ns0:val="555555"/>
+          <ns0:sz ns0:val="18"/>
+        </ns0:rPr>
+        <ns0:t>Evidence / note: Every prompt used for this assignment is in prompt_log.md with its timestamp and output.</ns0:t>
+      </ns0:r>
+    </ns0:p>
+    <ns0:p ns2:paraId="6CDB60C3" ns2:textId="77777777" ns0:rsidR="0051390C" ns0:rsidRDefault="00000000">
+      <ns0:pPr>
+        <ns0:pStyle ns0:val="Heading2"/>
+      </ns0:pPr>
+      <ns0:r>
+        <ns0:rPr>
+          <ns0:rFonts ns0:ascii="Arial" ns0:hAnsi="Arial"/>
+        </ns0:rPr>
+        <ns0:lastRenderedPageBreak/>
+        <ns0:t>3. Before I submit my work</ns0:t>
+      </ns0:r>
+    </ns0:p>
+    <ns0:p ns2:paraId="371BF800" ns2:textId="77777777" ns0:rsidR="0051390C" ns0:rsidRDefault="00000000">
+      <ns0:pPr>
+        <ns0:pStyle ns0:val="ListBullet"/>
+      </ns0:pPr>
+      <ns0:r>
+        <ns0:rPr>
+          <ns0:rFonts ns0:ascii="Arial" ns0:hAnsi="Arial"/>
+        </ns0:rPr>
+        <ns0:t>[x] All AI-generated artifacts are tagged in the AI Audit Report.</ns0:t>
+      </ns0:r>
+    </ns0:p>
+    <ns0:p ns2:paraId="27B51473" ns2:textId="77777777" ns0:rsidR="0051390C" ns0:rsidRDefault="00000000">
+      <ns0:pPr>
+        <ns0:ind ns0:left="720"/>
+      </ns0:pPr>
+      <ns0:r>
+        <ns0:rPr>
+          <ns0:rFonts ns0:ascii="Arial" ns0:hAnsi="Arial"/>
+          <ns0:i/>
+          <ns0:color ns0:val="555555"/>
+          <ns0:sz ns0:val="18"/>
+        </ns0:rPr>
+        <ns0:t>Evidence / note: AI-02 / Appendix A1.</ns0:t>
+      </ns0:r>
+    </ns0:p>
+    <ns0:p ns2:paraId="4705E5DA" ns2:textId="77777777" ns0:rsidR="0051390C" ns0:rsidRDefault="00000000">
+      <ns0:pPr>
+        <ns0:pStyle ns0:val="ListBullet"/>
+      </ns0:pPr>
+      <ns0:r>
+        <ns0:rPr>
+          <ns0:rFonts ns0:ascii="Arial" ns0:hAnsi="Arial"/>
+        </ns0:rPr>
+        <ns0:t>[x] All citations from AI have been verified (sources actually exist).</ns0:t>
+      </ns0:r>
+    </ns0:p>
+    <ns0:p ns2:paraId="68DE5485" ns2:textId="77777777" ns0:rsidR="0051390C" ns0:rsidRDefault="00000000">
+      <ns0:pPr>
+        <ns0:ind ns0:left="720"/>
+      </ns0:pPr>
+      <ns0:r>
+        <ns0:rPr>
+          <ns0:rFonts ns0:ascii="Arial" ns0:hAnsi="Arial"/>
+          <ns0:i/>
+          <ns0:color ns0:val="555555"/>
+          <ns0:sz ns0:val="18"/>
+        </ns0:rPr>
+        <ns0:t>Evidence / note: Report section 2.4; the unverifiable citation markers in R3-T02 were not used.</ns0:t>
+      </ns0:r>
+    </ns0:p>
+    <ns0:p ns2:paraId="484FAB78" ns2:textId="77777777" ns0:rsidR="0051390C" ns0:rsidRDefault="00000000">
+      <ns0:pPr>
+        <ns0:pStyle ns0:val="ListBullet"/>
+      </ns0:pPr>
+      <ns0:r>
+        <ns0:rPr>
+          <ns0:rFonts ns0:ascii="Arial" ns0:hAnsi="Arial"/>
+        </ns0:rPr>
+        <ns0:t>[x] All AI-generated code has been executed and tested.</ns0:t>
+      </ns0:r>
+    </ns0:p>
+    <ns0:p ns2:paraId="345D5CDE" ns2:textId="77777777" ns0:rsidR="0051390C" ns0:rsidRDefault="00000000">
+      <ns0:pPr>
+        <ns0:ind ns0:left="720"/>
+      </ns0:pPr>
+      <ns0:r>
+        <ns0:rPr>
+          <ns0:rFonts ns0:ascii="Arial" ns0:hAnsi="Arial"/>
+          <ns0:i/>
+          <ns0:color ns0:val="555555"/>
+          <ns0:sz ns0:val="18"/>
+        </ns0:rPr>
+        <ns0:t>Evidence / note: Not applicable – no code in HW01.</ns0:t>
+      </ns0:r>
+    </ns0:p>
+    <ns0:p ns2:paraId="3371FB2D" ns2:textId="77777777" ns0:rsidR="0051390C" ns0:rsidRDefault="00000000">
+      <ns0:pPr>
+        <ns0:pStyle ns0:val="ListBullet"/>
+      </ns0:pPr>
+      <ns0:r>
+        <ns0:rPr>
+          <ns0:rFonts ns0:ascii="Arial" ns0:hAnsi="Arial"/>
+        </ns0:rPr>
+        <ns0:t>[x] My 200–300-word AI Critique is included in the report.</ns0:t>
+      </ns0:r>
+    </ns0:p>
+    <ns0:p ns2:paraId="7CC06F5C" ns2:textId="77777777" ns0:rsidR="0051390C" ns0:rsidRDefault="00000000">
+      <ns0:pPr>
+        <ns0:ind ns0:left="720"/>
+      </ns0:pPr>
+      <ns0:r>
+        <ns0:rPr>
+          <ns0:rFonts ns0:ascii="Arial" ns0:hAnsi="Arial"/>
+          <ns0:i/>
+          <ns0:color ns0:val="555555"/>
+          <ns0:sz ns0:val="18"/>
+        </ns0:rPr>
+        <ns0:t>Evidence / note: "AI Critique" section of the report, 285 words.</ns0:t>
+      </ns0:r>
+    </ns0:p>
+    <ns0:p ns2:paraId="36BDCC5C" ns2:textId="77777777" ns0:rsidR="0051390C" ns0:rsidRDefault="00000000">
+      <ns0:pPr>
+        <ns0:pStyle ns0:val="ListBullet"/>
+      </ns0:pPr>
+      <ns0:r>
+        <ns0:rPr>
+          <ns0:rFonts ns0:ascii="Arial" ns0:hAnsi="Arial"/>
+        </ns0:rPr>
+        <ns0:t>[x] The Mandatory Disclosure paragraph is at the end of my report.</ns0:t>
+      </ns0:r>
+    </ns0:p>
+    <ns0:p ns2:paraId="7D7D1DE5" ns2:textId="77777777" ns0:rsidR="0051390C" ns0:rsidRDefault="00000000">
+      <ns0:pPr>
+        <ns0:ind ns0:left="720"/>
+      </ns0:pPr>
+      <ns0:r>
+        <ns0:rPr>
+          <ns0:rFonts ns0:ascii="Arial" ns0:hAnsi="Arial"/>
+          <ns0:i/>
+          <ns0:color ns0:val="555555"/>
+          <ns0:sz ns0:val="18"/>
+        </ns0:rPr>
+        <ns0:t>Evidence / note: "Mandatory Disclosure" section of the report, before the appendices.</ns0:t>
+      </ns0:r>
+    </ns0:p>
+    <ns0:p ns2:paraId="2A55A530" ns2:textId="77777777" ns0:rsidR="0051390C" ns0:rsidRDefault="00000000">
+      <ns0:pPr>
+        <ns0:pStyle ns0:val="ListBullet"/>
+      </ns0:pPr>
+      <ns0:r>
+        <ns0:rPr>
+          <ns0:rFonts ns0:ascii="Arial" ns0:hAnsi="Arial"/>
+        </ns0:rPr>
+        <ns0:t>[x] I attached the AI Use Disclosure Form.</ns0:t>
+      </ns0:r>
+    </ns0:p>
+    <ns0:p ns2:paraId="43F0D599" ns2:textId="77777777" ns0:rsidR="0051390C" ns0:rsidRDefault="00000000">
+      <ns0:pPr>
+        <ns0:ind ns0:left="720"/>
+      </ns0:pPr>
+      <ns0:r>
+        <ns0:rPr>
+          <ns0:rFonts ns0:ascii="Arial" ns0:hAnsi="Arial"/>
+          <ns0:i/>
+          <ns0:color ns0:val="555555"/>
+          <ns0:sz ns0:val="18"/>
+        </ns0:rPr>
+        <ns0:t>Evidence / note: AI-03 (this folder).</ns0:t>
+      </ns0:r>
+    </ns0:p>
+    <ns0:p ns2:paraId="32AEEC05" ns2:textId="77777777" ns0:rsidR="0051390C" ns0:rsidRDefault="00000000">
+      <ns0:pPr>
+        <ns0:pStyle ns0:val="ListBullet"/>
+      </ns0:pPr>
+      <ns0:r>
+        <ns0:rPr>
+          <ns0:rFonts ns0:ascii="Arial" ns0:hAnsi="Arial"/>
+        </ns0:rPr>
+        <ns0:t>[x] I am ready for a 5–7-min random oral defense the week after submission.</ns0:t>
+      </ns0:r>
+    </ns0:p>
+    <ns0:p ns2:paraId="7BA13D86" ns2:textId="77777777" ns0:rsidR="0051390C" ns0:rsidRDefault="00000000">
+      <ns0:pPr>
+        <ns0:pStyle ns0:val="Heading2"/>
+      </ns0:pPr>
+      <ns0:r>
+        <ns0:rPr>
+          <ns0:rFonts ns0:ascii="Arial" ns0:hAnsi="Arial"/>
+        </ns0:rPr>
+        <ns0:t>4. Final Statement</ns0:t>
+      </ns0:r>
+    </ns0:p>
+    <ns0:p ns2:paraId="73C24958" ns2:textId="77777777" ns0:rsidR="0051390C" ns0:rsidRDefault="00000000">
+      <ns0:r>
+        <ns0:rPr>
+          <ns0:rFonts ns0:ascii="Arial" ns0:hAnsi="Arial"/>
+          <ns0:i/>
+        </ns0:rPr>
+        <ns0:t>Final responsibility for the accuracy, originality, and integrity of this submission rests with me. Any undisclosed AI use is treated as academic misconduct.</ns0:t>
+      </ns0:r>
+    </ns0:p>
+    <ns0:p ns2:paraId="7F84A4FC" ns2:textId="77777777" ns0:rsidR="0051390C" ns0:rsidRDefault="00000000">
+      <ns0:pPr>
+        <ns0:pStyle ns0:val="Heading2"/>
+      </ns0:pPr>
+      <ns0:r>
+        <ns0:rPr>
+          <ns0:rFonts ns0:ascii="Arial" ns0:hAnsi="Arial"/>
+        </ns0:rPr>
+        <ns0:t>Signature</ns0:t>
+      </ns0:r>
+    </ns0:p>
+    <ns0:tbl>
+      <ns0:tblPr>
+        <ns0:tblStyle ns0:val="LightGrid-Accent1"/>
+        <ns0:tblW ns0:w="0" ns0:type="auto"/>
+        <ns0:tblLayout ns0:type="fixed"/>
+        <ns0:tblLook ns0:val="04A0" ns0:firstRow="1" ns0:lastRow="0" ns0:firstColumn="1" ns0:lastColumn="0" ns0:noHBand="0" ns0:noVBand="1"/>
+      </ns0:tblPr>
+      <ns0:tblGrid>
+        <ns0:gridCol ns0:w="3118"/>
+        <ns0:gridCol ns0:w="6520"/>
+      </ns0:tblGrid>
+      <ns0:tr ns0:rsidR="0051390C" ns2:paraId="0A78C36D" ns2:textId="77777777" ns0:rsidTr="0051390C">
+        <ns0:trPr>
+          <ns0:cnfStyle ns0:val="100000000000" ns0:firstRow="1" ns0:lastRow="0" ns0:firstColumn="0" ns0:lastColumn="0" ns0:oddVBand="0" ns0:evenVBand="0" ns0:oddHBand="0" ns0:evenHBand="0" ns0:firstRowFirstColumn="0" ns0:firstRowLastColumn="0" ns0:lastRowFirstColumn="0" ns0:lastRowLastColumn="0"/>
+        </ns0:trPr>
+        <ns0:tc>
+          <ns0:tcPr>
+            <ns0:cnfStyle ns0:val="001000000000" ns0:firstRow="0" ns0:lastRow="0" ns0:firstColumn="1" ns0:lastColumn="0" ns0:oddVBand="0" ns0:evenVBand="0" ns0:oddHBand="0" ns0:evenHBand="0" ns0:firstRowFirstColumn="0" ns0:firstRowLastColumn="0" ns0:lastRowFirstColumn="0" ns0:lastRowLastColumn="0"/>
+            <ns0:tcW ns0:w="3118" ns0:type="dxa"/>
+            <ns0:shd ns0:val="clear" ns0:color="auto" ns0:fill="D9E1F2"/>
+          </ns0:tcPr>
+          <ns0:p ns2:paraId="1EBA46AB" ns2:textId="77777777" ns0:rsidR="0051390C" ns0:rsidRDefault="00000000">
+            <ns0:r>
+              <ns0:rPr>
+                <ns0:rFonts ns0:ascii="Arial" ns0:hAnsi="Arial"/>
+                <ns0:sz ns0:val="21"/>
+              </ns0:rPr>
+              <ns0:t>Student name (printed):</ns0:t>
+            </ns0:r>
+          </ns0:p>
+        </ns0:tc>
+        <ns0:tc>
+          <ns0:tcPr>
+            <ns0:tcW ns0:w="6520" ns0:type="dxa"/>
+          </ns0:tcPr>
+          <ns0:p ns2:paraId="6B35CFFB" ns2:textId="77777777" ns0:rsidR="0051390C" ns0:rsidRDefault="0051390C">
+            <ns0:pPr>
+              <ns0:cnfStyle ns0:val="100000000000" ns0:firstRow="1" ns0:lastRow="0" ns0:firstColumn="0" ns0:lastColumn="0" ns0:oddVBand="0" ns0:evenVBand="0" ns0:oddHBand="0" ns0:evenHBand="0" ns0:firstRowFirstColumn="0" ns0:firstRowLastColumn="0" ns0:lastRowFirstColumn="0" ns0:lastRowLastColumn="0"/>
+            </ns0:pPr>
+            <ns0:r>
+              <ns0:rPr>
+                <ns0:rFonts ns0:ascii="Arial" ns0:hAnsi="Arial"/>
+                <ns0:sz ns0:val="21"/>
+              </ns0:rPr>
+              <ns0:t>Huỳnh Thái Toàn</ns0:t>
+            </ns0:r>
+          </ns0:p>
+        </ns0:tc>
+      </ns0:tr>
+      <ns0:tr ns0:rsidR="0051390C" ns2:paraId="74EA463C" ns2:textId="77777777" ns0:rsidTr="0051390C">
+        <ns0:trPr>
+          <ns0:cnfStyle ns0:val="000000100000" ns0:firstRow="0" ns0:lastRow="0" ns0:firstColumn="0" ns0:lastColumn="0" ns0:oddVBand="0" ns0:evenVBand="0" ns0:oddHBand="1" ns0:evenHBand="0" ns0:firstRowFirstColumn="0" ns0:firstRowLastColumn="0" ns0:lastRowFirstColumn="0" ns0:lastRowLastColumn="0"/>
+        </ns0:trPr>
+        <ns0:tc>
+          <ns0:tcPr>
+            <ns0:cnfStyle ns0:val="001000000000" ns0:firstRow="0" ns0:lastRow="0" ns0:firstColumn="1" ns0:lastColumn="0" ns0:oddVBand="0" ns0:evenVBand="0" ns0:oddHBand="0" ns0:evenHBand="0" ns0:firstRowFirstColumn="0" ns0:firstRowLastColumn="0" ns0:lastRowFirstColumn="0" ns0:lastRowLastColumn="0"/>
+            <ns0:tcW ns0:w="3118" ns0:type="dxa"/>
+            <ns0:shd ns0:val="clear" ns0:color="auto" ns0:fill="D9E1F2"/>
+          </ns0:tcPr>
+          <ns0:p ns2:paraId="55EDEE29" ns2:textId="77777777" ns0:rsidR="0051390C" ns0:rsidRDefault="00000000">
+            <ns0:r>
+              <ns0:rPr>
+                <ns0:rFonts ns0:ascii="Arial" ns0:hAnsi="Arial"/>
+                <ns0:sz ns0:val="21"/>
+              </ns0:rPr>
+              <ns0:t>Student ID:</ns0:t>
+            </ns0:r>
+          </ns0:p>
+        </ns0:tc>
+        <ns0:tc>
+          <ns0:tcPr>
+            <ns0:tcW ns0:w="6520" ns0:type="dxa"/>
+          </ns0:tcPr>
+          <ns0:p ns2:paraId="23D67243" ns2:textId="77777777" ns0:rsidR="0051390C" ns0:rsidRDefault="0051390C">
+            <ns0:pPr>
+              <ns0:cnfStyle ns0:val="000000100000" ns0:firstRow="0" ns0:lastRow="0" ns0:firstColumn="0" ns0:lastColumn="0" ns0:oddVBand="0" ns0:evenVBand="0" ns0:oddHBand="1" ns0:evenHBand="0" ns0:firstRowFirstColumn="0" ns0:firstRowLastColumn="0" ns0:lastRowFirstColumn="0" ns0:lastRowLastColumn="0"/>
+            </ns0:pPr>
+            <ns0:r>
+              <ns0:rPr>
+                <ns0:rFonts ns0:ascii="Arial" ns0:hAnsi="Arial"/>
+                <ns0:sz ns0:val="21"/>
+              </ns0:rPr>
+              <ns0:t>23120175</ns0:t>
+            </ns0:r>
+          </ns0:p>
+        </ns0:tc>
+      </ns0:tr>
+      <ns0:tr ns0:rsidR="0051390C" ns2:paraId="66257D01" ns2:textId="77777777" ns0:rsidTr="0051390C">
+        <ns0:trPr>
+          <ns0:cnfStyle ns0:val="000000010000" ns0:firstRow="0" ns0:lastRow="0" ns0:firstColumn="0" ns0:lastColumn="0" ns0:oddVBand="0" ns0:evenVBand="0" ns0:oddHBand="0" ns0:evenHBand="1" ns0:firstRowFirstColumn="0" ns0:firstRowLastColumn="0" ns0:lastRowFirstColumn="0" ns0:lastRowLastColumn="0"/>
+        </ns0:trPr>
+        <ns0:tc>
+          <ns0:tcPr>
+            <ns0:cnfStyle ns0:val="001000000000" ns0:firstRow="0" ns0:lastRow="0" ns0:firstColumn="1" ns0:lastColumn="0" ns0:oddVBand="0" ns0:evenVBand="0" ns0:oddHBand="0" ns0:evenHBand="0" ns0:firstRowFirstColumn="0" ns0:firstRowLastColumn="0" ns0:lastRowFirstColumn="0" ns0:lastRowLastColumn="0"/>
+            <ns0:tcW ns0:w="3118" ns0:type="dxa"/>
+            <ns0:shd ns0:val="clear" ns0:color="auto" ns0:fill="D9E1F2"/>
+          </ns0:tcPr>
+          <ns0:p ns2:paraId="5A955A17" ns2:textId="77777777" ns0:rsidR="0051390C" ns0:rsidRDefault="00000000">
+            <ns0:r>
+              <ns0:rPr>
+                <ns0:rFonts ns0:ascii="Arial" ns0:hAnsi="Arial"/>
+                <ns0:sz ns0:val="21"/>
+              </ns0:rPr>
+              <ns0:t>Class / Cohort:</ns0:t>
+            </ns0:r>
+          </ns0:p>
+        </ns0:tc>
+        <ns0:tc>
+          <ns0:tcPr>
+            <ns0:tcW ns0:w="6520" ns0:type="dxa"/>
+          </ns0:tcPr>
+          <ns0:p ns2:paraId="2EAE0C95" ns2:textId="77777777" ns0:rsidR="0051390C" ns0:rsidRDefault="0051390C">
+            <ns0:pPr>
+              <ns0:cnfStyle ns0:val="000000010000" ns0:firstRow="0" ns0:lastRow="0" ns0:firstColumn="0" ns0:lastColumn="0" ns0:oddVBand="0" ns0:evenVBand="0" ns0:oddHBand="0" ns0:evenHBand="1" ns0:firstRowFirstColumn="0" ns0:firstRowLastColumn="0" ns0:lastRowFirstColumn="0" ns0:lastRowLastColumn="0"/>
+            </ns0:pPr>
+            <ns0:r>
+              <ns0:rPr>
+                <ns0:rFonts ns0:ascii="Arial" ns0:hAnsi="Arial"/>
+                <ns0:sz ns0:val="21"/>
+              </ns0:rPr>
+              <ns0:t>CQ2023/31</ns0:t>
+            </ns0:r>
+          </ns0:p>
+        </ns0:tc>
+      </ns0:tr>
+      <ns0:tr ns0:rsidR="0051390C" ns2:paraId="45887A5E" ns2:textId="77777777" ns0:rsidTr="0051390C">
+        <ns0:trPr>
+          <ns0:cnfStyle ns0:val="000000100000" ns0:firstRow="0" ns0:lastRow="0" ns0:firstColumn="0" ns0:lastColumn="0" ns0:oddVBand="0" ns0:evenVBand="0" ns0:oddHBand="1" ns0:evenHBand="0" ns0:firstRowFirstColumn="0" ns0:firstRowLastColumn="0" ns0:lastRowFirstColumn="0" ns0:lastRowLastColumn="0"/>
+        </ns0:trPr>
+        <ns0:tc>
+          <ns0:tcPr>
+            <ns0:cnfStyle ns0:val="001000000000" ns0:firstRow="0" ns0:lastRow="0" ns0:firstColumn="1" ns0:lastColumn="0" ns0:oddVBand="0" ns0:evenVBand="0" ns0:oddHBand="0" ns0:evenHBand="0" ns0:firstRowFirstColumn="0" ns0:firstRowLastColumn="0" ns0:lastRowFirstColumn="0" ns0:lastRowLastColumn="0"/>
+            <ns0:tcW ns0:w="3118" ns0:type="dxa"/>
+            <ns0:shd ns0:val="clear" ns0:color="auto" ns0:fill="D9E1F2"/>
+          </ns0:tcPr>
+          <ns0:p ns2:paraId="47397724" ns2:textId="77777777" ns0:rsidR="0051390C" ns0:rsidRDefault="00000000">
+            <ns0:r>
+              <ns0:rPr>
+                <ns0:rFonts ns0:ascii="Arial" ns0:hAnsi="Arial"/>
+                <ns0:sz ns0:val="21"/>
+              </ns0:rPr>
+              <ns0:t>Course:</ns0:t>
+            </ns0:r>
+          </ns0:p>
+        </ns0:tc>
+        <ns0:tc>
+          <ns0:tcPr>
+            <ns0:tcW ns0:w="6520" ns0:type="dxa"/>
+          </ns0:tcPr>
+          <ns0:p ns2:paraId="029C6983" ns2:textId="082E26DC" ns0:rsidR="0051390C" ns0:rsidRDefault="00000000">
+            <ns0:pPr>
+              <ns0:cnfStyle ns0:val="000000100000" ns0:firstRow="0" ns0:lastRow="0" ns0:firstColumn="0" ns0:lastColumn="0" ns0:oddVBand="0" ns0:evenVBand="0" ns0:oddHBand="1" ns0:evenHBand="0" ns0:firstRowFirstColumn="0" ns0:firstRowLastColumn="0" ns0:lastRowFirstColumn="0" ns0:lastRowLastColumn="0"/>
+            </ns0:pPr>
+            <ns0:r>
+              <ns0:rPr>
+                <ns0:rFonts ns0:ascii="Arial" ns0:hAnsi="Arial"/>
+                <ns0:sz ns0:val="21"/>
+              </ns0:rPr>
+              <ns0:t>Software Testing</ns0:t>
+            </ns0:r>
+          </ns0:p>
+        </ns0:tc>
+      </ns0:tr>
+      <ns0:tr ns0:rsidR="0051390C" ns2:paraId="49DB9F0A" ns2:textId="77777777" ns0:rsidTr="0051390C">
+        <ns0:trPr>
+          <ns0:cnfStyle ns0:val="000000010000" ns0:firstRow="0" ns0:lastRow="0" ns0:firstColumn="0" ns0:lastColumn="0" ns0:oddVBand="0" ns0:evenVBand="0" ns0:oddHBand="0" ns0:evenHBand="1" ns0:firstRowFirstColumn="0" ns0:firstRowLastColumn="0" ns0:lastRowFirstColumn="0" ns0:lastRowLastColumn="0"/>
+        </ns0:trPr>
+        <ns0:tc>
+          <ns0:tcPr>
+            <ns0:cnfStyle ns0:val="001000000000" ns0:firstRow="0" ns0:lastRow="0" ns0:firstColumn="1" ns0:lastColumn="0" ns0:oddVBand="0" ns0:evenVBand="0" ns0:oddHBand="0" ns0:evenHBand="0" ns0:firstRowFirstColumn="0" ns0:firstRowLastColumn="0" ns0:lastRowFirstColumn="0" ns0:lastRowLastColumn="0"/>
+            <ns0:tcW ns0:w="3118" ns0:type="dxa"/>
+            <ns0:shd ns0:val="clear" ns0:color="auto" ns0:fill="D9E1F2"/>
+          </ns0:tcPr>
+          <ns0:p ns2:paraId="1FCB2F56" ns2:textId="77777777" ns0:rsidR="0051390C" ns0:rsidRDefault="00000000">
+            <ns0:r>
+              <ns0:rPr>
+                <ns0:rFonts ns0:ascii="Arial" ns0:hAnsi="Arial"/>
+                <ns0:sz ns0:val="21"/>
+              </ns0:rPr>
+              <ns0:t>Instructor:</ns0:t>
+            </ns0:r>
+          </ns0:p>
+        </ns0:tc>
+        <ns0:tc>
+          <ns0:tcPr>
+            <ns0:tcW ns0:w="6520" ns0:type="dxa"/>
+          </ns0:tcPr>
+          <ns0:p ns2:paraId="50E3AFC9" ns2:textId="77777777" ns0:rsidR="0051390C" ns0:rsidRDefault="0051390C">
+            <ns0:pPr>
+              <ns0:cnfStyle ns0:val="000000010000" ns0:firstRow="0" ns0:lastRow="0" ns0:firstColumn="0" ns0:lastColumn="0" ns0:oddVBand="0" ns0:evenVBand="0" ns0:oddHBand="0" ns0:evenHBand="1" ns0:firstRowFirstColumn="0" ns0:firstRowLastColumn="0" ns0:lastRowFirstColumn="0" ns0:lastRowLastColumn="0"/>
+            </ns0:pPr>
+            <ns0:r>
+              <ns0:rPr>
+                <ns0:rFonts ns0:ascii="Arial" ns0:hAnsi="Arial"/>
+                <ns0:sz ns0:val="21"/>
+              </ns0:rPr>
+              <ns0:t>MSc. Trần Thị Bích Hạnh</ns0:t>
+            </ns0:r>
+          </ns0:p>
+        </ns0:tc>
+      </ns0:tr>
+      <ns0:tr ns0:rsidR="0051390C" ns2:paraId="2F5F0ACE" ns2:textId="77777777" ns0:rsidTr="0051390C">
+        <ns0:trPr>
+          <ns0:cnfStyle ns0:val="000000100000" ns0:firstRow="0" ns0:lastRow="0" ns0:firstColumn="0" ns0:lastColumn="0" ns0:oddVBand="0" ns0:evenVBand="0" ns0:oddHBand="1" ns0:evenHBand="0" ns0:firstRowFirstColumn="0" ns0:firstRowLastColumn="0" ns0:lastRowFirstColumn="0" ns0:lastRowLastColumn="0"/>
+        </ns0:trPr>
+        <ns0:tc>
+          <ns0:tcPr>
+            <ns0:cnfStyle ns0:val="001000000000" ns0:firstRow="0" ns0:lastRow="0" ns0:firstColumn="1" ns0:lastColumn="0" ns0:oddVBand="0" ns0:evenVBand="0" ns0:oddHBand="0" ns0:evenHBand="0" ns0:firstRowFirstColumn="0" ns0:firstRowLastColumn="0" ns0:lastRowFirstColumn="0" ns0:lastRowLastColumn="0"/>
+            <ns0:tcW ns0:w="3118" ns0:type="dxa"/>
+            <ns0:shd ns0:val="clear" ns0:color="auto" ns0:fill="D9E1F2"/>
+          </ns0:tcPr>
+          <ns0:p ns2:paraId="0971277D" ns2:textId="77777777" ns0:rsidR="0051390C" ns0:rsidRDefault="00000000">
+            <ns0:r>
+              <ns0:rPr>
+                <ns0:rFonts ns0:ascii="Arial" ns0:hAnsi="Arial"/>
+                <ns0:sz ns0:val="21"/>
+              </ns0:rPr>
+              <ns0:t>Date:</ns0:t>
+            </ns0:r>
+          </ns0:p>
+        </ns0:tc>
+        <ns0:tc>
+          <ns0:tcPr>
+            <ns0:tcW ns0:w="6520" ns0:type="dxa"/>
+          </ns0:tcPr>
+          <ns0:p ns2:paraId="5504AC9E" ns2:textId="77777777" ns0:rsidR="0051390C" ns0:rsidRDefault="0051390C">
+            <ns0:pPr>
+              <ns0:cnfStyle ns0:val="000000100000" ns0:firstRow="0" ns0:lastRow="0" ns0:firstColumn="0" ns0:lastColumn="0" ns0:oddVBand="0" ns0:evenVBand="0" ns0:oddHBand="1" ns0:evenHBand="0" ns0:firstRowFirstColumn="0" ns0:firstRowLastColumn="0" ns0:lastRowFirstColumn="0" ns0:lastRowLastColumn="0"/>
+            </ns0:pPr>
+            <ns0:r>
+              <ns0:rPr>
+                <ns0:rFonts ns0:ascii="Arial" ns0:hAnsi="Arial"/>
+                <ns0:sz ns0:val="21"/>
+              </ns0:rPr>
+              <ns0:t>27/09/2026</ns0:t>
+            </ns0:r>
+          </ns0:p>
+        </ns0:tc>
+      </ns0:tr>
+      <ns0:tr ns0:rsidR="0051390C" ns2:paraId="51F2986C" ns2:textId="77777777" ns0:rsidTr="0051390C">
+        <ns0:trPr>
+          <ns0:cnfStyle ns0:val="000000010000" ns0:firstRow="0" ns0:lastRow="0" ns0:firstColumn="0" ns0:lastColumn="0" ns0:oddVBand="0" ns0:evenVBand="0" ns0:oddHBand="0" ns0:evenHBand="1" ns0:firstRowFirstColumn="0" ns0:firstRowLastColumn="0" ns0:lastRowFirstColumn="0" ns0:lastRowLastColumn="0"/>
+        </ns0:trPr>
+        <ns0:tc>
+          <ns0:tcPr>
+            <ns0:cnfStyle ns0:val="001000000000" ns0:firstRow="0" ns0:lastRow="0" ns0:firstColumn="1" ns0:lastColumn="0" ns0:oddVBand="0" ns0:evenVBand="0" ns0:oddHBand="0" ns0:evenHBand="0" ns0:firstRowFirstColumn="0" ns0:firstRowLastColumn="0" ns0:lastRowFirstColumn="0" ns0:lastRowLastColumn="0"/>
+            <ns0:tcW ns0:w="3118" ns0:type="dxa"/>
+            <ns0:shd ns0:val="clear" ns0:color="auto" ns0:fill="D9E1F2"/>
+          </ns0:tcPr>
+          <ns0:p ns2:paraId="6C2E5FC5" ns2:textId="77777777" ns0:rsidR="0051390C" ns0:rsidRDefault="00000000">
+            <ns0:r>
+              <ns0:rPr>
+                <ns0:rFonts ns0:ascii="Arial" ns0:hAnsi="Arial"/>
+                <ns0:sz ns0:val="21"/>
+              </ns0:rPr>
+              <ns0:t>Signature:</ns0:t>
+            </ns0:r>
+          </ns0:p>
+        </ns0:tc>
+        <ns0:tc>
+          <ns0:tcPr>
+            <ns0:tcW ns0:w="6520" ns0:type="dxa"/>
+          </ns0:tcPr>
+          <ns0:p ns2:paraId="4A1CE7BA" ns2:textId="763E97DC" ns0:rsidR="0051390C" ns0:rsidRDefault="00C366AE">
+            <ns0:pPr>
+              <ns0:cnfStyle ns0:val="000000010000" ns0:firstRow="0" ns0:lastRow="0" ns0:firstColumn="0" ns0:lastColumn="0" ns0:oddVBand="0" ns0:evenVBand="0" ns0:oddHBand="0" ns0:evenHBand="1" ns0:firstRowFirstColumn="0" ns0:firstRowLastColumn="0" ns0:lastRowFirstColumn="0" ns0:lastRowLastColumn="0"/>
+            </ns0:pPr>
+            <ns0:r>
+              <ns0:rPr>
+                <ns0:rFonts ns0:ascii="Arial" ns0:hAnsi="Arial"/>
+                <ns0:sz ns0:val="21"/>
+              </ns0:rPr>
+              <ns0:t>Huỳnh Thái Toàn</ns0:t>
+            </ns0:r>
+            <ns0:r>
+              <ns0:rPr>
+                <ns0:rFonts ns0:ascii="Myriad Pro" ns0:hAnsi="Myriad Pro" ns0:cs="Tahoma"/>
+                <ns0:lang ns0:eastAsia="vi-VN"/>
+              </ns0:rPr>
+              <ns0:drawing>
+                <ns3:inline distT="0" distB="0" distL="0" distR="0" ns4:anchorId="5A54DB5D" ns4:editId="04707626">
+                  <ns3:extent cx="781235" cy="415290"/>
+                  <ns3:effectExtent l="0" t="0" r="0" b="3810"/>
+                  <ns3:docPr id="1018047995" name="Picture 2"/>
+                  <ns3:cNvGraphicFramePr>
+                    <ns5:graphicFrameLocks noChangeAspect="1"/>
+                  </ns3:cNvGraphicFramePr>
+                  <ns5:graphic>
+                    <ns5:graphicData uri="http://schemas.openxmlformats.org/drawingml/2006/picture">
+                      <ns6:pic>
+                        <ns6:nvPicPr>
+                          <ns6:cNvPr id="1018047995" name="Picture 2"/>
+                          <ns6:cNvPicPr/>
+                        </ns6:nvPicPr>
+                        <ns6:blipFill rotWithShape="1">
+                          <ns5:blip ns7:embed="rId6" cstate="print">
+                            <ns5:duotone>
+                              <ns5:schemeClr val="accent1">
+                                <ns5:shade val="45000"/>
+                                <ns5:satMod val="135000"/>
+                              </ns5:schemeClr>
+                              <ns5:prstClr val="white"/>
+                            </ns5:duotone>
+                            <ns5:extLst>
+                              <ns5:ext uri="{28A0092B-C50C-407E-A947-70E740481C1C}">
+                                <ns8:useLocalDpi val="0"/>
+                              </ns5:ext>
+                            </ns5:extLst>
+                          </ns5:blip>
+                          <ns5:srcRect l="7270" t="22563" r="16482" b="25379"/>
+                          <ns5:stretch>
+                            <ns5:fillRect/>
+                          </ns5:stretch>
+                        </ns6:blipFill>
+                        <ns6:spPr bwMode="auto">
+                          <ns5:xfrm>
+                            <ns5:off x="0" y="0"/>
+                            <ns5:ext cx="856562" cy="455332"/>
+                          </ns5:xfrm>
+                          <ns5:prstGeom prst="rect">
+                            <ns5:avLst/>
+                          </ns5:prstGeom>
+                          <ns5:ln>
+                            <ns5:noFill/>
+                          </ns5:ln>
+                          <ns5:extLst>
+                            <ns5:ext uri="{53640926-AAD7-44D8-BBD7-CCE9431645EC}">
+                              <ns8:shadowObscured/>
+                            </ns5:ext>
+                          </ns5:extLst>
+                        </ns6:spPr>
+                      </ns6:pic>
+                    </ns5:graphicData>
+                  </ns5:graphic>
+                </ns3:inline>
+              </ns0:drawing>
+            </ns0:r>
+          </ns0:p>
+        </ns0:tc>
+      </ns0:tr>
+    </ns0:tbl>
+    <ns0:p ns2:paraId="62CE3682" ns2:textId="77777777" ns0:rsidR="0051390C" ns0:rsidRDefault="00000000">
+      <ns0:pPr>
+        <ns0:pStyle ns0:val="Heading2"/>
+      </ns0:pPr>
+      <ns0:r>
+        <ns0:rPr>
+          <ns0:rFonts ns0:ascii="Arial" ns0:hAnsi="Arial"/>
+        </ns0:rPr>
+        <ns0:t>References</ns0:t>
+      </ns0:r>
+    </ns0:p>
+    <ns0:p ns2:paraId="1C0DF9D0" ns2:textId="77777777" ns0:rsidR="0051390C" ns0:rsidRDefault="00000000">
+      <ns0:pPr>
+        <ns0:pStyle ns0:val="ListBullet"/>
+      </ns0:pPr>
+      <ns0:r>
+        <ns0:rPr>
+          <ns0:rFonts ns0:ascii="Arial" ns0:hAnsi="Arial"/>
+        </ns0:rPr>
+        <ns0:t>Kharbach, M. (2026). AI Use Policy Templates for Higher Education. CC BY-NC-SA 4.0.</ns0:t>
+      </ns0:r>
+    </ns0:p>
+    <ns0:p ns2:paraId="5F355935" ns2:textId="77777777" ns0:rsidR="0051390C" ns0:rsidRDefault="00000000">
+      <ns0:pPr>
+        <ns0:pStyle ns0:val="ListBullet"/>
+      </ns0:pPr>
+      <ns0:r>
+        <ns0:rPr>
+          <ns0:rFonts ns0:ascii="Arial" ns0:hAnsi="Arial"/>
+        </ns0:rPr>
+        <ns0:t>ISTQB Foundation Level Syllabus (latest version).</ns0:t>
+      </ns0:r>
+    </ns0:p>
+    <ns0:p ns2:paraId="1CAC2C62" ns2:textId="77777777" ns0:rsidR="0051390C" ns0:rsidRDefault="00000000">
+      <ns0:pPr>
+        <ns0:pStyle ns0:val="ListBullet"/>
+      </ns0:pPr>
+      <ns0:r>
+        <ns0:rPr>
+          <ns0:rFonts ns0:ascii="Arial" ns0:hAnsi="Arial"/>
+        </ns0:rPr>
+        <ns0:t>Hardman, P. (2025). A Post-AI Learning Taxonomy.</ns0:t>
+      </ns0:r>
+    </ns0:p>
+    <ns0:p ns2:paraId="142F752F" ns2:textId="77777777" ns0:rsidR="0051390C" ns0:rsidRDefault="00000000">
+      <ns0:pPr>
+        <ns0:pStyle ns0:val="ListBullet"/>
+      </ns0:pPr>
+      <ns0:r>
+        <ns0:rPr>
+          <ns0:rFonts ns0:ascii="Arial" ns0:hAnsi="Arial"/>
+        </ns0:rPr>
+        <ns0:t>Fuster Rabella, M. (2025). OECD Education Working Paper No. 338.</ns0:t>
+      </ns0:r>
+    </ns0:p>
+    <ns0:p ns2:paraId="7BAF4DC8" ns2:textId="77777777" ns0:rsidR="0051390C" ns0:rsidRDefault="00000000">
+      <ns0:pPr>
+        <ns0:pStyle ns0:val="ListBullet"/>
+      </ns0:pPr>
+      <ns0:r>
+        <ns0:rPr>
+          <ns0:rFonts ns0:ascii="Arial" ns0:hAnsi="Arial"/>
+        </ns0:rPr>
+        <ns0:t>Perkins, M., Roe, J., &amp; Furze, L. (2025). AI Assessment Scale.</ns0:t>
+      </ns0:r>
+    </ns0:p>
+    <ns0:p ns2:paraId="0F47FD53" ns2:textId="77777777" ns0:rsidR="0051390C" ns0:rsidRDefault="00000000">
+      <ns0:pPr>
+        <ns0:pStyle ns0:val="ListBullet"/>
+      </ns0:pPr>
+      <ns0:r>
+        <ns0:rPr>
+          <ns0:rFonts ns0:ascii="Arial" ns0:hAnsi="Arial"/>
+        </ns0:rPr>
+        <ns0:t>Anthropic (2025). Building reliable AI test agents — engineering blog.</ns0:t>
+      </ns0:r>
+    </ns0:p>
+    <ns0:p ns2:paraId="57CE22CE" ns2:textId="77777777" ns0:rsidR="0051390C" ns0:rsidRDefault="00000000">
+      <ns0:pPr>
+        <ns0:pStyle ns0:val="ListBullet"/>
+      </ns0:pPr>
+      <ns0:r>
+        <ns0:rPr>
+          <ns0:rFonts ns0:ascii="Arial" ns0:hAnsi="Arial"/>
+        </ns0:rPr>
+        <ns0:lastRenderedPageBreak/>
+        <ns0:t>DeepEval &amp; Promptfoo documentation — testing frameworks for LLM systems.</ns0:t>
+      </ns0:r>
+    </ns0:p>
+    <ns0:sectPr ns0:rsidR="0051390C" ns0:rsidSect="00034616">
+      <ns0:pgSz ns0:w="12240" ns0:h="15840"/>
+      <ns0:pgMar ns0:top="1440" ns0:right="1800" ns0:bottom="1440" ns0:left="1800" ns0:header="720" ns0:footer="720" ns0:gutter="0"/>
+      <ns0:cols ns0:space="720"/>
+      <ns0:docGrid ns0:linePitch="360"/>
+    </ns0:sectPr>
+  </ns0:body>
+</ns0:document>
 </file>
 
 <file path=word/numbering.xml><?xml version="1.0" encoding="utf-8"?>
-<w:numbering xmlns:wpc="http://schemas.microsoft.com/office/word/2010/wordprocessingCanvas" xmlns:cx="http://schemas.microsoft.com/office/drawing/2014/chartex" xmlns:cx1="http://schemas.microsoft.com/office/drawing/2015/9/8/chartex" xmlns:cx2="http://schemas.microsoft.com/office/drawing/2015/10/21/chartex" xmlns:cx3="http://schemas.microsoft.com/office/drawing/2016/5/9/chartex" xmlns:cx4="http://schemas.microsoft.com/office/drawing/2016/5/10/chartex" xmlns:cx5="http://schemas.microsoft.com/office/drawing/2016/5/11/chartex" xmlns:cx6="http://schemas.microsoft.com/office/drawing/2016/5/12/chartex" xmlns:cx7="http://schemas.microsoft.com/office/drawing/2016/5/13/chartex" xmlns:cx8="http://schemas.microsoft.com/office/drawing/2016/5/14/chartex" xmlns:mc="http://schemas.openxmlformats.org/markup-compatibility/2006" xmlns:aink="http://schemas.microsoft.com/office/drawing/2016/ink" xmlns:am3d="http://schemas.microsoft.com/office/drawing/2017/model3d" xmlns:o="urn:schemas-microsoft-com:office:office" xmlns:oel="http://schemas.microsoft.com/office/2019/extlst" xmlns:r="http://schemas.openxmlformats.org/officeDocument/2006/relationships" xmlns:m="http://schemas.openxmlformats.org/officeDocument/2006/math" xmlns:v="urn:schemas-microsoft-com:vml" xmlns:wp14="http://schemas.microsoft.com/office/word/2010/wordprocessingDrawing" xmlns:wp="http://schemas.openxmlformats.org/drawingml/2006/wordprocessingDrawing" xmlns:w10="urn:schemas-microsoft-com:office:word" xmlns:w="http://schemas.openxmlformats.org/wordprocessingml/2006/main" xmlns:w14="http://schemas.microsoft.com/office/word/2010/wordml" xmlns:w15="http://schemas.microsoft.com/office/word/2012/wordml" xmlns:w16cex="http://schemas.microsoft.com/office/word/2018/wordml/cex" xmlns:w16cid="http://schemas.microsoft.com/office/word/2016/wordml/cid" xmlns:w16="http://schemas.microsoft.com/office/word/2018/wordml" xmlns:w16du="http://schemas.microsoft.com/office/word/2023/wordml/word16du" xmlns:w16sdtdh="http://schemas.microsoft.com/office/word/2020/wordml/sdtdatahash" xmlns:w16sdtfl="http://schemas.microsoft.com/office/word/2024/wordml/sdtformatlock" xmlns:w16se="http://schemas.microsoft.com/office/word/2015/wordml/symex" xmlns:wpg="http://schemas.microsoft.com/office/word/2010/wordprocessingGroup" xmlns:wpi="http://schemas.microsoft.com/office/word/2010/wordprocessingInk" xmlns:wne="http://schemas.microsoft.com/office/word/2006/wordml" xmlns:wps="http://schemas.microsoft.com/office/word/2010/wordprocessingShape" mc:Ignorable="w14 w15 w16se w16cid w16 w16cex w16sdtdh w16sdtfl w16du wp14">
+<w:numbering xmlns:wpc="http://schemas.microsoft.com/office/word/2010/wordprocessingCanvas" xmlns:cx="http://schemas.microsoft.com/office/drawing/2014/chartex" xmlns:cx1="http://schemas.microsoft.com/office/drawing/2015/9/8/chartex" xmlns:cx2="http://schemas.microsoft.com/office/drawing/2015/10/21/chartex" xmlns:cx3="http://schemas.microsoft.com/office/drawing/2016/5/9/chartex" xmlns:cx4="http://schemas.microsoft.com/office/drawing/2016/5/10/chartex" xmlns:cx5="http://schemas.microsoft.com/office/drawing/2016/5/11/chartex" xmlns:cx6="http://schemas.microsoft.com/office/drawing/2016/5/12/chartex" xmlns:cx7="http://schemas.microsoft.com/office/drawing/2016/5/13/chartex" xmlns:cx8="http://schemas.microsoft.com/office/drawing/2016/5/14/chartex" xmlns:mc="http://schemas.openxmlformats.org/markup-compatibility/2006" xmlns:m="http://schemas.openxmlformats.org/officeDocument/2006/math" xmlns:aink="http://schemas.microsoft.com/office/drawing/2016/ink" xmlns:am3d="http://schemas.microsoft.com/office/drawing/2017/model3d" xmlns:oel="http://schemas.microsoft.com/office/2019/extlst" xmlns:r="http://schemas.openxmlformats.org/officeDocument/2006/relationships" xmlns:wp14="http://schemas.microsoft.com/office/word/2010/wordprocessingDrawing" xmlns:wp="http://schemas.openxmlformats.org/drawingml/2006/wordprocessingDrawing" xmlns:wpg="http://schemas.microsoft.com/office/word/2010/wordprocessingGroup" xmlns:wpi="http://schemas.microsoft.com/office/word/2010/wordprocessingInk" xmlns:wps="http://schemas.microsoft.com/office/word/2010/wordprocessingShape" xmlns:o="urn:schemas-microsoft-com:office:office" xmlns:v="urn:schemas-microsoft-com:vml" xmlns:w10="urn:schemas-microsoft-com:office:word" xmlns:w="http://schemas.openxmlformats.org/wordprocessingml/2006/main" xmlns:w14="http://schemas.microsoft.com/office/word/2010/wordml" xmlns:w15="http://schemas.microsoft.com/office/word/2012/wordml" xmlns:w16cex="http://schemas.microsoft.com/office/word/2018/wordml/cex" xmlns:w16cid="http://schemas.microsoft.com/office/word/2016/wordml/cid" xmlns:w16="http://schemas.microsoft.com/office/word/2018/wordml" xmlns:w16sdtdh="http://schemas.microsoft.com/office/word/2020/wordml/sdtdatahash" xmlns:w16sdtfl="http://schemas.microsoft.com/office/word/2024/wordml/sdtformatlock" xmlns:w16se="http://schemas.microsoft.com/office/word/2015/wordml/symex" xmlns:w16du="http://schemas.microsoft.com/office/word/2023/wordml/word16du" xmlns:wne="http://schemas.microsoft.com/office/word/2006/wordml" mc:Ignorable="w14 w15 w16se w16cid w16 w16cex w16sdtdh w16sdtfl w16du wp14">
   <w:abstractNum w:abstractNumId="0" w15:restartNumberingAfterBreak="0">
     <w:nsid w:val="FFFFFF7C"/>
     <w:multiLevelType w:val="singleLevel"/>
@@ -1116,7 +1173,7 @@
 </file>
 
 <file path=word/styles.xml><?xml version="1.0" encoding="utf-8"?>
-<w:styles xmlns:mc="http://schemas.openxmlformats.org/markup-compatibility/2006" xmlns:r="http://schemas.openxmlformats.org/officeDocument/2006/relationships" xmlns:w="http://schemas.openxmlformats.org/wordprocessingml/2006/main" xmlns:w14="http://schemas.microsoft.com/office/word/2010/wordml" xmlns:w15="http://schemas.microsoft.com/office/word/2012/wordml" xmlns:w16cex="http://schemas.microsoft.com/office/word/2018/wordml/cex" xmlns:w16cid="http://schemas.microsoft.com/office/word/2016/wordml/cid" xmlns:w16="http://schemas.microsoft.com/office/word/2018/wordml" xmlns:w16du="http://schemas.microsoft.com/office/word/2023/wordml/word16du" xmlns:w16sdtdh="http://schemas.microsoft.com/office/word/2020/wordml/sdtdatahash" xmlns:w16sdtfl="http://schemas.microsoft.com/office/word/2024/wordml/sdtformatlock" xmlns:w16se="http://schemas.microsoft.com/office/word/2015/wordml/symex" mc:Ignorable="w14 w15 w16se w16cid w16 w16cex w16sdtdh w16sdtfl w16du">
+<w:styles xmlns:mc="http://schemas.openxmlformats.org/markup-compatibility/2006" xmlns:r="http://schemas.openxmlformats.org/officeDocument/2006/relationships" xmlns:w="http://schemas.openxmlformats.org/wordprocessingml/2006/main" xmlns:w14="http://schemas.microsoft.com/office/word/2010/wordml" xmlns:w15="http://schemas.microsoft.com/office/word/2012/wordml" xmlns:w16cex="http://schemas.microsoft.com/office/word/2018/wordml/cex" xmlns:w16cid="http://schemas.microsoft.com/office/word/2016/wordml/cid" xmlns:w16="http://schemas.microsoft.com/office/word/2018/wordml" xmlns:w16sdtdh="http://schemas.microsoft.com/office/word/2020/wordml/sdtdatahash" xmlns:w16sdtfl="http://schemas.microsoft.com/office/word/2024/wordml/sdtformatlock" xmlns:w16se="http://schemas.microsoft.com/office/word/2015/wordml/symex" xmlns:w16du="http://schemas.microsoft.com/office/word/2023/wordml/word16du" mc:Ignorable="w14 w15 w16se w16cid w16 w16cex w16sdtdh w16sdtfl w16du">
   <w:docDefaults>
     <w:rPrDefault>
       <w:rPr>

--- a/HW01/AI_Forms/[AI-05] - FIT@HCMUS - AI Privacy Checklist_En - HW01.docx
+++ b/HW01/AI_Forms/[AI-05] - FIT@HCMUS - AI Privacy Checklist_En - HW01.docx
@@ -1,972 +1,973 @@
 
 <file path=word/document.xml><?xml version="1.0" encoding="utf-8"?>
-<ns0:document xmlns:ns0="http://schemas.openxmlformats.org/wordprocessingml/2006/main" xmlns:ns1="http://schemas.openxmlformats.org/markup-compatibility/2006" xmlns:ns2="http://schemas.microsoft.com/office/word/2010/wordml" xmlns:ns3="http://schemas.openxmlformats.org/drawingml/2006/wordprocessingDrawing" xmlns:ns4="http://schemas.microsoft.com/office/word/2010/wordprocessingDrawing" xmlns:ns5="http://schemas.openxmlformats.org/drawingml/2006/main" xmlns:ns6="http://schemas.openxmlformats.org/drawingml/2006/picture" xmlns:ns7="http://schemas.openxmlformats.org/officeDocument/2006/relationships" xmlns:ns8="http://schemas.microsoft.com/office/drawing/2010/main" ns1:Ignorable="w14 w15 w16se w16cid w16 w16cex w16sdtdh w16sdtfl w16du wp14">
-  <ns0:body>
-    <ns0:p ns2:paraId="6D98F51E" ns2:textId="77777777" ns0:rsidR="0051390C" ns0:rsidRDefault="00000000">
-      <ns0:pPr>
-        <ns0:jc ns0:val="center"/>
-      </ns0:pPr>
-      <ns0:r>
-        <ns0:rPr>
-          <ns0:rFonts ns0:ascii="Arial" ns0:hAnsi="Arial"/>
-          <ns0:b/>
-        </ns0:rPr>
-        <ns0:t>Faculty of Information Technology (FIT) – Ho Chi Minh City University of Science (HCMUS)</ns0:t>
-      </ns0:r>
-    </ns0:p>
-    <ns0:p ns2:paraId="20006248" ns2:textId="2864E1A8" ns0:rsidR="0051390C" ns0:rsidRDefault="00000000">
-      <ns0:pPr>
-        <ns0:jc ns0:val="center"/>
-      </ns0:pPr>
-      <ns0:r>
-        <ns0:rPr>
-          <ns0:rFonts ns0:ascii="Arial" ns0:hAnsi="Arial"/>
-          <ns0:b/>
-        </ns0:rPr>
-        <ns0:t>CS423 / CSC1</ns0:t>
-      </ns0:r>
-      <ns0:r ns0:rsidR="00B76EAB">
-        <ns0:rPr>
-          <ns0:rFonts ns0:ascii="Arial" ns0:hAnsi="Arial"/>
-          <ns0:b/>
-        </ns0:rPr>
-        <ns0:t>3</ns0:t>
-      </ns0:r>
-      <ns0:r>
-        <ns0:rPr>
-          <ns0:rFonts ns0:ascii="Arial" ns0:hAnsi="Arial"/>
-          <ns0:b/>
-        </ns0:rPr>
-        <ns0:t>003 – Software Testing (AI-augmented · 2026)</ns0:t>
-      </ns0:r>
-    </ns0:p>
-    <ns0:p ns2:paraId="49C72AAA" ns2:textId="77777777" ns0:rsidR="0051390C" ns0:rsidRDefault="00000000">
-      <ns0:pPr>
-        <ns0:jc ns0:val="center"/>
-      </ns0:pPr>
-      <ns0:r>
-        <ns0:rPr>
-          <ns0:rFonts ns0:ascii="Arial" ns0:hAnsi="Arial"/>
-          <ns0:b/>
-          <ns0:color ns0:val="C00000"/>
-          <ns0:sz ns0:val="20"/>
-        </ns0:rPr>
-        <ns0:t>AI POLICY · TEMPLATES — 2026 v1.0</ns0:t>
-      </ns0:r>
-    </ns0:p>
-    <ns0:p ns2:paraId="78BC92AC" ns2:textId="77777777" ns0:rsidR="0051390C" ns0:rsidRDefault="00000000">
-      <ns0:pPr>
-        <ns0:pStyle ns0:val="Heading1"/>
-      </ns0:pPr>
-      <ns0:r>
-        <ns0:rPr>
-          <ns0:rFonts ns0:ascii="Arial" ns0:hAnsi="Arial"/>
-        </ns0:rPr>
-        <ns0:t>Privacy &amp; Responsible AI Use Checklist</ns0:t>
-      </ns0:r>
-    </ns0:p>
-    <ns0:p ns2:paraId="7553C54B" ns2:textId="77777777" ns0:rsidR="0051390C" ns0:rsidRDefault="00000000">
-      <ns0:r>
-        <ns0:rPr>
-          <ns0:rFonts ns0:ascii="Arial" ns0:hAnsi="Arial"/>
-          <ns0:i/>
-        </ns0:rPr>
-        <ns0:t>Run through this checklist before submitting any AI-assisted work.</ns0:t>
-      </ns0:r>
-    </ns0:p>
-    <ns0:p ns2:paraId="29C4D558" ns2:textId="300E60F2" ns0:rsidR="0051390C" ns0:rsidRDefault="00000000">
-      <ns0:r>
-        <ns0:rPr>
-          <ns0:rFonts ns0:ascii="Arial" ns0:hAnsi="Arial"/>
-          <ns0:i/>
-          <ns0:color ns0:val="707070"/>
-          <ns0:sz ns0:val="18"/>
-        </ns0:rPr>
-        <ns0:t xml:space="preserve">Adapted from Med Kharbach, PhD (2026) — AI Use Policy Templates for Higher Education. CC BY-NC-SA 4.0. This adaptation is prepared for FIT@HCMUS – CS423 / </ns0:t>
-      </ns0:r>
-      <ns0:r ns0:rsidR="00B76EAB">
-        <ns0:rPr>
-          <ns0:rFonts ns0:ascii="Arial" ns0:hAnsi="Arial"/>
-          <ns0:i/>
-          <ns0:color ns0:val="707070"/>
-          <ns0:sz ns0:val="18"/>
-        </ns0:rPr>
-        <ns0:t>CSC13003</ns0:t>
-      </ns0:r>
-      <ns0:r>
-        <ns0:rPr>
-          <ns0:rFonts ns0:ascii="Arial" ns0:hAnsi="Arial"/>
-          <ns0:i/>
-          <ns0:color ns0:val="707070"/>
-          <ns0:sz ns0:val="18"/>
-        </ns0:rPr>
-        <ns0:t xml:space="preserve"> Software Testing course.</ns0:t>
-      </ns0:r>
-    </ns0:p>
-    <ns0:p ns2:paraId="7F39579F" ns2:textId="77777777" ns0:rsidR="0051390C" ns0:rsidRDefault="00000000">
-      <ns0:pPr>
-        <ns0:pStyle ns0:val="Heading2"/>
-      </ns0:pPr>
-      <ns0:r>
-        <ns0:rPr>
-          <ns0:rFonts ns0:ascii="Arial" ns0:hAnsi="Arial"/>
-        </ns0:rPr>
-        <ns0:t>1. Before I use AI</ns0:t>
-      </ns0:r>
-    </ns0:p>
-    <ns0:p ns2:paraId="55E379FA" ns2:textId="77777777" ns0:rsidR="0051390C" ns0:rsidRDefault="00000000">
-      <ns0:pPr>
-        <ns0:pStyle ns0:val="ListBullet"/>
-      </ns0:pPr>
-      <ns0:r>
-        <ns0:rPr>
-          <ns0:rFonts ns0:ascii="Arial" ns0:hAnsi="Arial"/>
-        </ns0:rPr>
-        <ns0:t>[x] I confirmed the AI Use Category assigned to this assignment.</ns0:t>
-      </ns0:r>
-    </ns0:p>
-    <ns0:p ns2:paraId="0147FE7B" ns2:textId="77777777" ns0:rsidR="0051390C" ns0:rsidRDefault="00000000">
-      <ns0:pPr>
-        <ns0:ind ns0:left="720"/>
-      </ns0:pPr>
-      <ns0:r>
-        <ns0:rPr>
-          <ns0:rFonts ns0:ascii="Arial" ns0:hAnsi="Arial"/>
-          <ns0:i/>
-          <ns0:color ns0:val="555555"/>
-          <ns0:sz ns0:val="18"/>
-        </ns0:rPr>
-        <ns0:t>Evidence / note: Category 4 – AI-Assisted Production (AI-01 §4).</ns0:t>
-      </ns0:r>
-    </ns0:p>
-    <ns0:p ns2:paraId="12CB588B" ns2:textId="77777777" ns0:rsidR="0051390C" ns0:rsidRDefault="00000000">
-      <ns0:pPr>
-        <ns0:pStyle ns0:val="ListBullet"/>
-      </ns0:pPr>
-      <ns0:r>
-        <ns0:rPr>
-          <ns0:rFonts ns0:ascii="Arial" ns0:hAnsi="Arial"/>
-        </ns0:rPr>
-        <ns0:t>[x] I have declared which AI tool(s) I will use in my prompt log.</ns0:t>
-      </ns0:r>
-    </ns0:p>
-    <ns0:p ns2:paraId="41FA579A" ns2:textId="77777777" ns0:rsidR="0051390C" ns0:rsidRDefault="00000000">
-      <ns0:pPr>
-        <ns0:ind ns0:left="720"/>
-      </ns0:pPr>
-      <ns0:r>
-        <ns0:rPr>
-          <ns0:rFonts ns0:ascii="Arial" ns0:hAnsi="Arial"/>
-          <ns0:i/>
-          <ns0:color ns0:val="555555"/>
-          <ns0:sz ns0:val="18"/>
-        </ns0:rPr>
-        <ns0:t>Evidence / note: ChatGPT, Cursor Agent, Composer and Codex are named in AI-03 and in the report. Every prompt is in prompt_log.md.</ns0:t>
-      </ns0:r>
-    </ns0:p>
-    <ns0:p ns2:paraId="1E10957B" ns2:textId="77777777" ns0:rsidR="0051390C" ns0:rsidRDefault="00000000">
-      <ns0:pPr>
-        <ns0:pStyle ns0:val="ListBullet"/>
-      </ns0:pPr>
-      <ns0:r>
-        <ns0:rPr>
-          <ns0:rFonts ns0:ascii="Arial" ns0:hAnsi="Arial"/>
-        </ns0:rPr>
-        <ns0:t>[x] I have read the AI Use Agreement for this course.</ns0:t>
-      </ns0:r>
-    </ns0:p>
-    <ns0:p ns2:paraId="3BFF7B26" ns2:textId="77777777" ns0:rsidR="0051390C" ns0:rsidRDefault="00000000">
-      <ns0:pPr>
-        <ns0:ind ns0:left="720"/>
-      </ns0:pPr>
-      <ns0:r>
-        <ns0:rPr>
-          <ns0:rFonts ns0:ascii="Arial" ns0:hAnsi="Arial"/>
-          <ns0:i/>
-          <ns0:color ns0:val="555555"/>
-          <ns0:sz ns0:val="18"/>
-        </ns0:rPr>
-        <ns0:t>Evidence / note: AI-01.</ns0:t>
-      </ns0:r>
-    </ns0:p>
-    <ns0:p ns2:paraId="7D434002" ns2:textId="77777777" ns0:rsidR="0051390C" ns0:rsidRDefault="00000000">
-      <ns0:pPr>
-        <ns0:pStyle ns0:val="ListBullet"/>
-      </ns0:pPr>
-      <ns0:r>
-        <ns0:rPr>
-          <ns0:rFonts ns0:ascii="Arial" ns0:hAnsi="Arial"/>
-        </ns0:rPr>
-        <ns0:t>[x] I understand which artifacts MUST NOT be AI-generated.</ns0:t>
-      </ns0:r>
-    </ns0:p>
-    <ns0:p ns2:paraId="53243BB1" ns2:textId="77777777" ns0:rsidR="0051390C" ns0:rsidRDefault="00000000">
-      <ns0:pPr>
-        <ns0:ind ns0:left="720"/>
-      </ns0:pPr>
-      <ns0:r>
-        <ns0:rPr>
-          <ns0:rFonts ns0:ascii="Arial" ns0:hAnsi="Arial"/>
-          <ns0:i/>
-          <ns0:color ns0:val="555555"/>
-          <ns0:sz ns0:val="18"/>
-        </ns0:rPr>
-        <ns0:t>Evidence / note: Device photo with student ID, narrated videos, job-posting screenshots with login name, prompt log timestamps.</ns0:t>
-      </ns0:r>
-    </ns0:p>
-    <ns0:p ns2:paraId="17FB9300" ns2:textId="77777777" ns0:rsidR="0051390C" ns0:rsidRDefault="00000000">
-      <ns0:pPr>
-        <ns0:pStyle ns0:val="Heading2"/>
-      </ns0:pPr>
-      <ns0:r>
-        <ns0:rPr>
-          <ns0:rFonts ns0:ascii="Arial" ns0:hAnsi="Arial"/>
-        </ns0:rPr>
-        <ns0:t>2. While I am using AI</ns0:t>
-      </ns0:r>
-    </ns0:p>
-    <ns0:p ns2:paraId="29432DA9" ns2:textId="77777777" ns0:rsidR="0051390C" ns0:rsidRDefault="00000000">
-      <ns0:pPr>
-        <ns0:pStyle ns0:val="ListBullet"/>
-      </ns0:pPr>
-      <ns0:r>
-        <ns0:rPr>
-          <ns0:rFonts ns0:ascii="Arial" ns0:hAnsi="Arial"/>
-        </ns0:rPr>
-        <ns0:t>[x] I did not enter personal data of classmates, customers, or patients.</ns0:t>
-      </ns0:r>
-    </ns0:p>
-    <ns0:p ns2:paraId="3012DBCE" ns2:textId="77777777" ns0:rsidR="0051390C" ns0:rsidRDefault="00000000">
-      <ns0:pPr>
-        <ns0:ind ns0:left="720"/>
-      </ns0:pPr>
-      <ns0:r>
-        <ns0:rPr>
-          <ns0:rFonts ns0:ascii="Arial" ns0:hAnsi="Arial"/>
-          <ns0:i/>
-          <ns0:color ns0:val="555555"/>
-          <ns0:sz ns0:val="18"/>
-        </ns0:rPr>
-        <ns0:t>Evidence / note: No such data appears in the prompt log.</ns0:t>
-      </ns0:r>
-    </ns0:p>
-    <ns0:p ns2:paraId="113B6AE3" ns2:textId="77777777" ns0:rsidR="0051390C" ns0:rsidRDefault="00000000">
-      <ns0:pPr>
-        <ns0:pStyle ns0:val="ListBullet"/>
-      </ns0:pPr>
-      <ns0:r>
-        <ns0:rPr>
-          <ns0:rFonts ns0:ascii="Arial" ns0:hAnsi="Arial"/>
-        </ns0:rPr>
-        <ns0:t>[x] I did not paste copyrighted reading materials wholesale into the AI.</ns0:t>
-      </ns0:r>
-    </ns0:p>
-    <ns0:p ns2:paraId="5E8733E4" ns2:textId="77777777" ns0:rsidR="0051390C" ns0:rsidRDefault="00000000">
-      <ns0:pPr>
-        <ns0:ind ns0:left="720"/>
-      </ns0:pPr>
-      <ns0:r>
-        <ns0:rPr>
-          <ns0:rFonts ns0:ascii="Arial" ns0:hAnsi="Arial"/>
-          <ns0:i/>
-          <ns0:color ns0:val="555555"/>
-          <ns0:sz ns0:val="18"/>
-        </ns0:rPr>
-        <ns0:t>Evidence / note: The assignment specification and blank AI templates were read to follow the homework instructions. Course readings and the ISTQB syllabus were not pasted in full.</ns0:t>
-      </ns0:r>
-    </ns0:p>
-    <ns0:p ns2:paraId="2F804CAD" ns2:textId="77777777" ns0:rsidR="0051390C" ns0:rsidRDefault="00000000">
-      <ns0:pPr>
-        <ns0:pStyle ns0:val="ListBullet"/>
-      </ns0:pPr>
-      <ns0:r>
-        <ns0:rPr>
-          <ns0:rFonts ns0:ascii="Arial" ns0:hAnsi="Arial"/>
-        </ns0:rPr>
-        <ns0:t>[x] I did not paste proprietary employer or open-source license-restricted code.</ns0:t>
-      </ns0:r>
-    </ns0:p>
-    <ns0:p ns2:paraId="03DEABAA" ns2:textId="77777777" ns0:rsidR="0051390C" ns0:rsidRDefault="00000000">
-      <ns0:pPr>
-        <ns0:ind ns0:left="720"/>
-      </ns0:pPr>
-      <ns0:r>
-        <ns0:rPr>
-          <ns0:rFonts ns0:ascii="Arial" ns0:hAnsi="Arial"/>
-          <ns0:i/>
-          <ns0:color ns0:val="555555"/>
-          <ns0:sz ns0:val="18"/>
-        </ns0:rPr>
-        <ns0:t>Evidence / note: No code was pasted.</ns0:t>
-      </ns0:r>
-    </ns0:p>
-    <ns0:p ns2:paraId="680A43E4" ns2:textId="77777777" ns0:rsidR="0051390C" ns0:rsidRDefault="00000000">
-      <ns0:pPr>
-        <ns0:pStyle ns0:val="ListBullet"/>
-      </ns0:pPr>
-      <ns0:r>
-        <ns0:rPr>
-          <ns0:rFonts ns0:ascii="Arial" ns0:hAnsi="Arial"/>
-        </ns0:rPr>
-        <ns0:t>[x] I logged each prompt + AI response into prompt_log.md with timestamp.</ns0:t>
-      </ns0:r>
-    </ns0:p>
-    <ns0:p ns2:paraId="106C5993" ns2:textId="77777777" ns0:rsidR="0051390C" ns0:rsidRDefault="00000000">
-      <ns0:pPr>
-        <ns0:ind ns0:left="720"/>
-      </ns0:pPr>
-      <ns0:r>
-        <ns0:rPr>
-          <ns0:rFonts ns0:ascii="Arial" ns0:hAnsi="Arial"/>
-          <ns0:i/>
-          <ns0:color ns0:val="555555"/>
-          <ns0:sz ns0:val="18"/>
-        </ns0:rPr>
-        <ns0:t>Evidence / note: Every prompt used for this assignment is in prompt_log.md with its timestamp and output.</ns0:t>
-      </ns0:r>
-    </ns0:p>
-    <ns0:p ns2:paraId="6CDB60C3" ns2:textId="77777777" ns0:rsidR="0051390C" ns0:rsidRDefault="00000000">
-      <ns0:pPr>
-        <ns0:pStyle ns0:val="Heading2"/>
-      </ns0:pPr>
-      <ns0:r>
-        <ns0:rPr>
-          <ns0:rFonts ns0:ascii="Arial" ns0:hAnsi="Arial"/>
-        </ns0:rPr>
-        <ns0:lastRenderedPageBreak/>
-        <ns0:t>3. Before I submit my work</ns0:t>
-      </ns0:r>
-    </ns0:p>
-    <ns0:p ns2:paraId="371BF800" ns2:textId="77777777" ns0:rsidR="0051390C" ns0:rsidRDefault="00000000">
-      <ns0:pPr>
-        <ns0:pStyle ns0:val="ListBullet"/>
-      </ns0:pPr>
-      <ns0:r>
-        <ns0:rPr>
-          <ns0:rFonts ns0:ascii="Arial" ns0:hAnsi="Arial"/>
-        </ns0:rPr>
-        <ns0:t>[x] All AI-generated artifacts are tagged in the AI Audit Report.</ns0:t>
-      </ns0:r>
-    </ns0:p>
-    <ns0:p ns2:paraId="27B51473" ns2:textId="77777777" ns0:rsidR="0051390C" ns0:rsidRDefault="00000000">
-      <ns0:pPr>
-        <ns0:ind ns0:left="720"/>
-      </ns0:pPr>
-      <ns0:r>
-        <ns0:rPr>
-          <ns0:rFonts ns0:ascii="Arial" ns0:hAnsi="Arial"/>
-          <ns0:i/>
-          <ns0:color ns0:val="555555"/>
-          <ns0:sz ns0:val="18"/>
-        </ns0:rPr>
-        <ns0:t>Evidence / note: AI-02 / Appendix A1.</ns0:t>
-      </ns0:r>
-    </ns0:p>
-    <ns0:p ns2:paraId="4705E5DA" ns2:textId="77777777" ns0:rsidR="0051390C" ns0:rsidRDefault="00000000">
-      <ns0:pPr>
-        <ns0:pStyle ns0:val="ListBullet"/>
-      </ns0:pPr>
-      <ns0:r>
-        <ns0:rPr>
-          <ns0:rFonts ns0:ascii="Arial" ns0:hAnsi="Arial"/>
-        </ns0:rPr>
-        <ns0:t>[x] All citations from AI have been verified (sources actually exist).</ns0:t>
-      </ns0:r>
-    </ns0:p>
-    <ns0:p ns2:paraId="68DE5485" ns2:textId="77777777" ns0:rsidR="0051390C" ns0:rsidRDefault="00000000">
-      <ns0:pPr>
-        <ns0:ind ns0:left="720"/>
-      </ns0:pPr>
-      <ns0:r>
-        <ns0:rPr>
-          <ns0:rFonts ns0:ascii="Arial" ns0:hAnsi="Arial"/>
-          <ns0:i/>
-          <ns0:color ns0:val="555555"/>
-          <ns0:sz ns0:val="18"/>
-        </ns0:rPr>
-        <ns0:t>Evidence / note: Report section 2.4; the unverifiable citation markers in R3-T02 were not used.</ns0:t>
-      </ns0:r>
-    </ns0:p>
-    <ns0:p ns2:paraId="484FAB78" ns2:textId="77777777" ns0:rsidR="0051390C" ns0:rsidRDefault="00000000">
-      <ns0:pPr>
-        <ns0:pStyle ns0:val="ListBullet"/>
-      </ns0:pPr>
-      <ns0:r>
-        <ns0:rPr>
-          <ns0:rFonts ns0:ascii="Arial" ns0:hAnsi="Arial"/>
-        </ns0:rPr>
-        <ns0:t>[x] All AI-generated code has been executed and tested.</ns0:t>
-      </ns0:r>
-    </ns0:p>
-    <ns0:p ns2:paraId="345D5CDE" ns2:textId="77777777" ns0:rsidR="0051390C" ns0:rsidRDefault="00000000">
-      <ns0:pPr>
-        <ns0:ind ns0:left="720"/>
-      </ns0:pPr>
-      <ns0:r>
-        <ns0:rPr>
-          <ns0:rFonts ns0:ascii="Arial" ns0:hAnsi="Arial"/>
-          <ns0:i/>
-          <ns0:color ns0:val="555555"/>
-          <ns0:sz ns0:val="18"/>
-        </ns0:rPr>
-        <ns0:t>Evidence / note: Not applicable – no code in HW01.</ns0:t>
-      </ns0:r>
-    </ns0:p>
-    <ns0:p ns2:paraId="3371FB2D" ns2:textId="77777777" ns0:rsidR="0051390C" ns0:rsidRDefault="00000000">
-      <ns0:pPr>
-        <ns0:pStyle ns0:val="ListBullet"/>
-      </ns0:pPr>
-      <ns0:r>
-        <ns0:rPr>
-          <ns0:rFonts ns0:ascii="Arial" ns0:hAnsi="Arial"/>
-        </ns0:rPr>
-        <ns0:t>[x] My 200–300-word AI Critique is included in the report.</ns0:t>
-      </ns0:r>
-    </ns0:p>
-    <ns0:p ns2:paraId="7CC06F5C" ns2:textId="77777777" ns0:rsidR="0051390C" ns0:rsidRDefault="00000000">
-      <ns0:pPr>
-        <ns0:ind ns0:left="720"/>
-      </ns0:pPr>
-      <ns0:r>
-        <ns0:rPr>
-          <ns0:rFonts ns0:ascii="Arial" ns0:hAnsi="Arial"/>
-          <ns0:i/>
-          <ns0:color ns0:val="555555"/>
-          <ns0:sz ns0:val="18"/>
-        </ns0:rPr>
-        <ns0:t>Evidence / note: "AI Critique" section of the report, 285 words.</ns0:t>
-      </ns0:r>
-    </ns0:p>
-    <ns0:p ns2:paraId="36BDCC5C" ns2:textId="77777777" ns0:rsidR="0051390C" ns0:rsidRDefault="00000000">
-      <ns0:pPr>
-        <ns0:pStyle ns0:val="ListBullet"/>
-      </ns0:pPr>
-      <ns0:r>
-        <ns0:rPr>
-          <ns0:rFonts ns0:ascii="Arial" ns0:hAnsi="Arial"/>
-        </ns0:rPr>
-        <ns0:t>[x] The Mandatory Disclosure paragraph is at the end of my report.</ns0:t>
-      </ns0:r>
-    </ns0:p>
-    <ns0:p ns2:paraId="7D7D1DE5" ns2:textId="77777777" ns0:rsidR="0051390C" ns0:rsidRDefault="00000000">
-      <ns0:pPr>
-        <ns0:ind ns0:left="720"/>
-      </ns0:pPr>
-      <ns0:r>
-        <ns0:rPr>
-          <ns0:rFonts ns0:ascii="Arial" ns0:hAnsi="Arial"/>
-          <ns0:i/>
-          <ns0:color ns0:val="555555"/>
-          <ns0:sz ns0:val="18"/>
-        </ns0:rPr>
-        <ns0:t>Evidence / note: "Mandatory Disclosure" section of the report, before the appendices.</ns0:t>
-      </ns0:r>
-    </ns0:p>
-    <ns0:p ns2:paraId="2A55A530" ns2:textId="77777777" ns0:rsidR="0051390C" ns0:rsidRDefault="00000000">
-      <ns0:pPr>
-        <ns0:pStyle ns0:val="ListBullet"/>
-      </ns0:pPr>
-      <ns0:r>
-        <ns0:rPr>
-          <ns0:rFonts ns0:ascii="Arial" ns0:hAnsi="Arial"/>
-        </ns0:rPr>
-        <ns0:t>[x] I attached the AI Use Disclosure Form.</ns0:t>
-      </ns0:r>
-    </ns0:p>
-    <ns0:p ns2:paraId="43F0D599" ns2:textId="77777777" ns0:rsidR="0051390C" ns0:rsidRDefault="00000000">
-      <ns0:pPr>
-        <ns0:ind ns0:left="720"/>
-      </ns0:pPr>
-      <ns0:r>
-        <ns0:rPr>
-          <ns0:rFonts ns0:ascii="Arial" ns0:hAnsi="Arial"/>
-          <ns0:i/>
-          <ns0:color ns0:val="555555"/>
-          <ns0:sz ns0:val="18"/>
-        </ns0:rPr>
-        <ns0:t>Evidence / note: AI-03 (this folder).</ns0:t>
-      </ns0:r>
-    </ns0:p>
-    <ns0:p ns2:paraId="32AEEC05" ns2:textId="77777777" ns0:rsidR="0051390C" ns0:rsidRDefault="00000000">
-      <ns0:pPr>
-        <ns0:pStyle ns0:val="ListBullet"/>
-      </ns0:pPr>
-      <ns0:r>
-        <ns0:rPr>
-          <ns0:rFonts ns0:ascii="Arial" ns0:hAnsi="Arial"/>
-        </ns0:rPr>
-        <ns0:t>[x] I am ready for a 5–7-min random oral defense the week after submission.</ns0:t>
-      </ns0:r>
-    </ns0:p>
-    <ns0:p ns2:paraId="7BA13D86" ns2:textId="77777777" ns0:rsidR="0051390C" ns0:rsidRDefault="00000000">
-      <ns0:pPr>
-        <ns0:pStyle ns0:val="Heading2"/>
-      </ns0:pPr>
-      <ns0:r>
-        <ns0:rPr>
-          <ns0:rFonts ns0:ascii="Arial" ns0:hAnsi="Arial"/>
-        </ns0:rPr>
-        <ns0:t>4. Final Statement</ns0:t>
-      </ns0:r>
-    </ns0:p>
-    <ns0:p ns2:paraId="73C24958" ns2:textId="77777777" ns0:rsidR="0051390C" ns0:rsidRDefault="00000000">
-      <ns0:r>
-        <ns0:rPr>
-          <ns0:rFonts ns0:ascii="Arial" ns0:hAnsi="Arial"/>
-          <ns0:i/>
-        </ns0:rPr>
-        <ns0:t>Final responsibility for the accuracy, originality, and integrity of this submission rests with me. Any undisclosed AI use is treated as academic misconduct.</ns0:t>
-      </ns0:r>
-    </ns0:p>
-    <ns0:p ns2:paraId="7F84A4FC" ns2:textId="77777777" ns0:rsidR="0051390C" ns0:rsidRDefault="00000000">
-      <ns0:pPr>
-        <ns0:pStyle ns0:val="Heading2"/>
-      </ns0:pPr>
-      <ns0:r>
-        <ns0:rPr>
-          <ns0:rFonts ns0:ascii="Arial" ns0:hAnsi="Arial"/>
-        </ns0:rPr>
-        <ns0:t>Signature</ns0:t>
-      </ns0:r>
-    </ns0:p>
-    <ns0:tbl>
-      <ns0:tblPr>
-        <ns0:tblStyle ns0:val="LightGrid-Accent1"/>
-        <ns0:tblW ns0:w="0" ns0:type="auto"/>
-        <ns0:tblLayout ns0:type="fixed"/>
-        <ns0:tblLook ns0:val="04A0" ns0:firstRow="1" ns0:lastRow="0" ns0:firstColumn="1" ns0:lastColumn="0" ns0:noHBand="0" ns0:noVBand="1"/>
-      </ns0:tblPr>
-      <ns0:tblGrid>
-        <ns0:gridCol ns0:w="3118"/>
-        <ns0:gridCol ns0:w="6520"/>
-      </ns0:tblGrid>
-      <ns0:tr ns0:rsidR="0051390C" ns2:paraId="0A78C36D" ns2:textId="77777777" ns0:rsidTr="0051390C">
-        <ns0:trPr>
-          <ns0:cnfStyle ns0:val="100000000000" ns0:firstRow="1" ns0:lastRow="0" ns0:firstColumn="0" ns0:lastColumn="0" ns0:oddVBand="0" ns0:evenVBand="0" ns0:oddHBand="0" ns0:evenHBand="0" ns0:firstRowFirstColumn="0" ns0:firstRowLastColumn="0" ns0:lastRowFirstColumn="0" ns0:lastRowLastColumn="0"/>
-        </ns0:trPr>
-        <ns0:tc>
-          <ns0:tcPr>
-            <ns0:cnfStyle ns0:val="001000000000" ns0:firstRow="0" ns0:lastRow="0" ns0:firstColumn="1" ns0:lastColumn="0" ns0:oddVBand="0" ns0:evenVBand="0" ns0:oddHBand="0" ns0:evenHBand="0" ns0:firstRowFirstColumn="0" ns0:firstRowLastColumn="0" ns0:lastRowFirstColumn="0" ns0:lastRowLastColumn="0"/>
-            <ns0:tcW ns0:w="3118" ns0:type="dxa"/>
-            <ns0:shd ns0:val="clear" ns0:color="auto" ns0:fill="D9E1F2"/>
-          </ns0:tcPr>
-          <ns0:p ns2:paraId="1EBA46AB" ns2:textId="77777777" ns0:rsidR="0051390C" ns0:rsidRDefault="00000000">
-            <ns0:r>
-              <ns0:rPr>
-                <ns0:rFonts ns0:ascii="Arial" ns0:hAnsi="Arial"/>
-                <ns0:sz ns0:val="21"/>
-              </ns0:rPr>
-              <ns0:t>Student name (printed):</ns0:t>
-            </ns0:r>
-          </ns0:p>
-        </ns0:tc>
-        <ns0:tc>
-          <ns0:tcPr>
-            <ns0:tcW ns0:w="6520" ns0:type="dxa"/>
-          </ns0:tcPr>
-          <ns0:p ns2:paraId="6B35CFFB" ns2:textId="77777777" ns0:rsidR="0051390C" ns0:rsidRDefault="0051390C">
-            <ns0:pPr>
-              <ns0:cnfStyle ns0:val="100000000000" ns0:firstRow="1" ns0:lastRow="0" ns0:firstColumn="0" ns0:lastColumn="0" ns0:oddVBand="0" ns0:evenVBand="0" ns0:oddHBand="0" ns0:evenHBand="0" ns0:firstRowFirstColumn="0" ns0:firstRowLastColumn="0" ns0:lastRowFirstColumn="0" ns0:lastRowLastColumn="0"/>
-            </ns0:pPr>
-            <ns0:r>
-              <ns0:rPr>
-                <ns0:rFonts ns0:ascii="Arial" ns0:hAnsi="Arial"/>
-                <ns0:sz ns0:val="21"/>
-              </ns0:rPr>
-              <ns0:t>Huỳnh Thái Toàn</ns0:t>
-            </ns0:r>
-          </ns0:p>
-        </ns0:tc>
-      </ns0:tr>
-      <ns0:tr ns0:rsidR="0051390C" ns2:paraId="74EA463C" ns2:textId="77777777" ns0:rsidTr="0051390C">
-        <ns0:trPr>
-          <ns0:cnfStyle ns0:val="000000100000" ns0:firstRow="0" ns0:lastRow="0" ns0:firstColumn="0" ns0:lastColumn="0" ns0:oddVBand="0" ns0:evenVBand="0" ns0:oddHBand="1" ns0:evenHBand="0" ns0:firstRowFirstColumn="0" ns0:firstRowLastColumn="0" ns0:lastRowFirstColumn="0" ns0:lastRowLastColumn="0"/>
-        </ns0:trPr>
-        <ns0:tc>
-          <ns0:tcPr>
-            <ns0:cnfStyle ns0:val="001000000000" ns0:firstRow="0" ns0:lastRow="0" ns0:firstColumn="1" ns0:lastColumn="0" ns0:oddVBand="0" ns0:evenVBand="0" ns0:oddHBand="0" ns0:evenHBand="0" ns0:firstRowFirstColumn="0" ns0:firstRowLastColumn="0" ns0:lastRowFirstColumn="0" ns0:lastRowLastColumn="0"/>
-            <ns0:tcW ns0:w="3118" ns0:type="dxa"/>
-            <ns0:shd ns0:val="clear" ns0:color="auto" ns0:fill="D9E1F2"/>
-          </ns0:tcPr>
-          <ns0:p ns2:paraId="55EDEE29" ns2:textId="77777777" ns0:rsidR="0051390C" ns0:rsidRDefault="00000000">
-            <ns0:r>
-              <ns0:rPr>
-                <ns0:rFonts ns0:ascii="Arial" ns0:hAnsi="Arial"/>
-                <ns0:sz ns0:val="21"/>
-              </ns0:rPr>
-              <ns0:t>Student ID:</ns0:t>
-            </ns0:r>
-          </ns0:p>
-        </ns0:tc>
-        <ns0:tc>
-          <ns0:tcPr>
-            <ns0:tcW ns0:w="6520" ns0:type="dxa"/>
-          </ns0:tcPr>
-          <ns0:p ns2:paraId="23D67243" ns2:textId="77777777" ns0:rsidR="0051390C" ns0:rsidRDefault="0051390C">
-            <ns0:pPr>
-              <ns0:cnfStyle ns0:val="000000100000" ns0:firstRow="0" ns0:lastRow="0" ns0:firstColumn="0" ns0:lastColumn="0" ns0:oddVBand="0" ns0:evenVBand="0" ns0:oddHBand="1" ns0:evenHBand="0" ns0:firstRowFirstColumn="0" ns0:firstRowLastColumn="0" ns0:lastRowFirstColumn="0" ns0:lastRowLastColumn="0"/>
-            </ns0:pPr>
-            <ns0:r>
-              <ns0:rPr>
-                <ns0:rFonts ns0:ascii="Arial" ns0:hAnsi="Arial"/>
-                <ns0:sz ns0:val="21"/>
-              </ns0:rPr>
-              <ns0:t>23120175</ns0:t>
-            </ns0:r>
-          </ns0:p>
-        </ns0:tc>
-      </ns0:tr>
-      <ns0:tr ns0:rsidR="0051390C" ns2:paraId="66257D01" ns2:textId="77777777" ns0:rsidTr="0051390C">
-        <ns0:trPr>
-          <ns0:cnfStyle ns0:val="000000010000" ns0:firstRow="0" ns0:lastRow="0" ns0:firstColumn="0" ns0:lastColumn="0" ns0:oddVBand="0" ns0:evenVBand="0" ns0:oddHBand="0" ns0:evenHBand="1" ns0:firstRowFirstColumn="0" ns0:firstRowLastColumn="0" ns0:lastRowFirstColumn="0" ns0:lastRowLastColumn="0"/>
-        </ns0:trPr>
-        <ns0:tc>
-          <ns0:tcPr>
-            <ns0:cnfStyle ns0:val="001000000000" ns0:firstRow="0" ns0:lastRow="0" ns0:firstColumn="1" ns0:lastColumn="0" ns0:oddVBand="0" ns0:evenVBand="0" ns0:oddHBand="0" ns0:evenHBand="0" ns0:firstRowFirstColumn="0" ns0:firstRowLastColumn="0" ns0:lastRowFirstColumn="0" ns0:lastRowLastColumn="0"/>
-            <ns0:tcW ns0:w="3118" ns0:type="dxa"/>
-            <ns0:shd ns0:val="clear" ns0:color="auto" ns0:fill="D9E1F2"/>
-          </ns0:tcPr>
-          <ns0:p ns2:paraId="5A955A17" ns2:textId="77777777" ns0:rsidR="0051390C" ns0:rsidRDefault="00000000">
-            <ns0:r>
-              <ns0:rPr>
-                <ns0:rFonts ns0:ascii="Arial" ns0:hAnsi="Arial"/>
-                <ns0:sz ns0:val="21"/>
-              </ns0:rPr>
-              <ns0:t>Class / Cohort:</ns0:t>
-            </ns0:r>
-          </ns0:p>
-        </ns0:tc>
-        <ns0:tc>
-          <ns0:tcPr>
-            <ns0:tcW ns0:w="6520" ns0:type="dxa"/>
-          </ns0:tcPr>
-          <ns0:p ns2:paraId="2EAE0C95" ns2:textId="77777777" ns0:rsidR="0051390C" ns0:rsidRDefault="0051390C">
-            <ns0:pPr>
-              <ns0:cnfStyle ns0:val="000000010000" ns0:firstRow="0" ns0:lastRow="0" ns0:firstColumn="0" ns0:lastColumn="0" ns0:oddVBand="0" ns0:evenVBand="0" ns0:oddHBand="0" ns0:evenHBand="1" ns0:firstRowFirstColumn="0" ns0:firstRowLastColumn="0" ns0:lastRowFirstColumn="0" ns0:lastRowLastColumn="0"/>
-            </ns0:pPr>
-            <ns0:r>
-              <ns0:rPr>
-                <ns0:rFonts ns0:ascii="Arial" ns0:hAnsi="Arial"/>
-                <ns0:sz ns0:val="21"/>
-              </ns0:rPr>
-              <ns0:t>CQ2023/31</ns0:t>
-            </ns0:r>
-          </ns0:p>
-        </ns0:tc>
-      </ns0:tr>
-      <ns0:tr ns0:rsidR="0051390C" ns2:paraId="45887A5E" ns2:textId="77777777" ns0:rsidTr="0051390C">
-        <ns0:trPr>
-          <ns0:cnfStyle ns0:val="000000100000" ns0:firstRow="0" ns0:lastRow="0" ns0:firstColumn="0" ns0:lastColumn="0" ns0:oddVBand="0" ns0:evenVBand="0" ns0:oddHBand="1" ns0:evenHBand="0" ns0:firstRowFirstColumn="0" ns0:firstRowLastColumn="0" ns0:lastRowFirstColumn="0" ns0:lastRowLastColumn="0"/>
-        </ns0:trPr>
-        <ns0:tc>
-          <ns0:tcPr>
-            <ns0:cnfStyle ns0:val="001000000000" ns0:firstRow="0" ns0:lastRow="0" ns0:firstColumn="1" ns0:lastColumn="0" ns0:oddVBand="0" ns0:evenVBand="0" ns0:oddHBand="0" ns0:evenHBand="0" ns0:firstRowFirstColumn="0" ns0:firstRowLastColumn="0" ns0:lastRowFirstColumn="0" ns0:lastRowLastColumn="0"/>
-            <ns0:tcW ns0:w="3118" ns0:type="dxa"/>
-            <ns0:shd ns0:val="clear" ns0:color="auto" ns0:fill="D9E1F2"/>
-          </ns0:tcPr>
-          <ns0:p ns2:paraId="47397724" ns2:textId="77777777" ns0:rsidR="0051390C" ns0:rsidRDefault="00000000">
-            <ns0:r>
-              <ns0:rPr>
-                <ns0:rFonts ns0:ascii="Arial" ns0:hAnsi="Arial"/>
-                <ns0:sz ns0:val="21"/>
-              </ns0:rPr>
-              <ns0:t>Course:</ns0:t>
-            </ns0:r>
-          </ns0:p>
-        </ns0:tc>
-        <ns0:tc>
-          <ns0:tcPr>
-            <ns0:tcW ns0:w="6520" ns0:type="dxa"/>
-          </ns0:tcPr>
-          <ns0:p ns2:paraId="029C6983" ns2:textId="082E26DC" ns0:rsidR="0051390C" ns0:rsidRDefault="00000000">
-            <ns0:pPr>
-              <ns0:cnfStyle ns0:val="000000100000" ns0:firstRow="0" ns0:lastRow="0" ns0:firstColumn="0" ns0:lastColumn="0" ns0:oddVBand="0" ns0:evenVBand="0" ns0:oddHBand="1" ns0:evenHBand="0" ns0:firstRowFirstColumn="0" ns0:firstRowLastColumn="0" ns0:lastRowFirstColumn="0" ns0:lastRowLastColumn="0"/>
-            </ns0:pPr>
-            <ns0:r>
-              <ns0:rPr>
-                <ns0:rFonts ns0:ascii="Arial" ns0:hAnsi="Arial"/>
-                <ns0:sz ns0:val="21"/>
-              </ns0:rPr>
-              <ns0:t>Software Testing</ns0:t>
-            </ns0:r>
-          </ns0:p>
-        </ns0:tc>
-      </ns0:tr>
-      <ns0:tr ns0:rsidR="0051390C" ns2:paraId="49DB9F0A" ns2:textId="77777777" ns0:rsidTr="0051390C">
-        <ns0:trPr>
-          <ns0:cnfStyle ns0:val="000000010000" ns0:firstRow="0" ns0:lastRow="0" ns0:firstColumn="0" ns0:lastColumn="0" ns0:oddVBand="0" ns0:evenVBand="0" ns0:oddHBand="0" ns0:evenHBand="1" ns0:firstRowFirstColumn="0" ns0:firstRowLastColumn="0" ns0:lastRowFirstColumn="0" ns0:lastRowLastColumn="0"/>
-        </ns0:trPr>
-        <ns0:tc>
-          <ns0:tcPr>
-            <ns0:cnfStyle ns0:val="001000000000" ns0:firstRow="0" ns0:lastRow="0" ns0:firstColumn="1" ns0:lastColumn="0" ns0:oddVBand="0" ns0:evenVBand="0" ns0:oddHBand="0" ns0:evenHBand="0" ns0:firstRowFirstColumn="0" ns0:firstRowLastColumn="0" ns0:lastRowFirstColumn="0" ns0:lastRowLastColumn="0"/>
-            <ns0:tcW ns0:w="3118" ns0:type="dxa"/>
-            <ns0:shd ns0:val="clear" ns0:color="auto" ns0:fill="D9E1F2"/>
-          </ns0:tcPr>
-          <ns0:p ns2:paraId="1FCB2F56" ns2:textId="77777777" ns0:rsidR="0051390C" ns0:rsidRDefault="00000000">
-            <ns0:r>
-              <ns0:rPr>
-                <ns0:rFonts ns0:ascii="Arial" ns0:hAnsi="Arial"/>
-                <ns0:sz ns0:val="21"/>
-              </ns0:rPr>
-              <ns0:t>Instructor:</ns0:t>
-            </ns0:r>
-          </ns0:p>
-        </ns0:tc>
-        <ns0:tc>
-          <ns0:tcPr>
-            <ns0:tcW ns0:w="6520" ns0:type="dxa"/>
-          </ns0:tcPr>
-          <ns0:p ns2:paraId="50E3AFC9" ns2:textId="77777777" ns0:rsidR="0051390C" ns0:rsidRDefault="0051390C">
-            <ns0:pPr>
-              <ns0:cnfStyle ns0:val="000000010000" ns0:firstRow="0" ns0:lastRow="0" ns0:firstColumn="0" ns0:lastColumn="0" ns0:oddVBand="0" ns0:evenVBand="0" ns0:oddHBand="0" ns0:evenHBand="1" ns0:firstRowFirstColumn="0" ns0:firstRowLastColumn="0" ns0:lastRowFirstColumn="0" ns0:lastRowLastColumn="0"/>
-            </ns0:pPr>
-            <ns0:r>
-              <ns0:rPr>
-                <ns0:rFonts ns0:ascii="Arial" ns0:hAnsi="Arial"/>
-                <ns0:sz ns0:val="21"/>
-              </ns0:rPr>
-              <ns0:t>MSc. Trần Thị Bích Hạnh</ns0:t>
-            </ns0:r>
-          </ns0:p>
-        </ns0:tc>
-      </ns0:tr>
-      <ns0:tr ns0:rsidR="0051390C" ns2:paraId="2F5F0ACE" ns2:textId="77777777" ns0:rsidTr="0051390C">
-        <ns0:trPr>
-          <ns0:cnfStyle ns0:val="000000100000" ns0:firstRow="0" ns0:lastRow="0" ns0:firstColumn="0" ns0:lastColumn="0" ns0:oddVBand="0" ns0:evenVBand="0" ns0:oddHBand="1" ns0:evenHBand="0" ns0:firstRowFirstColumn="0" ns0:firstRowLastColumn="0" ns0:lastRowFirstColumn="0" ns0:lastRowLastColumn="0"/>
-        </ns0:trPr>
-        <ns0:tc>
-          <ns0:tcPr>
-            <ns0:cnfStyle ns0:val="001000000000" ns0:firstRow="0" ns0:lastRow="0" ns0:firstColumn="1" ns0:lastColumn="0" ns0:oddVBand="0" ns0:evenVBand="0" ns0:oddHBand="0" ns0:evenHBand="0" ns0:firstRowFirstColumn="0" ns0:firstRowLastColumn="0" ns0:lastRowFirstColumn="0" ns0:lastRowLastColumn="0"/>
-            <ns0:tcW ns0:w="3118" ns0:type="dxa"/>
-            <ns0:shd ns0:val="clear" ns0:color="auto" ns0:fill="D9E1F2"/>
-          </ns0:tcPr>
-          <ns0:p ns2:paraId="0971277D" ns2:textId="77777777" ns0:rsidR="0051390C" ns0:rsidRDefault="00000000">
-            <ns0:r>
-              <ns0:rPr>
-                <ns0:rFonts ns0:ascii="Arial" ns0:hAnsi="Arial"/>
-                <ns0:sz ns0:val="21"/>
-              </ns0:rPr>
-              <ns0:t>Date:</ns0:t>
-            </ns0:r>
-          </ns0:p>
-        </ns0:tc>
-        <ns0:tc>
-          <ns0:tcPr>
-            <ns0:tcW ns0:w="6520" ns0:type="dxa"/>
-          </ns0:tcPr>
-          <ns0:p ns2:paraId="5504AC9E" ns2:textId="77777777" ns0:rsidR="0051390C" ns0:rsidRDefault="0051390C">
-            <ns0:pPr>
-              <ns0:cnfStyle ns0:val="000000100000" ns0:firstRow="0" ns0:lastRow="0" ns0:firstColumn="0" ns0:lastColumn="0" ns0:oddVBand="0" ns0:evenVBand="0" ns0:oddHBand="1" ns0:evenHBand="0" ns0:firstRowFirstColumn="0" ns0:firstRowLastColumn="0" ns0:lastRowFirstColumn="0" ns0:lastRowLastColumn="0"/>
-            </ns0:pPr>
-            <ns0:r>
-              <ns0:rPr>
-                <ns0:rFonts ns0:ascii="Arial" ns0:hAnsi="Arial"/>
-                <ns0:sz ns0:val="21"/>
-              </ns0:rPr>
-              <ns0:t>27/09/2026</ns0:t>
-            </ns0:r>
-          </ns0:p>
-        </ns0:tc>
-      </ns0:tr>
-      <ns0:tr ns0:rsidR="0051390C" ns2:paraId="51F2986C" ns2:textId="77777777" ns0:rsidTr="0051390C">
-        <ns0:trPr>
-          <ns0:cnfStyle ns0:val="000000010000" ns0:firstRow="0" ns0:lastRow="0" ns0:firstColumn="0" ns0:lastColumn="0" ns0:oddVBand="0" ns0:evenVBand="0" ns0:oddHBand="0" ns0:evenHBand="1" ns0:firstRowFirstColumn="0" ns0:firstRowLastColumn="0" ns0:lastRowFirstColumn="0" ns0:lastRowLastColumn="0"/>
-        </ns0:trPr>
-        <ns0:tc>
-          <ns0:tcPr>
-            <ns0:cnfStyle ns0:val="001000000000" ns0:firstRow="0" ns0:lastRow="0" ns0:firstColumn="1" ns0:lastColumn="0" ns0:oddVBand="0" ns0:evenVBand="0" ns0:oddHBand="0" ns0:evenHBand="0" ns0:firstRowFirstColumn="0" ns0:firstRowLastColumn="0" ns0:lastRowFirstColumn="0" ns0:lastRowLastColumn="0"/>
-            <ns0:tcW ns0:w="3118" ns0:type="dxa"/>
-            <ns0:shd ns0:val="clear" ns0:color="auto" ns0:fill="D9E1F2"/>
-          </ns0:tcPr>
-          <ns0:p ns2:paraId="6C2E5FC5" ns2:textId="77777777" ns0:rsidR="0051390C" ns0:rsidRDefault="00000000">
-            <ns0:r>
-              <ns0:rPr>
-                <ns0:rFonts ns0:ascii="Arial" ns0:hAnsi="Arial"/>
-                <ns0:sz ns0:val="21"/>
-              </ns0:rPr>
-              <ns0:t>Signature:</ns0:t>
-            </ns0:r>
-          </ns0:p>
-        </ns0:tc>
-        <ns0:tc>
-          <ns0:tcPr>
-            <ns0:tcW ns0:w="6520" ns0:type="dxa"/>
-          </ns0:tcPr>
-          <ns0:p ns2:paraId="4A1CE7BA" ns2:textId="763E97DC" ns0:rsidR="0051390C" ns0:rsidRDefault="00C366AE">
-            <ns0:pPr>
-              <ns0:cnfStyle ns0:val="000000010000" ns0:firstRow="0" ns0:lastRow="0" ns0:firstColumn="0" ns0:lastColumn="0" ns0:oddVBand="0" ns0:evenVBand="0" ns0:oddHBand="0" ns0:evenHBand="1" ns0:firstRowFirstColumn="0" ns0:firstRowLastColumn="0" ns0:lastRowFirstColumn="0" ns0:lastRowLastColumn="0"/>
-            </ns0:pPr>
-            <ns0:r>
-              <ns0:rPr>
-                <ns0:rFonts ns0:ascii="Arial" ns0:hAnsi="Arial"/>
-                <ns0:sz ns0:val="21"/>
-              </ns0:rPr>
-              <ns0:t>Huỳnh Thái Toàn</ns0:t>
-            </ns0:r>
-            <ns0:r>
-              <ns0:rPr>
-                <ns0:rFonts ns0:ascii="Myriad Pro" ns0:hAnsi="Myriad Pro" ns0:cs="Tahoma"/>
-                <ns0:lang ns0:eastAsia="vi-VN"/>
-              </ns0:rPr>
-              <ns0:drawing>
-                <ns3:inline distT="0" distB="0" distL="0" distR="0" ns4:anchorId="5A54DB5D" ns4:editId="04707626">
-                  <ns3:extent cx="781235" cy="415290"/>
-                  <ns3:effectExtent l="0" t="0" r="0" b="3810"/>
-                  <ns3:docPr id="1018047995" name="Picture 2"/>
-                  <ns3:cNvGraphicFramePr>
-                    <ns5:graphicFrameLocks noChangeAspect="1"/>
-                  </ns3:cNvGraphicFramePr>
-                  <ns5:graphic>
-                    <ns5:graphicData uri="http://schemas.openxmlformats.org/drawingml/2006/picture">
-                      <ns6:pic>
-                        <ns6:nvPicPr>
-                          <ns6:cNvPr id="1018047995" name="Picture 2"/>
-                          <ns6:cNvPicPr/>
-                        </ns6:nvPicPr>
-                        <ns6:blipFill rotWithShape="1">
-                          <ns5:blip ns7:embed="rId6" cstate="print">
-                            <ns5:duotone>
-                              <ns5:schemeClr val="accent1">
-                                <ns5:shade val="45000"/>
-                                <ns5:satMod val="135000"/>
-                              </ns5:schemeClr>
-                              <ns5:prstClr val="white"/>
-                            </ns5:duotone>
-                            <ns5:extLst>
-                              <ns5:ext uri="{28A0092B-C50C-407E-A947-70E740481C1C}">
-                                <ns8:useLocalDpi val="0"/>
-                              </ns5:ext>
-                            </ns5:extLst>
-                          </ns5:blip>
-                          <ns5:srcRect l="7270" t="22563" r="16482" b="25379"/>
-                          <ns5:stretch>
-                            <ns5:fillRect/>
-                          </ns5:stretch>
-                        </ns6:blipFill>
-                        <ns6:spPr bwMode="auto">
-                          <ns5:xfrm>
-                            <ns5:off x="0" y="0"/>
-                            <ns5:ext cx="856562" cy="455332"/>
-                          </ns5:xfrm>
-                          <ns5:prstGeom prst="rect">
-                            <ns5:avLst/>
-                          </ns5:prstGeom>
-                          <ns5:ln>
-                            <ns5:noFill/>
-                          </ns5:ln>
-                          <ns5:extLst>
-                            <ns5:ext uri="{53640926-AAD7-44D8-BBD7-CCE9431645EC}">
-                              <ns8:shadowObscured/>
-                            </ns5:ext>
-                          </ns5:extLst>
-                        </ns6:spPr>
-                      </ns6:pic>
-                    </ns5:graphicData>
-                  </ns5:graphic>
-                </ns3:inline>
-              </ns0:drawing>
-            </ns0:r>
-          </ns0:p>
-        </ns0:tc>
-      </ns0:tr>
-    </ns0:tbl>
-    <ns0:p ns2:paraId="62CE3682" ns2:textId="77777777" ns0:rsidR="0051390C" ns0:rsidRDefault="00000000">
-      <ns0:pPr>
-        <ns0:pStyle ns0:val="Heading2"/>
-      </ns0:pPr>
-      <ns0:r>
-        <ns0:rPr>
-          <ns0:rFonts ns0:ascii="Arial" ns0:hAnsi="Arial"/>
-        </ns0:rPr>
-        <ns0:t>References</ns0:t>
-      </ns0:r>
-    </ns0:p>
-    <ns0:p ns2:paraId="1C0DF9D0" ns2:textId="77777777" ns0:rsidR="0051390C" ns0:rsidRDefault="00000000">
-      <ns0:pPr>
-        <ns0:pStyle ns0:val="ListBullet"/>
-      </ns0:pPr>
-      <ns0:r>
-        <ns0:rPr>
-          <ns0:rFonts ns0:ascii="Arial" ns0:hAnsi="Arial"/>
-        </ns0:rPr>
-        <ns0:t>Kharbach, M. (2026). AI Use Policy Templates for Higher Education. CC BY-NC-SA 4.0.</ns0:t>
-      </ns0:r>
-    </ns0:p>
-    <ns0:p ns2:paraId="5F355935" ns2:textId="77777777" ns0:rsidR="0051390C" ns0:rsidRDefault="00000000">
-      <ns0:pPr>
-        <ns0:pStyle ns0:val="ListBullet"/>
-      </ns0:pPr>
-      <ns0:r>
-        <ns0:rPr>
-          <ns0:rFonts ns0:ascii="Arial" ns0:hAnsi="Arial"/>
-        </ns0:rPr>
-        <ns0:t>ISTQB Foundation Level Syllabus (latest version).</ns0:t>
-      </ns0:r>
-    </ns0:p>
-    <ns0:p ns2:paraId="1CAC2C62" ns2:textId="77777777" ns0:rsidR="0051390C" ns0:rsidRDefault="00000000">
-      <ns0:pPr>
-        <ns0:pStyle ns0:val="ListBullet"/>
-      </ns0:pPr>
-      <ns0:r>
-        <ns0:rPr>
-          <ns0:rFonts ns0:ascii="Arial" ns0:hAnsi="Arial"/>
-        </ns0:rPr>
-        <ns0:t>Hardman, P. (2025). A Post-AI Learning Taxonomy.</ns0:t>
-      </ns0:r>
-    </ns0:p>
-    <ns0:p ns2:paraId="142F752F" ns2:textId="77777777" ns0:rsidR="0051390C" ns0:rsidRDefault="00000000">
-      <ns0:pPr>
-        <ns0:pStyle ns0:val="ListBullet"/>
-      </ns0:pPr>
-      <ns0:r>
-        <ns0:rPr>
-          <ns0:rFonts ns0:ascii="Arial" ns0:hAnsi="Arial"/>
-        </ns0:rPr>
-        <ns0:t>Fuster Rabella, M. (2025). OECD Education Working Paper No. 338.</ns0:t>
-      </ns0:r>
-    </ns0:p>
-    <ns0:p ns2:paraId="7BAF4DC8" ns2:textId="77777777" ns0:rsidR="0051390C" ns0:rsidRDefault="00000000">
-      <ns0:pPr>
-        <ns0:pStyle ns0:val="ListBullet"/>
-      </ns0:pPr>
-      <ns0:r>
-        <ns0:rPr>
-          <ns0:rFonts ns0:ascii="Arial" ns0:hAnsi="Arial"/>
-        </ns0:rPr>
-        <ns0:t>Perkins, M., Roe, J., &amp; Furze, L. (2025). AI Assessment Scale.</ns0:t>
-      </ns0:r>
-    </ns0:p>
-    <ns0:p ns2:paraId="0F47FD53" ns2:textId="77777777" ns0:rsidR="0051390C" ns0:rsidRDefault="00000000">
-      <ns0:pPr>
-        <ns0:pStyle ns0:val="ListBullet"/>
-      </ns0:pPr>
-      <ns0:r>
-        <ns0:rPr>
-          <ns0:rFonts ns0:ascii="Arial" ns0:hAnsi="Arial"/>
-        </ns0:rPr>
-        <ns0:t>Anthropic (2025). Building reliable AI test agents — engineering blog.</ns0:t>
-      </ns0:r>
-    </ns0:p>
-    <ns0:p ns2:paraId="57CE22CE" ns2:textId="77777777" ns0:rsidR="0051390C" ns0:rsidRDefault="00000000">
-      <ns0:pPr>
-        <ns0:pStyle ns0:val="ListBullet"/>
-      </ns0:pPr>
-      <ns0:r>
-        <ns0:rPr>
-          <ns0:rFonts ns0:ascii="Arial" ns0:hAnsi="Arial"/>
-        </ns0:rPr>
-        <ns0:lastRenderedPageBreak/>
-        <ns0:t>DeepEval &amp; Promptfoo documentation — testing frameworks for LLM systems.</ns0:t>
-      </ns0:r>
-    </ns0:p>
-    <ns0:sectPr ns0:rsidR="0051390C" ns0:rsidSect="00034616">
-      <ns0:pgSz ns0:w="12240" ns0:h="15840"/>
-      <ns0:pgMar ns0:top="1440" ns0:right="1800" ns0:bottom="1440" ns0:left="1800" ns0:header="720" ns0:footer="720" ns0:gutter="0"/>
-      <ns0:cols ns0:space="720"/>
-      <ns0:docGrid ns0:linePitch="360"/>
-    </ns0:sectPr>
-  </ns0:body>
-</ns0:document>
+<w:document xmlns:wpc="http://schemas.microsoft.com/office/word/2010/wordprocessingCanvas" xmlns:cx="http://schemas.microsoft.com/office/drawing/2014/chartex" xmlns:cx1="http://schemas.microsoft.com/office/drawing/2015/9/8/chartex" xmlns:cx2="http://schemas.microsoft.com/office/drawing/2015/10/21/chartex" xmlns:cx3="http://schemas.microsoft.com/office/drawing/2016/5/9/chartex" xmlns:cx4="http://schemas.microsoft.com/office/drawing/2016/5/10/chartex" xmlns:cx5="http://schemas.microsoft.com/office/drawing/2016/5/11/chartex" xmlns:cx6="http://schemas.microsoft.com/office/drawing/2016/5/12/chartex" xmlns:cx7="http://schemas.microsoft.com/office/drawing/2016/5/13/chartex" xmlns:cx8="http://schemas.microsoft.com/office/drawing/2016/5/14/chartex" xmlns:mc="http://schemas.openxmlformats.org/markup-compatibility/2006" xmlns:m="http://schemas.openxmlformats.org/officeDocument/2006/math" xmlns:aink="http://schemas.microsoft.com/office/drawing/2016/ink" xmlns:am3d="http://schemas.microsoft.com/office/drawing/2017/model3d" xmlns:oel="http://schemas.microsoft.com/office/2019/extlst" xmlns:r="http://schemas.openxmlformats.org/officeDocument/2006/relationships" xmlns:wp14="http://schemas.microsoft.com/office/word/2010/wordprocessingDrawing" xmlns:wp="http://schemas.openxmlformats.org/drawingml/2006/wordprocessingDrawing" xmlns:wpg="http://schemas.microsoft.com/office/word/2010/wordprocessingGroup" xmlns:wpi="http://schemas.microsoft.com/office/word/2010/wordprocessingInk" xmlns:wps="http://schemas.microsoft.com/office/word/2010/wordprocessingShape" xmlns:o="urn:schemas-microsoft-com:office:office" xmlns:v="urn:schemas-microsoft-com:vml" xmlns:w10="urn:schemas-microsoft-com:office:word" xmlns:w="http://schemas.openxmlformats.org/wordprocessingml/2006/main" xmlns:w14="http://schemas.microsoft.com/office/word/2010/wordml" xmlns:w15="http://schemas.microsoft.com/office/word/2012/wordml" xmlns:w16cex="http://schemas.microsoft.com/office/word/2018/wordml/cex" xmlns:w16cid="http://schemas.microsoft.com/office/word/2016/wordml/cid" xmlns:w16="http://schemas.microsoft.com/office/word/2018/wordml" xmlns:w16sdtdh="http://schemas.microsoft.com/office/word/2020/wordml/sdtdatahash" xmlns:w16sdtfl="http://schemas.microsoft.com/office/word/2024/wordml/sdtformatlock" xmlns:w16se="http://schemas.microsoft.com/office/word/2015/wordml/symex" xmlns:w16du="http://schemas.microsoft.com/office/word/2023/wordml/word16du" xmlns:wne="http://schemas.microsoft.com/office/word/2006/wordml" mc:Ignorable="w14 w15 w16se w16cid w16 w16cex w16sdtdh w16sdtfl w16du wp14">
+  <w:body>
+    <w:p>
+      <w:pPr>
+        <w:jc w:val="center"/>
+      </w:pPr>
+      <w:r>
+        <w:rPr>
+          <w:rFonts w:ascii="Arial" w:hAnsi="Arial"/>
+          <w:b/>
+        </w:rPr>
+        <w:t>Faculty of Information Technology (FIT) – Ho Chi Minh City University of Science (HCMUS)</w:t>
+      </w:r>
+    </w:p>
+    <w:p>
+      <w:pPr>
+        <w:jc w:val="center"/>
+      </w:pPr>
+      <w:r>
+        <w:rPr>
+          <w:rFonts w:ascii="Arial" w:hAnsi="Arial"/>
+          <w:b/>
+        </w:rPr>
+        <w:t>CS423 / CSC1</w:t>
+      </w:r>
+      <w:r>
+        <w:rPr>
+          <w:rFonts w:ascii="Arial" w:hAnsi="Arial"/>
+          <w:b/>
+        </w:rPr>
+        <w:t>3</w:t>
+      </w:r>
+      <w:r>
+        <w:rPr>
+          <w:rFonts w:ascii="Arial" w:hAnsi="Arial"/>
+          <w:b/>
+        </w:rPr>
+        <w:t>003 – Software Testing (AI-augmented · 2026)</w:t>
+      </w:r>
+    </w:p>
+    <w:p>
+      <w:pPr>
+        <w:jc w:val="center"/>
+      </w:pPr>
+      <w:r>
+        <w:rPr>
+          <w:rFonts w:ascii="Arial" w:hAnsi="Arial"/>
+          <w:b/>
+          <w:color w:val="C00000"/>
+          <w:sz w:val="20"/>
+        </w:rPr>
+        <w:t>AI POLICY · TEMPLATES — 2026 v1.0</w:t>
+      </w:r>
+    </w:p>
+    <w:p>
+      <w:pPr>
+        <w:pStyle w:val="Heading1"/>
+      </w:pPr>
+      <w:r>
+        <w:rPr>
+          <w:rFonts w:ascii="Arial" w:hAnsi="Arial"/>
+        </w:rPr>
+        <w:t>Privacy &amp; Responsible AI Use Checklist</w:t>
+      </w:r>
+    </w:p>
+    <w:p>
+      <w:r>
+        <w:rPr>
+          <w:rFonts w:ascii="Arial" w:hAnsi="Arial"/>
+          <w:i/>
+        </w:rPr>
+        <w:t>Run through this checklist before submitting any AI-assisted work.</w:t>
+      </w:r>
+    </w:p>
+    <w:p>
+      <w:r>
+        <w:rPr>
+          <w:rFonts w:ascii="Arial" w:hAnsi="Arial"/>
+          <w:i/>
+          <w:color w:val="707070"/>
+          <w:sz w:val="18"/>
+        </w:rPr>
+        <w:t xml:space="preserve">Adapted from Med Kharbach, PhD (2026) — AI Use Policy Templates for Higher Education. CC BY-NC-SA 4.0. This adaptation is prepared for FIT@HCMUS – CS423 / </w:t>
+      </w:r>
+      <w:r>
+        <w:rPr>
+          <w:rFonts w:ascii="Arial" w:hAnsi="Arial"/>
+          <w:i/>
+          <w:color w:val="707070"/>
+          <w:sz w:val="18"/>
+        </w:rPr>
+        <w:t>CSC13003</w:t>
+      </w:r>
+      <w:r>
+        <w:rPr>
+          <w:rFonts w:ascii="Arial" w:hAnsi="Arial"/>
+          <w:i/>
+          <w:color w:val="707070"/>
+          <w:sz w:val="18"/>
+        </w:rPr>
+        <w:t xml:space="preserve"> Software Testing course.</w:t>
+      </w:r>
+    </w:p>
+    <w:p>
+      <w:pPr>
+        <w:pStyle w:val="Heading2"/>
+      </w:pPr>
+      <w:r>
+        <w:rPr>
+          <w:rFonts w:ascii="Arial" w:hAnsi="Arial"/>
+        </w:rPr>
+        <w:t>1. Before I use AI</w:t>
+      </w:r>
+    </w:p>
+    <w:p>
+      <w:pPr>
+        <w:pStyle w:val="ListBullet"/>
+      </w:pPr>
+      <w:r>
+        <w:rPr>
+          <w:rFonts w:ascii="Arial" w:hAnsi="Arial"/>
+        </w:rPr>
+        <w:t>[x] I confirmed the AI Use Category assigned to this assignment.</w:t>
+      </w:r>
+    </w:p>
+    <w:p>
+      <w:pPr>
+        <w:ind w:left="720"/>
+      </w:pPr>
+      <w:r>
+        <w:rPr>
+          <w:rFonts w:ascii="Arial" w:hAnsi="Arial"/>
+          <w:i/>
+          <w:color w:val="555555"/>
+          <w:sz w:val="18"/>
+        </w:rPr>
+        <w:t>Evidence / note: Category 4 – AI-Assisted Production (AI-01 §4).</w:t>
+      </w:r>
+    </w:p>
+    <w:p>
+      <w:pPr>
+        <w:pStyle w:val="ListBullet"/>
+      </w:pPr>
+      <w:r>
+        <w:rPr>
+          <w:rFonts w:ascii="Arial" w:hAnsi="Arial"/>
+        </w:rPr>
+        <w:t>[x] I have declared which AI tool(s) I will use in my prompt log.</w:t>
+      </w:r>
+    </w:p>
+    <w:p>
+      <w:pPr>
+        <w:ind w:left="720"/>
+      </w:pPr>
+      <w:r>
+        <w:rPr>
+          <w:rFonts w:ascii="Arial" w:hAnsi="Arial"/>
+          <w:i/>
+          <w:color w:val="555555"/>
+          <w:sz w:val="18"/>
+        </w:rPr>
+        <w:t>Evidence / note: ChatGPT, Cursor Agent, Composer and Codex are named in AI-03 and in the report. Every prompt is in prompt_log.md.</w:t>
+      </w:r>
+    </w:p>
+    <w:p>
+      <w:pPr>
+        <w:pStyle w:val="ListBullet"/>
+      </w:pPr>
+      <w:r>
+        <w:rPr>
+          <w:rFonts w:ascii="Arial" w:hAnsi="Arial"/>
+        </w:rPr>
+        <w:t>[x] I have read the AI Use Agreement for this course.</w:t>
+      </w:r>
+    </w:p>
+    <w:p>
+      <w:pPr>
+        <w:ind w:left="720"/>
+      </w:pPr>
+      <w:r>
+        <w:rPr>
+          <w:rFonts w:ascii="Arial" w:hAnsi="Arial"/>
+          <w:i/>
+          <w:color w:val="555555"/>
+          <w:sz w:val="18"/>
+        </w:rPr>
+        <w:t>Evidence / note: AI-01.</w:t>
+      </w:r>
+    </w:p>
+    <w:p>
+      <w:pPr>
+        <w:pStyle w:val="ListBullet"/>
+      </w:pPr>
+      <w:r>
+        <w:rPr>
+          <w:rFonts w:ascii="Arial" w:hAnsi="Arial"/>
+        </w:rPr>
+        <w:t>[x] I understand which artifacts MUST NOT be AI-generated.</w:t>
+      </w:r>
+    </w:p>
+    <w:p>
+      <w:pPr>
+        <w:ind w:left="720"/>
+      </w:pPr>
+      <w:r>
+        <w:rPr>
+          <w:rFonts w:ascii="Arial" w:hAnsi="Arial"/>
+          <w:i/>
+          <w:color w:val="555555"/>
+          <w:sz w:val="18"/>
+        </w:rPr>
+        <w:t>Evidence / note: Device photo with student ID, narrated videos, job-posting screenshots with login name, prompt log timestamps.</w:t>
+      </w:r>
+    </w:p>
+    <w:p>
+      <w:pPr>
+        <w:pStyle w:val="Heading2"/>
+      </w:pPr>
+      <w:r>
+        <w:rPr>
+          <w:rFonts w:ascii="Arial" w:hAnsi="Arial"/>
+        </w:rPr>
+        <w:t>2. While I am using AI</w:t>
+      </w:r>
+    </w:p>
+    <w:p>
+      <w:pPr>
+        <w:pStyle w:val="ListBullet"/>
+      </w:pPr>
+      <w:r>
+        <w:rPr>
+          <w:rFonts w:ascii="Arial" w:hAnsi="Arial"/>
+        </w:rPr>
+        <w:t>[x] I did not enter personal data of classmates, customers, or patients.</w:t>
+      </w:r>
+    </w:p>
+    <w:p>
+      <w:pPr>
+        <w:ind w:left="720"/>
+      </w:pPr>
+      <w:r>
+        <w:rPr>
+          <w:rFonts w:ascii="Arial" w:hAnsi="Arial"/>
+          <w:i/>
+          <w:color w:val="555555"/>
+          <w:sz w:val="18"/>
+        </w:rPr>
+        <w:t>Evidence / note: No such data appears in the prompt log.</w:t>
+      </w:r>
+    </w:p>
+    <w:p>
+      <w:pPr>
+        <w:pStyle w:val="ListBullet"/>
+      </w:pPr>
+      <w:r>
+        <w:rPr>
+          <w:rFonts w:ascii="Arial" w:hAnsi="Arial"/>
+        </w:rPr>
+        <w:t>[x] I did not paste copyrighted reading materials wholesale into the AI.</w:t>
+      </w:r>
+    </w:p>
+    <w:p>
+      <w:pPr>
+        <w:ind w:left="720"/>
+      </w:pPr>
+      <w:r>
+        <w:rPr>
+          <w:rFonts w:ascii="Arial" w:hAnsi="Arial"/>
+          <w:i/>
+          <w:color w:val="555555"/>
+          <w:sz w:val="18"/>
+        </w:rPr>
+        <w:t>Evidence / note: The assignment specification and blank AI templates were read to follow the homework instructions. Course readings and the ISTQB syllabus were not pasted in full.</w:t>
+      </w:r>
+    </w:p>
+    <w:p>
+      <w:pPr>
+        <w:pStyle w:val="ListBullet"/>
+      </w:pPr>
+      <w:r>
+        <w:rPr>
+          <w:rFonts w:ascii="Arial" w:hAnsi="Arial"/>
+        </w:rPr>
+        <w:t>[x] I did not paste proprietary employer or open-source license-restricted code.</w:t>
+      </w:r>
+    </w:p>
+    <w:p>
+      <w:pPr>
+        <w:ind w:left="720"/>
+      </w:pPr>
+      <w:r>
+        <w:rPr>
+          <w:rFonts w:ascii="Arial" w:hAnsi="Arial"/>
+          <w:i/>
+          <w:color w:val="555555"/>
+          <w:sz w:val="18"/>
+        </w:rPr>
+        <w:t>Evidence / note: No code was pasted.</w:t>
+      </w:r>
+    </w:p>
+    <w:p>
+      <w:pPr>
+        <w:pStyle w:val="ListBullet"/>
+      </w:pPr>
+      <w:r>
+        <w:rPr>
+          <w:rFonts w:ascii="Arial" w:hAnsi="Arial"/>
+        </w:rPr>
+        <w:t>[x] I logged each prompt + AI response into prompt_log.md with timestamp.</w:t>
+      </w:r>
+    </w:p>
+    <w:p>
+      <w:pPr>
+        <w:ind w:left="720"/>
+      </w:pPr>
+      <w:r>
+        <w:rPr>
+          <w:rFonts w:ascii="Arial" w:hAnsi="Arial"/>
+          <w:i/>
+          <w:color w:val="555555"/>
+          <w:sz w:val="18"/>
+        </w:rPr>
+        <w:t>Evidence / note: Every prompt used for this assignment is in prompt_log.md with its timestamp and output.</w:t>
+      </w:r>
+    </w:p>
+    <w:p>
+      <w:pPr>
+        <w:pStyle w:val="Heading2"/>
+      </w:pPr>
+      <w:r>
+        <w:rPr>
+          <w:rFonts w:ascii="Arial" w:hAnsi="Arial"/>
+        </w:rPr>
+        <w:lastRenderedPageBreak/>
+        <w:t>3. Before I submit my work</w:t>
+      </w:r>
+    </w:p>
+    <w:p>
+      <w:pPr>
+        <w:pStyle w:val="ListBullet"/>
+      </w:pPr>
+      <w:r>
+        <w:rPr>
+          <w:rFonts w:ascii="Arial" w:hAnsi="Arial"/>
+        </w:rPr>
+        <w:t>[x] All AI-generated artifacts are tagged in the AI Audit Report.</w:t>
+      </w:r>
+    </w:p>
+    <w:p>
+      <w:pPr>
+        <w:ind w:left="720"/>
+      </w:pPr>
+      <w:r>
+        <w:rPr>
+          <w:rFonts w:ascii="Arial" w:hAnsi="Arial"/>
+          <w:i/>
+          <w:color w:val="555555"/>
+          <w:sz w:val="18"/>
+        </w:rPr>
+        <w:t>Evidence / note: AI-02 / Appendix A1.</w:t>
+      </w:r>
+    </w:p>
+    <w:p>
+      <w:pPr>
+        <w:pStyle w:val="ListBullet"/>
+      </w:pPr>
+      <w:r>
+        <w:rPr>
+          <w:rFonts w:ascii="Arial" w:hAnsi="Arial"/>
+        </w:rPr>
+        <w:t>[x] All citations from AI have been verified (sources actually exist).</w:t>
+      </w:r>
+    </w:p>
+    <w:p>
+      <w:pPr>
+        <w:ind w:left="720"/>
+      </w:pPr>
+      <w:r>
+        <w:rPr>
+          <w:rFonts w:ascii="Arial" w:hAnsi="Arial"/>
+          <w:i/>
+          <w:color w:val="555555"/>
+          <w:sz w:val="18"/>
+        </w:rPr>
+        <w:t>Evidence / note: Report section 2.4; the unverifiable citation markers in R3-T02 were not used.</w:t>
+      </w:r>
+    </w:p>
+    <w:p>
+      <w:pPr>
+        <w:pStyle w:val="ListBullet"/>
+      </w:pPr>
+      <w:r>
+        <w:rPr>
+          <w:rFonts w:ascii="Arial" w:hAnsi="Arial"/>
+        </w:rPr>
+        <w:t>[x] All AI-generated code has been executed and tested.</w:t>
+      </w:r>
+    </w:p>
+    <w:p>
+      <w:pPr>
+        <w:ind w:left="720"/>
+      </w:pPr>
+      <w:r>
+        <w:rPr>
+          <w:rFonts w:ascii="Arial" w:hAnsi="Arial"/>
+          <w:i/>
+          <w:color w:val="555555"/>
+          <w:sz w:val="18"/>
+        </w:rPr>
+        <w:t>Evidence / note: Not applicable – no code in HW01.</w:t>
+      </w:r>
+    </w:p>
+    <w:p>
+      <w:pPr>
+        <w:pStyle w:val="ListBullet"/>
+      </w:pPr>
+      <w:r>
+        <w:rPr>
+          <w:rFonts w:ascii="Arial" w:hAnsi="Arial"/>
+        </w:rPr>
+        <w:t>[x] My 200–300-word AI Critique is included in the report.</w:t>
+      </w:r>
+    </w:p>
+    <w:p>
+      <w:pPr>
+        <w:ind w:left="720"/>
+      </w:pPr>
+      <w:r>
+        <w:rPr>
+          <w:rFonts w:ascii="Arial" w:hAnsi="Arial"/>
+          <w:i/>
+          <w:color w:val="555555"/>
+          <w:sz w:val="18"/>
+        </w:rPr>
+        <w:t>Evidence / note: "AI Critique" section of the report, 285 words.</w:t>
+      </w:r>
+    </w:p>
+    <w:p>
+      <w:pPr>
+        <w:pStyle w:val="ListBullet"/>
+      </w:pPr>
+      <w:r>
+        <w:rPr>
+          <w:rFonts w:ascii="Arial" w:hAnsi="Arial"/>
+        </w:rPr>
+        <w:t>[x] The Mandatory Disclosure paragraph is at the end of my report.</w:t>
+      </w:r>
+    </w:p>
+    <w:p>
+      <w:pPr>
+        <w:ind w:left="720"/>
+      </w:pPr>
+      <w:r>
+        <w:rPr>
+          <w:rFonts w:ascii="Arial" w:hAnsi="Arial"/>
+          <w:i/>
+          <w:color w:val="555555"/>
+          <w:sz w:val="18"/>
+        </w:rPr>
+        <w:t>Evidence / note: "Mandatory Disclosure" section of the report, before the appendices.</w:t>
+      </w:r>
+    </w:p>
+    <w:p>
+      <w:pPr>
+        <w:pStyle w:val="ListBullet"/>
+      </w:pPr>
+      <w:r>
+        <w:rPr>
+          <w:rFonts w:ascii="Arial" w:hAnsi="Arial"/>
+        </w:rPr>
+        <w:t>[x] I attached the AI Use Disclosure Form.</w:t>
+      </w:r>
+    </w:p>
+    <w:p>
+      <w:pPr>
+        <w:ind w:left="720"/>
+      </w:pPr>
+      <w:r>
+        <w:rPr>
+          <w:rFonts w:ascii="Arial" w:hAnsi="Arial"/>
+          <w:i/>
+          <w:color w:val="555555"/>
+          <w:sz w:val="18"/>
+        </w:rPr>
+        <w:t>Evidence / note: AI-03 (this folder).</w:t>
+      </w:r>
+    </w:p>
+    <w:p>
+      <w:pPr>
+        <w:pStyle w:val="ListBullet"/>
+      </w:pPr>
+      <w:r>
+        <w:rPr>
+          <w:rFonts w:ascii="Arial" w:hAnsi="Arial"/>
+        </w:rPr>
+        <w:t>[x] I am ready for a 5–7-min random oral defense the week after submission.</w:t>
+      </w:r>
+    </w:p>
+    <w:p>
+      <w:pPr>
+        <w:pStyle w:val="Heading2"/>
+      </w:pPr>
+      <w:r>
+        <w:rPr>
+          <w:rFonts w:ascii="Arial" w:hAnsi="Arial"/>
+        </w:rPr>
+        <w:t>4. Final Statement</w:t>
+      </w:r>
+    </w:p>
+    <w:p>
+      <w:r>
+        <w:rPr>
+          <w:rFonts w:ascii="Arial" w:hAnsi="Arial"/>
+          <w:i/>
+        </w:rPr>
+        <w:t>Final responsibility for the accuracy, originality, and integrity of this submission rests with me. Any undisclosed AI use is treated as academic misconduct.</w:t>
+      </w:r>
+    </w:p>
+    <w:p>
+      <w:pPr>
+        <w:pStyle w:val="Heading2"/>
+      </w:pPr>
+      <w:r>
+        <w:rPr>
+          <w:rFonts w:ascii="Arial" w:hAnsi="Arial"/>
+        </w:rPr>
+        <w:t>Signature</w:t>
+      </w:r>
+    </w:p>
+    <w:tbl>
+      <w:tblPr>
+        <w:tblStyle w:val="LightGrid-Accent1"/>
+        <w:tblW w:w="0" w:type="auto"/>
+        <w:tblLayout w:type="fixed"/>
+        <w:tblLook w:val="04A0" w:firstRow="1" w:lastRow="0" w:firstColumn="1" w:lastColumn="0" w:noHBand="0" w:noVBand="1"/>
+      </w:tblPr>
+      <w:tblGrid>
+        <w:gridCol w:w="3118"/>
+        <w:gridCol w:w="6520"/>
+      </w:tblGrid>
+      <w:tr>
+        <w:trPr>
+          <w:cnfStyle w:val="100000000000" w:firstRow="1" w:lastRow="0" w:firstColumn="0" w:lastColumn="0" w:oddVBand="0" w:evenVBand="0" w:oddHBand="0" w:evenHBand="0" w:firstRowFirstColumn="0" w:firstRowLastColumn="0" w:lastRowFirstColumn="0" w:lastRowLastColumn="0"/>
+        </w:trPr>
+        <w:tc>
+          <w:tcPr>
+            <w:cnfStyle w:val="001000000000" w:firstRow="0" w:lastRow="0" w:firstColumn="1" w:lastColumn="0" w:oddVBand="0" w:evenVBand="0" w:oddHBand="0" w:evenHBand="0" w:firstRowFirstColumn="0" w:firstRowLastColumn="0" w:lastRowFirstColumn="0" w:lastRowLastColumn="0"/>
+            <w:tcW w:w="3118" w:type="dxa"/>
+            <w:shd w:val="clear" w:color="auto" w:fill="D9E1F2"/>
+          </w:tcPr>
+          <w:p>
+            <w:r>
+              <w:rPr>
+                <w:rFonts w:ascii="Arial" w:hAnsi="Arial"/>
+                <w:sz w:val="21"/>
+              </w:rPr>
+              <w:t>Student name (printed):</w:t>
+            </w:r>
+          </w:p>
+        </w:tc>
+        <w:tc>
+          <w:tcPr>
+            <w:tcW w:w="6520" w:type="dxa"/>
+          </w:tcPr>
+          <w:p>
+            <w:pPr>
+              <w:cnfStyle w:val="100000000000" w:firstRow="1" w:lastRow="0" w:firstColumn="0" w:lastColumn="0" w:oddVBand="0" w:evenVBand="0" w:oddHBand="0" w:evenHBand="0" w:firstRowFirstColumn="0" w:firstRowLastColumn="0" w:lastRowFirstColumn="0" w:lastRowLastColumn="0"/>
+            </w:pPr>
+            <w:r>
+              <w:rPr>
+                <w:rFonts w:ascii="Arial" w:hAnsi="Arial"/>
+                <w:sz w:val="21"/>
+              </w:rPr>
+              <w:t>Huỳnh Thái Toàn</w:t>
+            </w:r>
+          </w:p>
+        </w:tc>
+      </w:tr>
+      <w:tr>
+        <w:trPr>
+          <w:cnfStyle w:val="000000100000" w:firstRow="0" w:lastRow="0" w:firstColumn="0" w:lastColumn="0" w:oddVBand="0" w:evenVBand="0" w:oddHBand="1" w:evenHBand="0" w:firstRowFirstColumn="0" w:firstRowLastColumn="0" w:lastRowFirstColumn="0" w:lastRowLastColumn="0"/>
+        </w:trPr>
+        <w:tc>
+          <w:tcPr>
+            <w:cnfStyle w:val="001000000000" w:firstRow="0" w:lastRow="0" w:firstColumn="1" w:lastColumn="0" w:oddVBand="0" w:evenVBand="0" w:oddHBand="0" w:evenHBand="0" w:firstRowFirstColumn="0" w:firstRowLastColumn="0" w:lastRowFirstColumn="0" w:lastRowLastColumn="0"/>
+            <w:tcW w:w="3118" w:type="dxa"/>
+            <w:shd w:val="clear" w:color="auto" w:fill="D9E1F2"/>
+          </w:tcPr>
+          <w:p>
+            <w:r>
+              <w:rPr>
+                <w:rFonts w:ascii="Arial" w:hAnsi="Arial"/>
+                <w:sz w:val="21"/>
+              </w:rPr>
+              <w:t>Student ID:</w:t>
+            </w:r>
+          </w:p>
+        </w:tc>
+        <w:tc>
+          <w:tcPr>
+            <w:tcW w:w="6520" w:type="dxa"/>
+          </w:tcPr>
+          <w:p>
+            <w:pPr>
+              <w:cnfStyle w:val="000000100000" w:firstRow="0" w:lastRow="0" w:firstColumn="0" w:lastColumn="0" w:oddVBand="0" w:evenVBand="0" w:oddHBand="1" w:evenHBand="0" w:firstRowFirstColumn="0" w:firstRowLastColumn="0" w:lastRowFirstColumn="0" w:lastRowLastColumn="0"/>
+            </w:pPr>
+            <w:r>
+              <w:rPr>
+                <w:rFonts w:ascii="Arial" w:hAnsi="Arial"/>
+                <w:sz w:val="21"/>
+              </w:rPr>
+              <w:t>23120175</w:t>
+            </w:r>
+          </w:p>
+        </w:tc>
+      </w:tr>
+      <w:tr>
+        <w:trPr>
+          <w:cnfStyle w:val="000000010000" w:firstRow="0" w:lastRow="0" w:firstColumn="0" w:lastColumn="0" w:oddVBand="0" w:evenVBand="0" w:oddHBand="0" w:evenHBand="1" w:firstRowFirstColumn="0" w:firstRowLastColumn="0" w:lastRowFirstColumn="0" w:lastRowLastColumn="0"/>
+        </w:trPr>
+        <w:tc>
+          <w:tcPr>
+            <w:cnfStyle w:val="001000000000" w:firstRow="0" w:lastRow="0" w:firstColumn="1" w:lastColumn="0" w:oddVBand="0" w:evenVBand="0" w:oddHBand="0" w:evenHBand="0" w:firstRowFirstColumn="0" w:firstRowLastColumn="0" w:lastRowFirstColumn="0" w:lastRowLastColumn="0"/>
+            <w:tcW w:w="3118" w:type="dxa"/>
+            <w:shd w:val="clear" w:color="auto" w:fill="D9E1F2"/>
+          </w:tcPr>
+          <w:p>
+            <w:r>
+              <w:rPr>
+                <w:rFonts w:ascii="Arial" w:hAnsi="Arial"/>
+                <w:sz w:val="21"/>
+              </w:rPr>
+              <w:t>Class / Cohort:</w:t>
+            </w:r>
+          </w:p>
+        </w:tc>
+        <w:tc>
+          <w:tcPr>
+            <w:tcW w:w="6520" w:type="dxa"/>
+          </w:tcPr>
+          <w:p>
+            <w:pPr>
+              <w:cnfStyle w:val="000000010000" w:firstRow="0" w:lastRow="0" w:firstColumn="0" w:lastColumn="0" w:oddVBand="0" w:evenVBand="0" w:oddHBand="0" w:evenHBand="1" w:firstRowFirstColumn="0" w:firstRowLastColumn="0" w:lastRowFirstColumn="0" w:lastRowLastColumn="0"/>
+            </w:pPr>
+            <w:r>
+              <w:rPr>
+                <w:rFonts w:ascii="Arial" w:hAnsi="Arial"/>
+                <w:sz w:val="21"/>
+              </w:rPr>
+              <w:t>CQ2023/31</w:t>
+            </w:r>
+          </w:p>
+        </w:tc>
+      </w:tr>
+      <w:tr>
+        <w:trPr>
+          <w:cnfStyle w:val="000000100000" w:firstRow="0" w:lastRow="0" w:firstColumn="0" w:lastColumn="0" w:oddVBand="0" w:evenVBand="0" w:oddHBand="1" w:evenHBand="0" w:firstRowFirstColumn="0" w:firstRowLastColumn="0" w:lastRowFirstColumn="0" w:lastRowLastColumn="0"/>
+        </w:trPr>
+        <w:tc>
+          <w:tcPr>
+            <w:cnfStyle w:val="001000000000" w:firstRow="0" w:lastRow="0" w:firstColumn="1" w:lastColumn="0" w:oddVBand="0" w:evenVBand="0" w:oddHBand="0" w:evenHBand="0" w:firstRowFirstColumn="0" w:firstRowLastColumn="0" w:lastRowFirstColumn="0" w:lastRowLastColumn="0"/>
+            <w:tcW w:w="3118" w:type="dxa"/>
+            <w:shd w:val="clear" w:color="auto" w:fill="D9E1F2"/>
+          </w:tcPr>
+          <w:p>
+            <w:r>
+              <w:rPr>
+                <w:rFonts w:ascii="Arial" w:hAnsi="Arial"/>
+                <w:sz w:val="21"/>
+              </w:rPr>
+              <w:t>Course:</w:t>
+            </w:r>
+          </w:p>
+        </w:tc>
+        <w:tc>
+          <w:tcPr>
+            <w:tcW w:w="6520" w:type="dxa"/>
+          </w:tcPr>
+          <w:p>
+            <w:pPr>
+              <w:cnfStyle w:val="000000100000" w:firstRow="0" w:lastRow="0" w:firstColumn="0" w:lastColumn="0" w:oddVBand="0" w:evenVBand="0" w:oddHBand="1" w:evenHBand="0" w:firstRowFirstColumn="0" w:firstRowLastColumn="0" w:lastRowFirstColumn="0" w:lastRowLastColumn="0"/>
+            </w:pPr>
+            <w:r>
+              <w:rPr>
+                <w:rFonts w:ascii="Arial" w:hAnsi="Arial"/>
+                <w:sz w:val="21"/>
+              </w:rPr>
+              <w:t>Software Testing</w:t>
+            </w:r>
+          </w:p>
+        </w:tc>
+      </w:tr>
+      <w:tr>
+        <w:trPr>
+          <w:cnfStyle w:val="000000010000" w:firstRow="0" w:lastRow="0" w:firstColumn="0" w:lastColumn="0" w:oddVBand="0" w:evenVBand="0" w:oddHBand="0" w:evenHBand="1" w:firstRowFirstColumn="0" w:firstRowLastColumn="0" w:lastRowFirstColumn="0" w:lastRowLastColumn="0"/>
+        </w:trPr>
+        <w:tc>
+          <w:tcPr>
+            <w:cnfStyle w:val="001000000000" w:firstRow="0" w:lastRow="0" w:firstColumn="1" w:lastColumn="0" w:oddVBand="0" w:evenVBand="0" w:oddHBand="0" w:evenHBand="0" w:firstRowFirstColumn="0" w:firstRowLastColumn="0" w:lastRowFirstColumn="0" w:lastRowLastColumn="0"/>
+            <w:tcW w:w="3118" w:type="dxa"/>
+            <w:shd w:val="clear" w:color="auto" w:fill="D9E1F2"/>
+          </w:tcPr>
+          <w:p>
+            <w:r>
+              <w:rPr>
+                <w:rFonts w:ascii="Arial" w:hAnsi="Arial"/>
+                <w:sz w:val="21"/>
+              </w:rPr>
+              <w:t>Instructor:</w:t>
+            </w:r>
+          </w:p>
+        </w:tc>
+        <w:tc>
+          <w:tcPr>
+            <w:tcW w:w="6520" w:type="dxa"/>
+          </w:tcPr>
+          <w:p>
+            <w:pPr>
+              <w:cnfStyle w:val="000000010000" w:firstRow="0" w:lastRow="0" w:firstColumn="0" w:lastColumn="0" w:oddVBand="0" w:evenVBand="0" w:oddHBand="0" w:evenHBand="1" w:firstRowFirstColumn="0" w:firstRowLastColumn="0" w:lastRowFirstColumn="0" w:lastRowLastColumn="0"/>
+            </w:pPr>
+            <w:r>
+              <w:rPr>
+                <w:rFonts w:ascii="Arial" w:hAnsi="Arial"/>
+                <w:sz w:val="21"/>
+              </w:rPr>
+              <w:t>MSc. Trần Thị Bích Hạnh</w:t>
+            </w:r>
+          </w:p>
+        </w:tc>
+      </w:tr>
+      <w:tr>
+        <w:trPr>
+          <w:cnfStyle w:val="000000100000" w:firstRow="0" w:lastRow="0" w:firstColumn="0" w:lastColumn="0" w:oddVBand="0" w:evenVBand="0" w:oddHBand="1" w:evenHBand="0" w:firstRowFirstColumn="0" w:firstRowLastColumn="0" w:lastRowFirstColumn="0" w:lastRowLastColumn="0"/>
+        </w:trPr>
+        <w:tc>
+          <w:tcPr>
+            <w:cnfStyle w:val="001000000000" w:firstRow="0" w:lastRow="0" w:firstColumn="1" w:lastColumn="0" w:oddVBand="0" w:evenVBand="0" w:oddHBand="0" w:evenHBand="0" w:firstRowFirstColumn="0" w:firstRowLastColumn="0" w:lastRowFirstColumn="0" w:lastRowLastColumn="0"/>
+            <w:tcW w:w="3118" w:type="dxa"/>
+            <w:shd w:val="clear" w:color="auto" w:fill="D9E1F2"/>
+          </w:tcPr>
+          <w:p>
+            <w:r>
+              <w:rPr>
+                <w:rFonts w:ascii="Arial" w:hAnsi="Arial"/>
+                <w:sz w:val="21"/>
+              </w:rPr>
+              <w:t>Date:</w:t>
+            </w:r>
+          </w:p>
+        </w:tc>
+        <w:tc>
+          <w:tcPr>
+            <w:tcW w:w="6520" w:type="dxa"/>
+          </w:tcPr>
+          <w:p>
+            <w:pPr>
+              <w:cnfStyle w:val="000000100000" w:firstRow="0" w:lastRow="0" w:firstColumn="0" w:lastColumn="0" w:oddVBand="0" w:evenVBand="0" w:oddHBand="1" w:evenHBand="0" w:firstRowFirstColumn="0" w:firstRowLastColumn="0" w:lastRowFirstColumn="0" w:lastRowLastColumn="0"/>
+            </w:pPr>
+            <w:r>
+              <w:rPr>
+                <w:rFonts w:ascii="Arial" w:hAnsi="Arial"/>
+                <w:sz w:val="21"/>
+              </w:rPr>
+              <w:t>27/09/2026</w:t>
+            </w:r>
+          </w:p>
+        </w:tc>
+      </w:tr>
+      <w:tr>
+        <w:trPr>
+          <w:cnfStyle w:val="000000010000" w:firstRow="0" w:lastRow="0" w:firstColumn="0" w:lastColumn="0" w:oddVBand="0" w:evenVBand="0" w:oddHBand="0" w:evenHBand="1" w:firstRowFirstColumn="0" w:firstRowLastColumn="0" w:lastRowFirstColumn="0" w:lastRowLastColumn="0"/>
+        </w:trPr>
+        <w:tc>
+          <w:tcPr>
+            <w:cnfStyle w:val="001000000000" w:firstRow="0" w:lastRow="0" w:firstColumn="1" w:lastColumn="0" w:oddVBand="0" w:evenVBand="0" w:oddHBand="0" w:evenHBand="0" w:firstRowFirstColumn="0" w:firstRowLastColumn="0" w:lastRowFirstColumn="0" w:lastRowLastColumn="0"/>
+            <w:tcW w:w="3118" w:type="dxa"/>
+            <w:shd w:val="clear" w:color="auto" w:fill="D9E1F2"/>
+          </w:tcPr>
+          <w:p>
+            <w:r>
+              <w:rPr>
+                <w:rFonts w:ascii="Arial" w:hAnsi="Arial"/>
+                <w:sz w:val="21"/>
+              </w:rPr>
+              <w:t>Signature:</w:t>
+            </w:r>
+          </w:p>
+        </w:tc>
+        <w:tc>
+          <w:tcPr>
+            <w:tcW w:w="6520" w:type="dxa"/>
+          </w:tcPr>
+          <w:p>
+            <w:pPr>
+              <w:cnfStyle w:val="000000010000" w:firstRow="0" w:lastRow="0" w:firstColumn="0" w:lastColumn="0" w:oddVBand="0" w:evenVBand="0" w:oddHBand="0" w:evenHBand="1" w:firstRowFirstColumn="0" w:firstRowLastColumn="0" w:lastRowFirstColumn="0" w:lastRowLastColumn="0"/>
+            </w:pPr>
+            <w:r>
+              <w:rPr>
+                <w:rFonts w:ascii="Arial" w:hAnsi="Arial"/>
+                <w:sz w:val="21"/>
+              </w:rPr>
+              <w:t>Huỳnh Thái Toàn</w:t>
+            </w:r>
+            <w:r>
+              <w:rPr>
+                <w:rFonts w:ascii="Myriad Pro" w:hAnsi="Myriad Pro" w:cs="Tahoma"/>
+                <w:noProof/>
+                <w:lang w:eastAsia="vi-VN"/>
+              </w:rPr>
+              <w:drawing>
+                <wp:inline distT="0" distB="0" distL="0" distR="0" wp14:anchorId="5A54DB5D" wp14:editId="04707626">
+                  <wp:extent cx="781235" cy="415290"/>
+                  <wp:effectExtent l="0" t="0" r="0" b="3810"/>
+                  <wp:docPr id="1018047995" name="Picture 2"/>
+                  <wp:cNvGraphicFramePr>
+                    <a:graphicFrameLocks xmlns:a="http://schemas.openxmlformats.org/drawingml/2006/main" noChangeAspect="1"/>
+                  </wp:cNvGraphicFramePr>
+                  <a:graphic xmlns:a="http://schemas.openxmlformats.org/drawingml/2006/main">
+                    <a:graphicData uri="http://schemas.openxmlformats.org/drawingml/2006/picture">
+                      <pic:pic xmlns:pic="http://schemas.openxmlformats.org/drawingml/2006/picture">
+                        <pic:nvPicPr>
+                          <pic:cNvPr id="1018047995" name="Picture 2"/>
+                          <pic:cNvPicPr/>
+                        </pic:nvPicPr>
+                        <pic:blipFill rotWithShape="1">
+                          <a:blip r:embed="rId6" cstate="print">
+                            <a:duotone>
+                              <a:schemeClr val="accent1">
+                                <a:shade val="45000"/>
+                                <a:satMod val="135000"/>
+                              </a:schemeClr>
+                              <a:prstClr val="white"/>
+                            </a:duotone>
+                            <a:extLst>
+                              <a:ext uri="{28A0092B-C50C-407E-A947-70E740481C1C}">
+                                <a14:useLocalDpi xmlns:a14="http://schemas.microsoft.com/office/drawing/2010/main" val="0"/>
+                              </a:ext>
+                            </a:extLst>
+                          </a:blip>
+                          <a:srcRect l="7270" t="22563" r="16482" b="25379"/>
+                          <a:stretch>
+                            <a:fillRect/>
+                          </a:stretch>
+                        </pic:blipFill>
+                        <pic:spPr bwMode="auto">
+                          <a:xfrm>
+                            <a:off x="0" y="0"/>
+                            <a:ext cx="856562" cy="455332"/>
+                          </a:xfrm>
+                          <a:prstGeom prst="rect">
+                            <a:avLst/>
+                          </a:prstGeom>
+                          <a:ln>
+                            <a:noFill/>
+                          </a:ln>
+                          <a:extLst>
+                            <a:ext uri="{53640926-AAD7-44D8-BBD7-CCE9431645EC}">
+                              <a14:shadowObscured xmlns:a14="http://schemas.microsoft.com/office/drawing/2010/main"/>
+                            </a:ext>
+                          </a:extLst>
+                        </pic:spPr>
+                      </pic:pic>
+                    </a:graphicData>
+                  </a:graphic>
+                </wp:inline>
+              </w:drawing>
+            </w:r>
+          </w:p>
+        </w:tc>
+      </w:tr>
+    </w:tbl>
+    <w:p>
+      <w:pPr>
+        <w:pStyle w:val="Heading2"/>
+      </w:pPr>
+      <w:r>
+        <w:rPr>
+          <w:rFonts w:ascii="Arial" w:hAnsi="Arial"/>
+        </w:rPr>
+        <w:t>References</w:t>
+      </w:r>
+    </w:p>
+    <w:p>
+      <w:pPr>
+        <w:pStyle w:val="ListBullet"/>
+      </w:pPr>
+      <w:r>
+        <w:rPr>
+          <w:rFonts w:ascii="Arial" w:hAnsi="Arial"/>
+        </w:rPr>
+        <w:t>Kharbach, M. (2026). AI Use Policy Templates for Higher Education. CC BY-NC-SA 4.0.</w:t>
+      </w:r>
+    </w:p>
+    <w:p>
+      <w:pPr>
+        <w:pStyle w:val="ListBullet"/>
+      </w:pPr>
+      <w:r>
+        <w:rPr>
+          <w:rFonts w:ascii="Arial" w:hAnsi="Arial"/>
+        </w:rPr>
+        <w:t>ISTQB Foundation Level Syllabus (latest version).</w:t>
+      </w:r>
+    </w:p>
+    <w:p>
+      <w:pPr>
+        <w:pStyle w:val="ListBullet"/>
+      </w:pPr>
+      <w:r>
+        <w:rPr>
+          <w:rFonts w:ascii="Arial" w:hAnsi="Arial"/>
+        </w:rPr>
+        <w:t>Hardman, P. (2025). A Post-AI Learning Taxonomy.</w:t>
+      </w:r>
+    </w:p>
+    <w:p>
+      <w:pPr>
+        <w:pStyle w:val="ListBullet"/>
+      </w:pPr>
+      <w:r>
+        <w:rPr>
+          <w:rFonts w:ascii="Arial" w:hAnsi="Arial"/>
+        </w:rPr>
+        <w:t>Fuster Rabella, M. (2025). OECD Education Working Paper No. 338.</w:t>
+      </w:r>
+    </w:p>
+    <w:p>
+      <w:pPr>
+        <w:pStyle w:val="ListBullet"/>
+      </w:pPr>
+      <w:r>
+        <w:rPr>
+          <w:rFonts w:ascii="Arial" w:hAnsi="Arial"/>
+        </w:rPr>
+        <w:t>Perkins, M., Roe, J., &amp; Furze, L. (2025). AI Assessment Scale.</w:t>
+      </w:r>
+    </w:p>
+    <w:p>
+      <w:pPr>
+        <w:pStyle w:val="ListBullet"/>
+      </w:pPr>
+      <w:r>
+        <w:rPr>
+          <w:rFonts w:ascii="Arial" w:hAnsi="Arial"/>
+        </w:rPr>
+        <w:t>Anthropic (2025). Building reliable AI test agents — engineering blog.</w:t>
+      </w:r>
+    </w:p>
+    <w:p>
+      <w:pPr>
+        <w:pStyle w:val="ListBullet"/>
+      </w:pPr>
+      <w:r>
+        <w:rPr>
+          <w:rFonts w:ascii="Arial" w:hAnsi="Arial"/>
+        </w:rPr>
+        <w:lastRenderedPageBreak/>
+        <w:t>DeepEval &amp; Promptfoo documentation — testing frameworks for LLM systems.</w:t>
+      </w:r>
+    </w:p>
+    <w:sectPr>
+      <w:pgSz w:w="12240" w:h="15840"/>
+      <w:pgMar w:top="1440" w:right="1800" w:bottom="1440" w:left="1800" w:header="720" w:footer="720" w:gutter="0"/>
+      <w:cols w:space="720"/>
+      <w:docGrid w:linePitch="360"/>
+    </w:sectPr>
+  </w:body>
+</w:document>
 </file>
 
 <file path=word/numbering.xml><?xml version="1.0" encoding="utf-8"?>
